--- a/6-过程管理/流程制度规范类文件/060102-服务级别管理制度.docx
+++ b/6-过程管理/流程制度规范类文件/060102-服务级别管理制度.docx
@@ -1,14 +1,13 @@
 
 <file path=word/document.xml><?xml version="1.0" encoding="utf-8"?>
-<w:document xmlns:wpc="http://schemas.microsoft.com/office/word/2010/wordprocessingCanvas" xmlns:mc="http://schemas.openxmlformats.org/markup-compatibility/2006" xmlns:o="urn:schemas-microsoft-com:office:office" xmlns:r="http://schemas.openxmlformats.org/officeDocument/2006/relationships" xmlns:m="http://schemas.openxmlformats.org/officeDocument/2006/math" xmlns:v="urn:schemas-microsoft-com:vml" xmlns:wp14="http://schemas.microsoft.com/office/word/2010/wordprocessingDrawing" xmlns:wp="http://schemas.openxmlformats.org/drawingml/2006/wordprocessingDrawing" xmlns:w10="urn:schemas-microsoft-com:office:word" xmlns:w="http://schemas.openxmlformats.org/wordprocessingml/2006/main" xmlns:w14="http://schemas.microsoft.com/office/word/2010/wordml" xmlns:w15="http://schemas.microsoft.com/office/word/2012/wordml" xmlns:wne="http://schemas.microsoft.com/office/word/2006/wordml" xmlns:wpg="http://schemas.microsoft.com/office/word/2010/wordprocessingGroup" xmlns:wpi="http://schemas.microsoft.com/office/word/2010/wordprocessingInk" xmlns:wps="http://schemas.microsoft.com/office/word/2010/wordprocessingShape" mc:Ignorable="w14 w15 wp14">
-  <!-- Generated by Aspose.Words for .NET 13.3.0.1 -->
+<w:document xmlns:wpc="http://schemas.microsoft.com/office/word/2010/wordprocessingCanvas" xmlns:mc="http://schemas.openxmlformats.org/markup-compatibility/2006" xmlns:o="urn:schemas-microsoft-com:office:office" xmlns:r="http://schemas.openxmlformats.org/officeDocument/2006/relationships" xmlns:m="http://schemas.openxmlformats.org/officeDocument/2006/math" xmlns:v="urn:schemas-microsoft-com:vml" xmlns:wp14="http://schemas.microsoft.com/office/word/2010/wordprocessingDrawing" xmlns:wp="http://schemas.openxmlformats.org/drawingml/2006/wordprocessingDrawing" xmlns:w="http://schemas.openxmlformats.org/wordprocessingml/2006/main" xmlns:w14="http://schemas.microsoft.com/office/word/2010/wordml" xmlns:w10="urn:schemas-microsoft-com:office:word" xmlns:w15="http://schemas.microsoft.com/office/word/2012/wordml" xmlns:wpg="http://schemas.microsoft.com/office/word/2010/wordprocessingGroup" xmlns:wpi="http://schemas.microsoft.com/office/word/2010/wordprocessingInk" xmlns:wne="http://schemas.microsoft.com/office/word/2006/wordml" xmlns:wps="http://schemas.microsoft.com/office/word/2010/wordprocessingShape" xmlns:wpsCustomData="http://www.wps.cn/officeDocument/2013/wpsCustomData" mc:Ignorable="w14 w15 wp14">
   <w:body>
     <w:p>
       <w:pPr>
         <w:spacing w:before="78" w:line="219" w:lineRule="auto"/>
         <w:ind w:left="25"/>
         <w:rPr>
-          <w:rFonts w:ascii="宋体" w:eastAsia="宋体" w:hAnsi="宋体" w:cs="宋体" w:hint="default"/>
+          <w:rFonts w:hint="default" w:ascii="宋体" w:hAnsi="宋体" w:eastAsia="宋体" w:cs="宋体"/>
           <w:sz w:val="24"/>
           <w:szCs w:val="24"/>
           <w:lang w:val="en-US" w:eastAsia="zh-CN"/>
@@ -16,7 +15,7 @@
       </w:pPr>
       <w:r>
         <w:rPr>
-          <w:rFonts w:ascii="宋体" w:eastAsia="宋体" w:hAnsi="宋体" w:cs="宋体"/>
+          <w:rFonts w:ascii="宋体" w:hAnsi="宋体" w:eastAsia="宋体" w:cs="宋体"/>
           <w:b/>
           <w:bCs/>
           <w:spacing w:val="-3"/>
@@ -27,7 +26,7 @@
       </w:r>
       <w:r>
         <w:rPr>
-          <w:rFonts w:ascii="宋体" w:eastAsia="宋体" w:hAnsi="宋体" w:cs="宋体" w:hint="eastAsia"/>
+          <w:rFonts w:hint="eastAsia" w:ascii="宋体" w:hAnsi="宋体" w:eastAsia="宋体" w:cs="宋体"/>
           <w:b/>
           <w:bCs/>
           <w:spacing w:val="-3"/>
@@ -39,7 +38,7 @@
       </w:r>
       <w:r>
         <w:rPr>
-          <w:rFonts w:ascii="宋体" w:eastAsia="宋体" w:hAnsi="宋体" w:cs="宋体"/>
+          <w:rFonts w:ascii="宋体" w:hAnsi="宋体" w:eastAsia="宋体" w:cs="宋体"/>
           <w:b/>
           <w:bCs/>
           <w:spacing w:val="-3"/>
@@ -50,7 +49,7 @@
       </w:r>
       <w:r>
         <w:rPr>
-          <w:rFonts w:ascii="宋体" w:eastAsia="宋体" w:hAnsi="宋体" w:cs="宋体" w:hint="eastAsia"/>
+          <w:rFonts w:hint="eastAsia" w:ascii="宋体" w:hAnsi="宋体" w:eastAsia="宋体" w:cs="宋体"/>
           <w:b/>
           <w:bCs/>
           <w:spacing w:val="-3"/>
@@ -62,7 +61,7 @@
       </w:r>
       <w:r>
         <w:rPr>
-          <w:rFonts w:ascii="宋体" w:hAnsi="宋体" w:cs="宋体" w:hint="eastAsia"/>
+          <w:rFonts w:hint="eastAsia" w:ascii="宋体" w:hAnsi="宋体" w:cs="宋体"/>
           <w:b/>
           <w:bCs/>
           <w:spacing w:val="-3"/>
@@ -92,14 +91,14 @@
         <w:ind w:left="23"/>
         <w:textAlignment w:val="auto"/>
         <w:rPr>
-          <w:rFonts w:ascii="宋体" w:eastAsia="宋体" w:hAnsi="宋体" w:cs="宋体"/>
+          <w:rFonts w:ascii="宋体" w:hAnsi="宋体" w:eastAsia="宋体" w:cs="宋体"/>
           <w:sz w:val="24"/>
           <w:szCs w:val="24"/>
         </w:rPr>
       </w:pPr>
       <w:r>
         <w:rPr>
-          <w:rFonts w:ascii="宋体" w:eastAsia="宋体" w:hAnsi="宋体" w:cs="宋体"/>
+          <w:rFonts w:ascii="宋体" w:hAnsi="宋体" w:eastAsia="宋体" w:cs="宋体"/>
           <w:b/>
           <w:bCs/>
           <w:spacing w:val="240"/>
@@ -111,7 +110,7 @@
       </w:r>
       <w:r>
         <w:rPr>
-          <w:rFonts w:ascii="宋体" w:eastAsia="宋体" w:hAnsi="宋体" w:cs="宋体"/>
+          <w:rFonts w:ascii="宋体" w:hAnsi="宋体" w:eastAsia="宋体" w:cs="宋体"/>
           <w:b/>
           <w:bCs/>
           <w:spacing w:val="0"/>
@@ -123,7 +122,7 @@
       </w:r>
       <w:r>
         <w:rPr>
-          <w:rFonts w:ascii="宋体" w:eastAsia="宋体" w:hAnsi="宋体" w:cs="宋体"/>
+          <w:rFonts w:ascii="宋体" w:hAnsi="宋体" w:eastAsia="宋体" w:cs="宋体"/>
           <w:b/>
           <w:bCs/>
           <w:spacing w:val="-5"/>
@@ -135,7 +134,7 @@
     </w:p>
     <w:p>
       <w:pPr>
-        <w:pStyle w:val="a"/>
+        <w:pStyle w:val="24"/>
         <w:bidi w:val="0"/>
       </w:pPr>
       <w:bookmarkStart w:id="0" w:name="_Toc25016"/>
@@ -150,7 +149,7 @@
     </w:p>
     <w:p>
       <w:pPr>
-        <w:pStyle w:val="a0"/>
+        <w:pStyle w:val="25"/>
         <w:bidi w:val="0"/>
         <w:rPr>
           <w:rFonts w:hint="default"/>
@@ -169,17 +168,18 @@
     </w:p>
     <w:tbl>
       <w:tblPr>
-        <w:tblStyle w:val="TableGrid"/>
+        <w:tblStyle w:val="21"/>
         <w:tblW w:w="0" w:type="auto"/>
         <w:tblInd w:w="2443" w:type="dxa"/>
         <w:tblBorders>
-          <w:top w:val="nil"/>
-          <w:left w:val="nil"/>
-          <w:bottom w:val="nil"/>
-          <w:right w:val="nil"/>
-          <w:insideH w:val="nil"/>
-          <w:insideV w:val="nil"/>
+          <w:top w:val="none" w:color="auto" w:sz="0" w:space="0"/>
+          <w:left w:val="none" w:color="auto" w:sz="0" w:space="0"/>
+          <w:bottom w:val="none" w:color="auto" w:sz="0" w:space="0"/>
+          <w:right w:val="none" w:color="auto" w:sz="0" w:space="0"/>
+          <w:insideH w:val="none" w:color="auto" w:sz="0" w:space="0"/>
+          <w:insideV w:val="none" w:color="auto" w:sz="0" w:space="0"/>
         </w:tblBorders>
+        <w:tblLayout w:type="autofit"/>
         <w:tblCellMar>
           <w:top w:w="0" w:type="dxa"/>
           <w:left w:w="108" w:type="dxa"/>
@@ -193,15 +193,13 @@
       </w:tblGrid>
       <w:tr>
         <w:tblPrEx>
-          <w:tblW w:w="0" w:type="auto"/>
-          <w:tblInd w:w="2443" w:type="dxa"/>
           <w:tblBorders>
-            <w:top w:val="nil"/>
-            <w:left w:val="nil"/>
-            <w:bottom w:val="nil"/>
-            <w:right w:val="nil"/>
-            <w:insideH w:val="nil"/>
-            <w:insideV w:val="nil"/>
+            <w:top w:val="none" w:color="auto" w:sz="0" w:space="0"/>
+            <w:left w:val="none" w:color="auto" w:sz="0" w:space="0"/>
+            <w:bottom w:val="none" w:color="auto" w:sz="0" w:space="0"/>
+            <w:right w:val="none" w:color="auto" w:sz="0" w:space="0"/>
+            <w:insideH w:val="none" w:color="auto" w:sz="0" w:space="0"/>
+            <w:insideV w:val="none" w:color="auto" w:sz="0" w:space="0"/>
           </w:tblBorders>
           <w:tblCellMar>
             <w:top w:w="0" w:type="dxa"/>
@@ -211,7 +209,7 @@
           </w:tblCellMar>
         </w:tblPrEx>
         <w:trPr>
-          <w:trHeight w:val="810"/>
+          <w:trHeight w:val="810" w:hRule="atLeast"/>
         </w:trPr>
         <w:tc>
           <w:tcPr>
@@ -242,7 +240,7 @@
             </w:r>
             <w:r>
               <w:rPr>
-                <w:rFonts w:asciiTheme="minorAscii" w:eastAsiaTheme="minorEastAsia" w:hAnsiTheme="minorAscii" w:hint="default"/>
+                <w:rFonts w:hint="default" w:asciiTheme="minorAscii" w:hAnsiTheme="minorAscii" w:eastAsiaTheme="minorEastAsia"/>
                 <w:spacing w:val="227"/>
                 <w:sz w:val="21"/>
                 <w:vertAlign w:val="baseline"/>
@@ -290,7 +288,7 @@
             </w:r>
             <w:r>
               <w:rPr>
-                <w:rFonts w:asciiTheme="minorAscii" w:eastAsiaTheme="minorEastAsia" w:hAnsiTheme="minorAscii" w:hint="eastAsia"/>
+                <w:rFonts w:hint="eastAsia" w:asciiTheme="minorAscii" w:hAnsiTheme="minorAscii" w:eastAsiaTheme="minorEastAsia"/>
                 <w:spacing w:val="227"/>
                 <w:sz w:val="21"/>
                 <w:vertAlign w:val="baseline"/>
@@ -312,8 +310,14 @@
       </w:tr>
       <w:tr>
         <w:tblPrEx>
-          <w:tblW w:w="0" w:type="auto"/>
-          <w:tblInd w:w="2443" w:type="dxa"/>
+          <w:tblBorders>
+            <w:top w:val="none" w:color="auto" w:sz="0" w:space="0"/>
+            <w:left w:val="none" w:color="auto" w:sz="0" w:space="0"/>
+            <w:bottom w:val="none" w:color="auto" w:sz="0" w:space="0"/>
+            <w:right w:val="none" w:color="auto" w:sz="0" w:space="0"/>
+            <w:insideH w:val="none" w:color="auto" w:sz="0" w:space="0"/>
+            <w:insideV w:val="none" w:color="auto" w:sz="0" w:space="0"/>
+          </w:tblBorders>
           <w:tblCellMar>
             <w:top w:w="0" w:type="dxa"/>
             <w:left w:w="108" w:type="dxa"/>
@@ -322,7 +326,7 @@
           </w:tblCellMar>
         </w:tblPrEx>
         <w:trPr>
-          <w:trHeight w:val="810"/>
+          <w:trHeight w:val="810" w:hRule="atLeast"/>
         </w:trPr>
         <w:tc>
           <w:tcPr>
@@ -339,7 +343,7 @@
               <w:overflowPunct/>
               <w:bidi w:val="0"/>
               <w:rPr>
-                <w:rFonts w:ascii="Arial" w:eastAsia="Arial" w:hAnsi="Arial" w:cs="Arial" w:hint="eastAsia"/>
+                <w:rFonts w:hint="eastAsia" w:ascii="Arial" w:hAnsi="Arial" w:eastAsia="Arial" w:cs="Arial"/>
                 <w:snapToGrid w:val="0"/>
                 <w:color w:val="000000"/>
                 <w:kern w:val="0"/>
@@ -359,7 +363,7 @@
             </w:r>
             <w:r>
               <w:rPr>
-                <w:rFonts w:asciiTheme="minorAscii" w:eastAsiaTheme="minorEastAsia" w:hAnsiTheme="minorAscii" w:hint="default"/>
+                <w:rFonts w:hint="default" w:asciiTheme="minorAscii" w:hAnsiTheme="minorAscii" w:eastAsiaTheme="minorEastAsia"/>
                 <w:spacing w:val="227"/>
                 <w:sz w:val="21"/>
                 <w:vertAlign w:val="baseline"/>
@@ -392,7 +396,7 @@
               <w:overflowPunct/>
               <w:bidi w:val="0"/>
               <w:rPr>
-                <w:rFonts w:ascii="Arial" w:eastAsia="Arial" w:hAnsi="Arial" w:cs="Arial" w:hint="eastAsia"/>
+                <w:rFonts w:hint="eastAsia" w:ascii="Arial" w:hAnsi="Arial" w:eastAsia="Arial" w:cs="Arial"/>
                 <w:snapToGrid w:val="0"/>
                 <w:color w:val="000000"/>
                 <w:kern w:val="0"/>
@@ -408,11 +412,21 @@
                 <w:vertAlign w:val="baseline"/>
                 <w:lang w:val="en-US" w:eastAsia="zh-CN"/>
               </w:rPr>
-              <w:t>编制时间</w:t>
+              <w:t>审核</w:t>
+            </w:r>
+            <w:bookmarkStart w:id="27" w:name="_GoBack"/>
+            <w:bookmarkEnd w:id="27"/>
+            <w:r>
+              <w:rPr>
+                <w:rFonts w:hint="eastAsia"/>
+                <w:vertAlign w:val="baseline"/>
+                <w:lang w:val="en-US" w:eastAsia="zh-CN"/>
+              </w:rPr>
+              <w:t>时间</w:t>
             </w:r>
             <w:r>
               <w:rPr>
-                <w:rFonts w:asciiTheme="minorAscii" w:eastAsiaTheme="minorEastAsia" w:hAnsiTheme="minorAscii" w:hint="eastAsia"/>
+                <w:rFonts w:hint="eastAsia" w:asciiTheme="minorAscii" w:hAnsiTheme="minorAscii" w:eastAsiaTheme="minorEastAsia"/>
                 <w:spacing w:val="227"/>
                 <w:sz w:val="21"/>
                 <w:vertAlign w:val="baseline"/>
@@ -434,8 +448,14 @@
       </w:tr>
       <w:tr>
         <w:tblPrEx>
-          <w:tblW w:w="0" w:type="auto"/>
-          <w:tblInd w:w="2443" w:type="dxa"/>
+          <w:tblBorders>
+            <w:top w:val="none" w:color="auto" w:sz="0" w:space="0"/>
+            <w:left w:val="none" w:color="auto" w:sz="0" w:space="0"/>
+            <w:bottom w:val="none" w:color="auto" w:sz="0" w:space="0"/>
+            <w:right w:val="none" w:color="auto" w:sz="0" w:space="0"/>
+            <w:insideH w:val="none" w:color="auto" w:sz="0" w:space="0"/>
+            <w:insideV w:val="none" w:color="auto" w:sz="0" w:space="0"/>
+          </w:tblBorders>
           <w:tblCellMar>
             <w:top w:w="0" w:type="dxa"/>
             <w:left w:w="108" w:type="dxa"/>
@@ -444,7 +464,7 @@
           </w:tblCellMar>
         </w:tblPrEx>
         <w:trPr>
-          <w:trHeight w:val="635"/>
+          <w:trHeight w:val="635" w:hRule="atLeast"/>
         </w:trPr>
         <w:tc>
           <w:tcPr>
@@ -475,7 +495,7 @@
             </w:r>
             <w:r>
               <w:rPr>
-                <w:rFonts w:asciiTheme="minorAscii" w:eastAsiaTheme="minorEastAsia" w:hAnsiTheme="minorAscii" w:hint="eastAsia"/>
+                <w:rFonts w:hint="eastAsia" w:asciiTheme="minorAscii" w:hAnsiTheme="minorAscii" w:eastAsiaTheme="minorEastAsia"/>
                 <w:spacing w:val="227"/>
                 <w:sz w:val="21"/>
                 <w:vertAlign w:val="baseline"/>
@@ -522,7 +542,7 @@
             </w:r>
             <w:r>
               <w:rPr>
-                <w:rFonts w:asciiTheme="minorAscii" w:eastAsiaTheme="minorEastAsia" w:hAnsiTheme="minorAscii" w:hint="eastAsia"/>
+                <w:rFonts w:hint="eastAsia" w:asciiTheme="minorAscii" w:hAnsiTheme="minorAscii" w:eastAsiaTheme="minorEastAsia"/>
                 <w:spacing w:val="227"/>
                 <w:sz w:val="21"/>
                 <w:vertAlign w:val="baseline"/>
@@ -553,14 +573,14 @@
         <w:spacing w:before="153" w:line="225" w:lineRule="auto"/>
         <w:ind w:left="3634"/>
         <w:rPr>
-          <w:rFonts w:ascii="宋体" w:eastAsia="宋体" w:hAnsi="宋体" w:cs="宋体"/>
+          <w:rFonts w:ascii="宋体" w:hAnsi="宋体" w:eastAsia="宋体" w:cs="宋体"/>
           <w:sz w:val="31"/>
           <w:szCs w:val="31"/>
         </w:rPr>
       </w:pPr>
       <w:r>
         <w:rPr>
-          <w:rFonts w:ascii="宋体" w:eastAsia="宋体" w:hAnsi="宋体" w:cs="宋体"/>
+          <w:rFonts w:ascii="宋体" w:hAnsi="宋体" w:eastAsia="宋体" w:cs="宋体"/>
           <w:b/>
           <w:bCs/>
           <w:spacing w:val="4"/>
@@ -572,16 +592,16 @@
     </w:p>
     <w:tbl>
       <w:tblPr>
-        <w:tblStyle w:val="TableNormal0"/>
+        <w:tblStyle w:val="26"/>
         <w:tblW w:w="8301" w:type="dxa"/>
         <w:tblInd w:w="2" w:type="dxa"/>
         <w:tblBorders>
-          <w:top w:val="single" w:sz="2" w:space="0" w:color="000000"/>
-          <w:left w:val="single" w:sz="2" w:space="0" w:color="000000"/>
-          <w:bottom w:val="single" w:sz="2" w:space="0" w:color="000000"/>
-          <w:right w:val="single" w:sz="2" w:space="0" w:color="000000"/>
-          <w:insideH w:val="single" w:sz="2" w:space="0" w:color="000000"/>
-          <w:insideV w:val="single" w:sz="2" w:space="0" w:color="000000"/>
+          <w:top w:val="single" w:color="000000" w:sz="2" w:space="0"/>
+          <w:left w:val="single" w:color="000000" w:sz="2" w:space="0"/>
+          <w:bottom w:val="single" w:color="000000" w:sz="2" w:space="0"/>
+          <w:right w:val="single" w:color="000000" w:sz="2" w:space="0"/>
+          <w:insideH w:val="single" w:color="000000" w:sz="2" w:space="0"/>
+          <w:insideV w:val="single" w:color="000000" w:sz="2" w:space="0"/>
         </w:tblBorders>
         <w:tblLayout w:type="fixed"/>
         <w:tblCellMar>
@@ -601,17 +621,14 @@
       </w:tblGrid>
       <w:tr>
         <w:tblPrEx>
-          <w:tblW w:w="8301" w:type="dxa"/>
-          <w:tblInd w:w="2" w:type="dxa"/>
           <w:tblBorders>
-            <w:top w:val="single" w:sz="2" w:space="0" w:color="000000"/>
-            <w:left w:val="single" w:sz="2" w:space="0" w:color="000000"/>
-            <w:bottom w:val="single" w:sz="2" w:space="0" w:color="000000"/>
-            <w:right w:val="single" w:sz="2" w:space="0" w:color="000000"/>
-            <w:insideH w:val="single" w:sz="2" w:space="0" w:color="000000"/>
-            <w:insideV w:val="single" w:sz="2" w:space="0" w:color="000000"/>
+            <w:top w:val="single" w:color="000000" w:sz="2" w:space="0"/>
+            <w:left w:val="single" w:color="000000" w:sz="2" w:space="0"/>
+            <w:bottom w:val="single" w:color="000000" w:sz="2" w:space="0"/>
+            <w:right w:val="single" w:color="000000" w:sz="2" w:space="0"/>
+            <w:insideH w:val="single" w:color="000000" w:sz="2" w:space="0"/>
+            <w:insideV w:val="single" w:color="000000" w:sz="2" w:space="0"/>
           </w:tblBorders>
-          <w:tblLayout w:type="fixed"/>
           <w:tblCellMar>
             <w:top w:w="0" w:type="dxa"/>
             <w:left w:w="0" w:type="dxa"/>
@@ -620,7 +637,7 @@
           </w:tblCellMar>
         </w:tblPrEx>
         <w:trPr>
-          <w:trHeight w:val="593"/>
+          <w:trHeight w:val="593" w:hRule="atLeast"/>
         </w:trPr>
         <w:tc>
           <w:tcPr>
@@ -631,14 +648,14 @@
               <w:spacing w:before="176" w:line="228" w:lineRule="auto"/>
               <w:ind w:left="607"/>
               <w:rPr>
-                <w:rFonts w:ascii="宋体" w:eastAsia="宋体" w:hAnsi="宋体" w:cs="宋体"/>
+                <w:rFonts w:ascii="宋体" w:hAnsi="宋体" w:eastAsia="宋体" w:cs="宋体"/>
                 <w:sz w:val="20"/>
                 <w:szCs w:val="20"/>
               </w:rPr>
             </w:pPr>
             <w:r>
               <w:rPr>
-                <w:rFonts w:ascii="宋体" w:eastAsia="宋体" w:hAnsi="宋体" w:cs="宋体"/>
+                <w:rFonts w:ascii="宋体" w:hAnsi="宋体" w:eastAsia="宋体" w:cs="宋体"/>
                 <w:spacing w:val="-14"/>
                 <w:sz w:val="20"/>
                 <w:szCs w:val="20"/>
@@ -656,14 +673,14 @@
               <w:spacing w:before="175" w:line="227" w:lineRule="auto"/>
               <w:ind w:left="253"/>
               <w:rPr>
-                <w:rFonts w:ascii="宋体" w:eastAsia="宋体" w:hAnsi="宋体" w:cs="宋体"/>
+                <w:rFonts w:ascii="宋体" w:hAnsi="宋体" w:eastAsia="宋体" w:cs="宋体"/>
                 <w:sz w:val="20"/>
                 <w:szCs w:val="20"/>
               </w:rPr>
             </w:pPr>
             <w:r>
               <w:rPr>
-                <w:rFonts w:ascii="宋体" w:eastAsia="宋体" w:hAnsi="宋体" w:cs="宋体"/>
+                <w:rFonts w:ascii="宋体" w:hAnsi="宋体" w:eastAsia="宋体" w:cs="宋体"/>
                 <w:spacing w:val="4"/>
                 <w:sz w:val="20"/>
                 <w:szCs w:val="20"/>
@@ -681,14 +698,14 @@
               <w:spacing w:before="175" w:line="228" w:lineRule="auto"/>
               <w:ind w:left="730"/>
               <w:rPr>
-                <w:rFonts w:ascii="宋体" w:eastAsia="宋体" w:hAnsi="宋体" w:cs="宋体"/>
+                <w:rFonts w:ascii="宋体" w:hAnsi="宋体" w:eastAsia="宋体" w:cs="宋体"/>
                 <w:sz w:val="20"/>
                 <w:szCs w:val="20"/>
               </w:rPr>
             </w:pPr>
             <w:r>
               <w:rPr>
-                <w:rFonts w:ascii="宋体" w:eastAsia="宋体" w:hAnsi="宋体" w:cs="宋体"/>
+                <w:rFonts w:ascii="宋体" w:hAnsi="宋体" w:eastAsia="宋体" w:cs="宋体"/>
                 <w:spacing w:val="7"/>
                 <w:sz w:val="20"/>
                 <w:szCs w:val="20"/>
@@ -706,14 +723,14 @@
               <w:spacing w:before="175" w:line="228" w:lineRule="auto"/>
               <w:ind w:left="310"/>
               <w:rPr>
-                <w:rFonts w:ascii="宋体" w:eastAsia="宋体" w:hAnsi="宋体" w:cs="宋体"/>
+                <w:rFonts w:ascii="宋体" w:hAnsi="宋体" w:eastAsia="宋体" w:cs="宋体"/>
                 <w:sz w:val="20"/>
                 <w:szCs w:val="20"/>
               </w:rPr>
             </w:pPr>
             <w:r>
               <w:rPr>
-                <w:rFonts w:ascii="宋体" w:eastAsia="宋体" w:hAnsi="宋体" w:cs="宋体"/>
+                <w:rFonts w:ascii="宋体" w:hAnsi="宋体" w:eastAsia="宋体" w:cs="宋体"/>
                 <w:spacing w:val="6"/>
                 <w:sz w:val="20"/>
                 <w:szCs w:val="20"/>
@@ -731,7 +748,7 @@
               <w:spacing w:before="175" w:line="228" w:lineRule="auto"/>
               <w:ind w:left="310"/>
               <w:rPr>
-                <w:rFonts w:ascii="宋体" w:eastAsia="宋体" w:hAnsi="宋体" w:cs="宋体" w:hint="eastAsia"/>
+                <w:rFonts w:hint="eastAsia" w:ascii="宋体" w:hAnsi="宋体" w:eastAsia="宋体" w:cs="宋体"/>
                 <w:spacing w:val="6"/>
                 <w:sz w:val="20"/>
                 <w:szCs w:val="20"/>
@@ -740,7 +757,7 @@
             </w:pPr>
             <w:r>
               <w:rPr>
-                <w:rFonts w:ascii="宋体" w:eastAsia="宋体" w:hAnsi="宋体" w:cs="宋体" w:hint="eastAsia"/>
+                <w:rFonts w:hint="eastAsia" w:ascii="宋体" w:hAnsi="宋体" w:eastAsia="宋体" w:cs="宋体"/>
                 <w:spacing w:val="6"/>
                 <w:sz w:val="20"/>
                 <w:szCs w:val="20"/>
@@ -759,14 +776,14 @@
               <w:spacing w:before="176" w:line="229" w:lineRule="auto"/>
               <w:ind w:left="311"/>
               <w:rPr>
-                <w:rFonts w:ascii="宋体" w:eastAsia="宋体" w:hAnsi="宋体" w:cs="宋体"/>
+                <w:rFonts w:ascii="宋体" w:hAnsi="宋体" w:eastAsia="宋体" w:cs="宋体"/>
                 <w:sz w:val="20"/>
                 <w:szCs w:val="20"/>
               </w:rPr>
             </w:pPr>
             <w:r>
               <w:rPr>
-                <w:rFonts w:ascii="宋体" w:eastAsia="宋体" w:hAnsi="宋体" w:cs="宋体"/>
+                <w:rFonts w:ascii="宋体" w:hAnsi="宋体" w:eastAsia="宋体" w:cs="宋体"/>
                 <w:spacing w:val="7"/>
                 <w:sz w:val="20"/>
                 <w:szCs w:val="20"/>
@@ -778,9 +795,14 @@
       </w:tr>
       <w:tr>
         <w:tblPrEx>
-          <w:tblW w:w="8301" w:type="dxa"/>
-          <w:tblInd w:w="2" w:type="dxa"/>
-          <w:tblLayout w:type="fixed"/>
+          <w:tblBorders>
+            <w:top w:val="single" w:color="000000" w:sz="2" w:space="0"/>
+            <w:left w:val="single" w:color="000000" w:sz="2" w:space="0"/>
+            <w:bottom w:val="single" w:color="000000" w:sz="2" w:space="0"/>
+            <w:right w:val="single" w:color="000000" w:sz="2" w:space="0"/>
+            <w:insideH w:val="single" w:color="000000" w:sz="2" w:space="0"/>
+            <w:insideV w:val="single" w:color="000000" w:sz="2" w:space="0"/>
+          </w:tblBorders>
           <w:tblCellMar>
             <w:top w:w="0" w:type="dxa"/>
             <w:left w:w="0" w:type="dxa"/>
@@ -789,7 +811,7 @@
           </w:tblCellMar>
         </w:tblPrEx>
         <w:trPr>
-          <w:trHeight w:val="556"/>
+          <w:trHeight w:val="556" w:hRule="atLeast"/>
         </w:trPr>
         <w:tc>
           <w:tcPr>
@@ -800,14 +822,14 @@
               <w:spacing w:before="173" w:line="267" w:lineRule="exact"/>
               <w:ind w:left="260"/>
               <w:rPr>
-                <w:rFonts w:ascii="宋体" w:eastAsia="宋体" w:hAnsi="宋体" w:cs="宋体"/>
+                <w:rFonts w:ascii="宋体" w:hAnsi="宋体" w:eastAsia="宋体" w:cs="宋体"/>
                 <w:sz w:val="20"/>
                 <w:szCs w:val="20"/>
               </w:rPr>
             </w:pPr>
             <w:r>
               <w:rPr>
-                <w:rFonts w:ascii="宋体" w:eastAsia="宋体" w:hAnsi="宋体" w:cs="宋体"/>
+                <w:rFonts w:ascii="宋体" w:hAnsi="宋体" w:eastAsia="宋体" w:cs="宋体"/>
                 <w:spacing w:val="3"/>
                 <w:position w:val="1"/>
                 <w:sz w:val="20"/>
@@ -826,14 +848,14 @@
               <w:spacing w:before="173" w:line="267" w:lineRule="exact"/>
               <w:ind w:left="248"/>
               <w:rPr>
-                <w:rFonts w:ascii="宋体" w:eastAsia="宋体" w:hAnsi="宋体" w:cs="宋体"/>
+                <w:rFonts w:ascii="宋体" w:hAnsi="宋体" w:eastAsia="宋体" w:cs="宋体"/>
                 <w:sz w:val="20"/>
                 <w:szCs w:val="20"/>
               </w:rPr>
             </w:pPr>
             <w:r>
               <w:rPr>
-                <w:rFonts w:ascii="宋体" w:eastAsia="宋体" w:hAnsi="宋体" w:cs="宋体"/>
+                <w:rFonts w:ascii="宋体" w:hAnsi="宋体" w:eastAsia="宋体" w:cs="宋体"/>
                 <w:spacing w:val="4"/>
                 <w:position w:val="1"/>
                 <w:sz w:val="20"/>
@@ -853,14 +875,14 @@
               <w:ind w:left="114"/>
               <w:jc w:val="center"/>
               <w:rPr>
-                <w:rFonts w:ascii="宋体" w:eastAsia="宋体" w:hAnsi="宋体" w:cs="宋体"/>
+                <w:rFonts w:ascii="宋体" w:hAnsi="宋体" w:eastAsia="宋体" w:cs="宋体"/>
                 <w:sz w:val="20"/>
                 <w:szCs w:val="20"/>
               </w:rPr>
             </w:pPr>
             <w:r>
               <w:rPr>
-                <w:rFonts w:ascii="宋体" w:eastAsia="宋体" w:hAnsi="宋体" w:cs="宋体"/>
+                <w:rFonts w:ascii="宋体" w:hAnsi="宋体" w:eastAsia="宋体" w:cs="宋体"/>
                 <w:spacing w:val="7"/>
                 <w:sz w:val="20"/>
                 <w:szCs w:val="20"/>
@@ -878,7 +900,7 @@
               <w:spacing w:before="172" w:line="228" w:lineRule="auto"/>
               <w:ind w:left="313"/>
               <w:rPr>
-                <w:rFonts w:ascii="宋体" w:eastAsia="宋体" w:hAnsi="宋体" w:cs="宋体" w:hint="eastAsia"/>
+                <w:rFonts w:hint="eastAsia" w:ascii="宋体" w:hAnsi="宋体" w:eastAsia="宋体" w:cs="宋体"/>
                 <w:sz w:val="20"/>
                 <w:szCs w:val="20"/>
                 <w:lang w:val="en-US" w:eastAsia="zh-CN"/>
@@ -886,7 +908,7 @@
             </w:pPr>
             <w:r>
               <w:rPr>
-                <w:rFonts w:ascii="宋体" w:hAnsi="宋体" w:cs="宋体" w:hint="eastAsia"/>
+                <w:rFonts w:hint="eastAsia" w:ascii="宋体" w:hAnsi="宋体" w:cs="宋体"/>
                 <w:sz w:val="20"/>
                 <w:szCs w:val="20"/>
                 <w:lang w:val="en-US" w:eastAsia="zh-CN"/>
@@ -904,7 +926,7 @@
               <w:spacing w:before="172" w:line="228" w:lineRule="auto"/>
               <w:ind w:left="313"/>
               <w:rPr>
-                <w:rFonts w:ascii="宋体" w:eastAsia="宋体" w:hAnsi="宋体" w:cs="宋体" w:hint="eastAsia"/>
+                <w:rFonts w:hint="eastAsia" w:ascii="宋体" w:hAnsi="宋体" w:eastAsia="宋体" w:cs="宋体"/>
                 <w:spacing w:val="5"/>
                 <w:sz w:val="20"/>
                 <w:szCs w:val="20"/>
@@ -928,14 +950,14 @@
               <w:spacing w:before="173" w:line="229" w:lineRule="auto"/>
               <w:ind w:left="314"/>
               <w:rPr>
-                <w:rFonts w:ascii="宋体" w:eastAsia="宋体" w:hAnsi="宋体" w:cs="宋体"/>
+                <w:rFonts w:ascii="宋体" w:hAnsi="宋体" w:eastAsia="宋体" w:cs="宋体"/>
                 <w:sz w:val="20"/>
                 <w:szCs w:val="20"/>
               </w:rPr>
             </w:pPr>
             <w:r>
               <w:rPr>
-                <w:rFonts w:ascii="宋体" w:eastAsia="宋体" w:hAnsi="宋体" w:cs="宋体" w:hint="eastAsia"/>
+                <w:rFonts w:hint="eastAsia" w:ascii="宋体" w:hAnsi="宋体" w:eastAsia="宋体" w:cs="宋体"/>
                 <w:spacing w:val="6"/>
                 <w:sz w:val="20"/>
                 <w:szCs w:val="20"/>
@@ -948,9 +970,14 @@
       </w:tr>
       <w:tr>
         <w:tblPrEx>
-          <w:tblW w:w="8301" w:type="dxa"/>
-          <w:tblInd w:w="2" w:type="dxa"/>
-          <w:tblLayout w:type="fixed"/>
+          <w:tblBorders>
+            <w:top w:val="single" w:color="000000" w:sz="2" w:space="0"/>
+            <w:left w:val="single" w:color="000000" w:sz="2" w:space="0"/>
+            <w:bottom w:val="single" w:color="000000" w:sz="2" w:space="0"/>
+            <w:right w:val="single" w:color="000000" w:sz="2" w:space="0"/>
+            <w:insideH w:val="single" w:color="000000" w:sz="2" w:space="0"/>
+            <w:insideV w:val="single" w:color="000000" w:sz="2" w:space="0"/>
+          </w:tblBorders>
           <w:tblCellMar>
             <w:top w:w="0" w:type="dxa"/>
             <w:left w:w="0" w:type="dxa"/>
@@ -959,7 +986,7 @@
           </w:tblCellMar>
         </w:tblPrEx>
         <w:trPr>
-          <w:trHeight w:val="556"/>
+          <w:trHeight w:val="556" w:hRule="atLeast"/>
         </w:trPr>
         <w:tc>
           <w:tcPr>
@@ -967,7 +994,7 @@
           </w:tcPr>
           <w:p>
             <w:pPr>
-              <w:pStyle w:val="TableText"/>
+              <w:pStyle w:val="27"/>
             </w:pPr>
           </w:p>
         </w:tc>
@@ -977,7 +1004,7 @@
           </w:tcPr>
           <w:p>
             <w:pPr>
-              <w:pStyle w:val="TableText"/>
+              <w:pStyle w:val="27"/>
             </w:pPr>
           </w:p>
         </w:tc>
@@ -987,7 +1014,7 @@
           </w:tcPr>
           <w:p>
             <w:pPr>
-              <w:pStyle w:val="TableText"/>
+              <w:pStyle w:val="27"/>
             </w:pPr>
           </w:p>
         </w:tc>
@@ -1019,25 +1046,24 @@
           </w:tcPr>
           <w:p>
             <w:pPr>
-              <w:pStyle w:val="TableText"/>
+              <w:pStyle w:val="27"/>
             </w:pPr>
           </w:p>
         </w:tc>
       </w:tr>
       <w:tr>
         <w:tblPrEx>
-          <w:tblW w:w="8301" w:type="dxa"/>
-          <w:tblInd w:w="2" w:type="dxa"/>
-          <w:tblLayout w:type="fixed"/>
-          <w:tblCellMar>
-            <w:top w:w="0" w:type="dxa"/>
-            <w:left w:w="0" w:type="dxa"/>
-            <w:bottom w:w="0" w:type="dxa"/>
-            <w:right w:w="0" w:type="dxa"/>
-          </w:tblCellMar>
+          <w:tblBorders>
+            <w:top w:val="single" w:color="000000" w:sz="2" w:space="0"/>
+            <w:left w:val="single" w:color="000000" w:sz="2" w:space="0"/>
+            <w:bottom w:val="single" w:color="000000" w:sz="2" w:space="0"/>
+            <w:right w:val="single" w:color="000000" w:sz="2" w:space="0"/>
+            <w:insideH w:val="single" w:color="000000" w:sz="2" w:space="0"/>
+            <w:insideV w:val="single" w:color="000000" w:sz="2" w:space="0"/>
+          </w:tblBorders>
         </w:tblPrEx>
         <w:trPr>
-          <w:trHeight w:val="556"/>
+          <w:trHeight w:val="556" w:hRule="atLeast"/>
         </w:trPr>
         <w:tc>
           <w:tcPr>
@@ -1045,7 +1071,7 @@
           </w:tcPr>
           <w:p>
             <w:pPr>
-              <w:pStyle w:val="TableText"/>
+              <w:pStyle w:val="27"/>
             </w:pPr>
           </w:p>
         </w:tc>
@@ -1055,7 +1081,7 @@
           </w:tcPr>
           <w:p>
             <w:pPr>
-              <w:pStyle w:val="TableText"/>
+              <w:pStyle w:val="27"/>
             </w:pPr>
           </w:p>
         </w:tc>
@@ -1065,7 +1091,7 @@
           </w:tcPr>
           <w:p>
             <w:pPr>
-              <w:pStyle w:val="TableText"/>
+              <w:pStyle w:val="27"/>
             </w:pPr>
           </w:p>
         </w:tc>
@@ -1097,16 +1123,21 @@
           </w:tcPr>
           <w:p>
             <w:pPr>
-              <w:pStyle w:val="TableText"/>
+              <w:pStyle w:val="27"/>
             </w:pPr>
           </w:p>
         </w:tc>
       </w:tr>
       <w:tr>
         <w:tblPrEx>
-          <w:tblW w:w="8301" w:type="dxa"/>
-          <w:tblInd w:w="2" w:type="dxa"/>
-          <w:tblLayout w:type="fixed"/>
+          <w:tblBorders>
+            <w:top w:val="single" w:color="000000" w:sz="2" w:space="0"/>
+            <w:left w:val="single" w:color="000000" w:sz="2" w:space="0"/>
+            <w:bottom w:val="single" w:color="000000" w:sz="2" w:space="0"/>
+            <w:right w:val="single" w:color="000000" w:sz="2" w:space="0"/>
+            <w:insideH w:val="single" w:color="000000" w:sz="2" w:space="0"/>
+            <w:insideV w:val="single" w:color="000000" w:sz="2" w:space="0"/>
+          </w:tblBorders>
           <w:tblCellMar>
             <w:top w:w="0" w:type="dxa"/>
             <w:left w:w="0" w:type="dxa"/>
@@ -1115,7 +1146,7 @@
           </w:tblCellMar>
         </w:tblPrEx>
         <w:trPr>
-          <w:trHeight w:val="557"/>
+          <w:trHeight w:val="557" w:hRule="atLeast"/>
         </w:trPr>
         <w:tc>
           <w:tcPr>
@@ -1123,7 +1154,7 @@
           </w:tcPr>
           <w:p>
             <w:pPr>
-              <w:pStyle w:val="TableText"/>
+              <w:pStyle w:val="27"/>
             </w:pPr>
           </w:p>
         </w:tc>
@@ -1133,7 +1164,7 @@
           </w:tcPr>
           <w:p>
             <w:pPr>
-              <w:pStyle w:val="TableText"/>
+              <w:pStyle w:val="27"/>
             </w:pPr>
           </w:p>
         </w:tc>
@@ -1143,7 +1174,7 @@
           </w:tcPr>
           <w:p>
             <w:pPr>
-              <w:pStyle w:val="TableText"/>
+              <w:pStyle w:val="27"/>
             </w:pPr>
           </w:p>
         </w:tc>
@@ -1153,7 +1184,7 @@
           </w:tcPr>
           <w:p>
             <w:pPr>
-              <w:pStyle w:val="TableText"/>
+              <w:pStyle w:val="27"/>
             </w:pPr>
           </w:p>
         </w:tc>
@@ -1163,7 +1194,7 @@
           </w:tcPr>
           <w:p>
             <w:pPr>
-              <w:pStyle w:val="TableText"/>
+              <w:pStyle w:val="27"/>
             </w:pPr>
           </w:p>
         </w:tc>
@@ -1173,16 +1204,21 @@
           </w:tcPr>
           <w:p>
             <w:pPr>
-              <w:pStyle w:val="TableText"/>
+              <w:pStyle w:val="27"/>
             </w:pPr>
           </w:p>
         </w:tc>
       </w:tr>
       <w:tr>
         <w:tblPrEx>
-          <w:tblW w:w="8301" w:type="dxa"/>
-          <w:tblInd w:w="2" w:type="dxa"/>
-          <w:tblLayout w:type="fixed"/>
+          <w:tblBorders>
+            <w:top w:val="single" w:color="000000" w:sz="2" w:space="0"/>
+            <w:left w:val="single" w:color="000000" w:sz="2" w:space="0"/>
+            <w:bottom w:val="single" w:color="000000" w:sz="2" w:space="0"/>
+            <w:right w:val="single" w:color="000000" w:sz="2" w:space="0"/>
+            <w:insideH w:val="single" w:color="000000" w:sz="2" w:space="0"/>
+            <w:insideV w:val="single" w:color="000000" w:sz="2" w:space="0"/>
+          </w:tblBorders>
           <w:tblCellMar>
             <w:top w:w="0" w:type="dxa"/>
             <w:left w:w="0" w:type="dxa"/>
@@ -1191,7 +1227,7 @@
           </w:tblCellMar>
         </w:tblPrEx>
         <w:trPr>
-          <w:trHeight w:val="556"/>
+          <w:trHeight w:val="556" w:hRule="atLeast"/>
         </w:trPr>
         <w:tc>
           <w:tcPr>
@@ -1199,7 +1235,7 @@
           </w:tcPr>
           <w:p>
             <w:pPr>
-              <w:pStyle w:val="TableText"/>
+              <w:pStyle w:val="27"/>
             </w:pPr>
           </w:p>
         </w:tc>
@@ -1209,7 +1245,7 @@
           </w:tcPr>
           <w:p>
             <w:pPr>
-              <w:pStyle w:val="TableText"/>
+              <w:pStyle w:val="27"/>
             </w:pPr>
           </w:p>
         </w:tc>
@@ -1219,7 +1255,7 @@
           </w:tcPr>
           <w:p>
             <w:pPr>
-              <w:pStyle w:val="TableText"/>
+              <w:pStyle w:val="27"/>
             </w:pPr>
           </w:p>
         </w:tc>
@@ -1229,7 +1265,7 @@
           </w:tcPr>
           <w:p>
             <w:pPr>
-              <w:pStyle w:val="TableText"/>
+              <w:pStyle w:val="27"/>
             </w:pPr>
           </w:p>
         </w:tc>
@@ -1239,7 +1275,7 @@
           </w:tcPr>
           <w:p>
             <w:pPr>
-              <w:pStyle w:val="TableText"/>
+              <w:pStyle w:val="27"/>
             </w:pPr>
           </w:p>
         </w:tc>
@@ -1249,16 +1285,21 @@
           </w:tcPr>
           <w:p>
             <w:pPr>
-              <w:pStyle w:val="TableText"/>
+              <w:pStyle w:val="27"/>
             </w:pPr>
           </w:p>
         </w:tc>
       </w:tr>
       <w:tr>
         <w:tblPrEx>
-          <w:tblW w:w="8301" w:type="dxa"/>
-          <w:tblInd w:w="2" w:type="dxa"/>
-          <w:tblLayout w:type="fixed"/>
+          <w:tblBorders>
+            <w:top w:val="single" w:color="000000" w:sz="2" w:space="0"/>
+            <w:left w:val="single" w:color="000000" w:sz="2" w:space="0"/>
+            <w:bottom w:val="single" w:color="000000" w:sz="2" w:space="0"/>
+            <w:right w:val="single" w:color="000000" w:sz="2" w:space="0"/>
+            <w:insideH w:val="single" w:color="000000" w:sz="2" w:space="0"/>
+            <w:insideV w:val="single" w:color="000000" w:sz="2" w:space="0"/>
+          </w:tblBorders>
           <w:tblCellMar>
             <w:top w:w="0" w:type="dxa"/>
             <w:left w:w="0" w:type="dxa"/>
@@ -1267,7 +1308,7 @@
           </w:tblCellMar>
         </w:tblPrEx>
         <w:trPr>
-          <w:trHeight w:val="561"/>
+          <w:trHeight w:val="561" w:hRule="atLeast"/>
         </w:trPr>
         <w:tc>
           <w:tcPr>
@@ -1275,7 +1316,7 @@
           </w:tcPr>
           <w:p>
             <w:pPr>
-              <w:pStyle w:val="TableText"/>
+              <w:pStyle w:val="27"/>
             </w:pPr>
           </w:p>
         </w:tc>
@@ -1285,7 +1326,7 @@
           </w:tcPr>
           <w:p>
             <w:pPr>
-              <w:pStyle w:val="TableText"/>
+              <w:pStyle w:val="27"/>
             </w:pPr>
           </w:p>
         </w:tc>
@@ -1295,7 +1336,7 @@
           </w:tcPr>
           <w:p>
             <w:pPr>
-              <w:pStyle w:val="TableText"/>
+              <w:pStyle w:val="27"/>
             </w:pPr>
           </w:p>
         </w:tc>
@@ -1305,7 +1346,7 @@
           </w:tcPr>
           <w:p>
             <w:pPr>
-              <w:pStyle w:val="TableText"/>
+              <w:pStyle w:val="27"/>
             </w:pPr>
           </w:p>
         </w:tc>
@@ -1315,7 +1356,7 @@
           </w:tcPr>
           <w:p>
             <w:pPr>
-              <w:pStyle w:val="TableText"/>
+              <w:pStyle w:val="27"/>
             </w:pPr>
           </w:p>
         </w:tc>
@@ -1325,7 +1366,7 @@
           </w:tcPr>
           <w:p>
             <w:pPr>
-              <w:pStyle w:val="TableText"/>
+              <w:pStyle w:val="27"/>
             </w:pPr>
           </w:p>
         </w:tc>
@@ -1339,7 +1380,7 @@
     <w:sdt>
       <w:sdtPr>
         <w:rPr>
-          <w:rFonts w:ascii="宋体" w:eastAsia="宋体" w:hAnsi="宋体" w:cs="Arial"/>
+          <w:rFonts w:ascii="宋体" w:hAnsi="宋体" w:eastAsia="宋体" w:cs="Arial"/>
           <w:snapToGrid w:val="0"/>
           <w:color w:val="000000"/>
           <w:kern w:val="0"/>
@@ -1355,7 +1396,7 @@
       </w:sdtPr>
       <w:sdtEndPr>
         <w:rPr>
-          <w:rFonts w:ascii="宋体" w:eastAsia="宋体" w:hAnsi="宋体" w:cs="宋体" w:hint="eastAsia"/>
+          <w:rFonts w:hint="eastAsia" w:ascii="宋体" w:hAnsi="宋体" w:eastAsia="宋体" w:cs="宋体"/>
           <w:snapToGrid w:val="0"/>
           <w:color w:val="000000"/>
           <w:kern w:val="0"/>
@@ -1368,17 +1409,17 @@
         <w:p>
           <w:pPr>
             <w:spacing w:before="0" w:beforeLines="0" w:after="0" w:afterLines="0" w:line="240" w:lineRule="auto"/>
-            <w:ind w:left="0" w:right="0" w:firstLine="0" w:leftChars="0" w:rightChars="0" w:firstLineChars="0"/>
+            <w:ind w:left="0" w:leftChars="0" w:right="0" w:rightChars="0" w:firstLine="0" w:firstLineChars="0"/>
             <w:jc w:val="center"/>
             <w:rPr>
-              <w:rFonts w:ascii="宋体" w:eastAsia="宋体" w:hAnsi="宋体" w:cs="宋体" w:hint="eastAsia"/>
+              <w:rFonts w:hint="eastAsia" w:ascii="宋体" w:hAnsi="宋体" w:eastAsia="宋体" w:cs="宋体"/>
               <w:sz w:val="24"/>
               <w:szCs w:val="24"/>
             </w:rPr>
           </w:pPr>
           <w:r>
             <w:rPr>
-              <w:rFonts w:ascii="宋体" w:eastAsia="宋体" w:hAnsi="宋体" w:cs="宋体" w:hint="eastAsia"/>
+              <w:rFonts w:hint="eastAsia" w:ascii="宋体" w:hAnsi="宋体" w:eastAsia="宋体" w:cs="宋体"/>
               <w:sz w:val="24"/>
               <w:szCs w:val="24"/>
             </w:rPr>
@@ -1387,14 +1428,14 @@
         </w:p>
         <w:p>
           <w:pPr>
-            <w:pStyle w:val="TOC1"/>
+            <w:pStyle w:val="16"/>
             <w:tabs>
               <w:tab w:val="right" w:leader="dot" w:pos="8306"/>
             </w:tabs>
           </w:pPr>
           <w:r>
             <w:rPr>
-              <w:rFonts w:ascii="宋体" w:eastAsia="宋体" w:hAnsi="宋体" w:cs="宋体" w:hint="eastAsia"/>
+              <w:rFonts w:hint="eastAsia" w:ascii="宋体" w:hAnsi="宋体" w:eastAsia="宋体" w:cs="宋体"/>
               <w:sz w:val="24"/>
               <w:szCs w:val="24"/>
             </w:rPr>
@@ -1402,7 +1443,7 @@
           </w:r>
           <w:r>
             <w:rPr>
-              <w:rFonts w:ascii="宋体" w:eastAsia="宋体" w:hAnsi="宋体" w:cs="宋体" w:hint="eastAsia"/>
+              <w:rFonts w:hint="eastAsia" w:ascii="宋体" w:hAnsi="宋体" w:eastAsia="宋体" w:cs="宋体"/>
               <w:sz w:val="24"/>
               <w:szCs w:val="24"/>
             </w:rPr>
@@ -1410,7 +1451,7 @@
           </w:r>
           <w:r>
             <w:rPr>
-              <w:rFonts w:ascii="宋体" w:eastAsia="宋体" w:hAnsi="宋体" w:cs="宋体" w:hint="eastAsia"/>
+              <w:rFonts w:hint="eastAsia" w:ascii="宋体" w:hAnsi="宋体" w:eastAsia="宋体" w:cs="宋体"/>
               <w:sz w:val="24"/>
               <w:szCs w:val="24"/>
             </w:rPr>
@@ -1418,21 +1459,21 @@
           </w:r>
           <w:r>
             <w:rPr>
-              <w:rFonts w:ascii="宋体" w:eastAsia="宋体" w:hAnsi="宋体" w:cs="宋体" w:hint="eastAsia"/>
+              <w:rFonts w:hint="eastAsia" w:ascii="宋体" w:hAnsi="宋体" w:eastAsia="宋体" w:cs="宋体"/>
               <w:szCs w:val="24"/>
             </w:rPr>
             <w:fldChar w:fldCharType="begin"/>
           </w:r>
           <w:r>
             <w:rPr>
-              <w:rFonts w:ascii="宋体" w:eastAsia="宋体" w:hAnsi="宋体" w:cs="宋体" w:hint="eastAsia"/>
+              <w:rFonts w:hint="eastAsia" w:ascii="宋体" w:hAnsi="宋体" w:eastAsia="宋体" w:cs="宋体"/>
               <w:szCs w:val="24"/>
             </w:rPr>
             <w:instrText xml:space="preserve"> HYPERLINK \l _Toc25016 </w:instrText>
           </w:r>
           <w:r>
             <w:rPr>
-              <w:rFonts w:ascii="宋体" w:eastAsia="宋体" w:hAnsi="宋体" w:cs="宋体" w:hint="eastAsia"/>
+              <w:rFonts w:hint="eastAsia" w:ascii="宋体" w:hAnsi="宋体" w:eastAsia="宋体" w:cs="宋体"/>
               <w:szCs w:val="24"/>
             </w:rPr>
             <w:fldChar w:fldCharType="separate"/>
@@ -1464,7 +1505,7 @@
           </w:r>
           <w:r>
             <w:rPr>
-              <w:rFonts w:ascii="宋体" w:eastAsia="宋体" w:hAnsi="宋体" w:cs="宋体" w:hint="eastAsia"/>
+              <w:rFonts w:hint="eastAsia" w:ascii="宋体" w:hAnsi="宋体" w:eastAsia="宋体" w:cs="宋体"/>
               <w:szCs w:val="24"/>
             </w:rPr>
             <w:fldChar w:fldCharType="end"/>
@@ -1472,28 +1513,28 @@
         </w:p>
         <w:p>
           <w:pPr>
-            <w:pStyle w:val="TOC1"/>
+            <w:pStyle w:val="16"/>
             <w:tabs>
               <w:tab w:val="right" w:leader="dot" w:pos="8306"/>
             </w:tabs>
           </w:pPr>
           <w:r>
             <w:rPr>
-              <w:rFonts w:ascii="宋体" w:eastAsia="宋体" w:hAnsi="宋体" w:cs="宋体" w:hint="eastAsia"/>
+              <w:rFonts w:hint="eastAsia" w:ascii="宋体" w:hAnsi="宋体" w:eastAsia="宋体" w:cs="宋体"/>
               <w:szCs w:val="24"/>
             </w:rPr>
             <w:fldChar w:fldCharType="begin"/>
           </w:r>
           <w:r>
             <w:rPr>
-              <w:rFonts w:ascii="宋体" w:eastAsia="宋体" w:hAnsi="宋体" w:cs="宋体" w:hint="eastAsia"/>
+              <w:rFonts w:hint="eastAsia" w:ascii="宋体" w:hAnsi="宋体" w:eastAsia="宋体" w:cs="宋体"/>
               <w:szCs w:val="24"/>
             </w:rPr>
             <w:instrText xml:space="preserve"> HYPERLINK \l _Toc6900 </w:instrText>
           </w:r>
           <w:r>
             <w:rPr>
-              <w:rFonts w:ascii="宋体" w:eastAsia="宋体" w:hAnsi="宋体" w:cs="宋体" w:hint="eastAsia"/>
+              <w:rFonts w:hint="eastAsia" w:ascii="宋体" w:hAnsi="宋体" w:eastAsia="宋体" w:cs="宋体"/>
               <w:szCs w:val="24"/>
             </w:rPr>
             <w:fldChar w:fldCharType="separate"/>
@@ -1525,7 +1566,7 @@
           </w:r>
           <w:r>
             <w:rPr>
-              <w:rFonts w:ascii="宋体" w:eastAsia="宋体" w:hAnsi="宋体" w:cs="宋体" w:hint="eastAsia"/>
+              <w:rFonts w:hint="eastAsia" w:ascii="宋体" w:hAnsi="宋体" w:eastAsia="宋体" w:cs="宋体"/>
               <w:szCs w:val="24"/>
             </w:rPr>
             <w:fldChar w:fldCharType="end"/>
@@ -1533,28 +1574,28 @@
         </w:p>
         <w:p>
           <w:pPr>
-            <w:pStyle w:val="TOC1"/>
+            <w:pStyle w:val="16"/>
             <w:tabs>
               <w:tab w:val="right" w:leader="dot" w:pos="8306"/>
             </w:tabs>
           </w:pPr>
           <w:r>
             <w:rPr>
-              <w:rFonts w:ascii="宋体" w:eastAsia="宋体" w:hAnsi="宋体" w:cs="宋体" w:hint="eastAsia"/>
+              <w:rFonts w:hint="eastAsia" w:ascii="宋体" w:hAnsi="宋体" w:eastAsia="宋体" w:cs="宋体"/>
               <w:szCs w:val="24"/>
             </w:rPr>
             <w:fldChar w:fldCharType="begin"/>
           </w:r>
           <w:r>
             <w:rPr>
-              <w:rFonts w:ascii="宋体" w:eastAsia="宋体" w:hAnsi="宋体" w:cs="宋体" w:hint="eastAsia"/>
+              <w:rFonts w:hint="eastAsia" w:ascii="宋体" w:hAnsi="宋体" w:eastAsia="宋体" w:cs="宋体"/>
               <w:szCs w:val="24"/>
             </w:rPr>
             <w:instrText xml:space="preserve"> HYPERLINK \l _Toc26775 </w:instrText>
           </w:r>
           <w:r>
             <w:rPr>
-              <w:rFonts w:ascii="宋体" w:eastAsia="宋体" w:hAnsi="宋体" w:cs="宋体" w:hint="eastAsia"/>
+              <w:rFonts w:hint="eastAsia" w:ascii="宋体" w:hAnsi="宋体" w:eastAsia="宋体" w:cs="宋体"/>
               <w:szCs w:val="24"/>
             </w:rPr>
             <w:fldChar w:fldCharType="separate"/>
@@ -1588,7 +1629,7 @@
           </w:r>
           <w:r>
             <w:rPr>
-              <w:rFonts w:ascii="宋体" w:eastAsia="宋体" w:hAnsi="宋体" w:cs="宋体" w:hint="eastAsia"/>
+              <w:rFonts w:hint="eastAsia" w:ascii="宋体" w:hAnsi="宋体" w:eastAsia="宋体" w:cs="宋体"/>
               <w:szCs w:val="24"/>
             </w:rPr>
             <w:fldChar w:fldCharType="end"/>
@@ -1596,28 +1637,28 @@
         </w:p>
         <w:p>
           <w:pPr>
-            <w:pStyle w:val="TOC1"/>
+            <w:pStyle w:val="16"/>
             <w:tabs>
               <w:tab w:val="right" w:leader="dot" w:pos="8306"/>
             </w:tabs>
           </w:pPr>
           <w:r>
             <w:rPr>
-              <w:rFonts w:ascii="宋体" w:eastAsia="宋体" w:hAnsi="宋体" w:cs="宋体" w:hint="eastAsia"/>
+              <w:rFonts w:hint="eastAsia" w:ascii="宋体" w:hAnsi="宋体" w:eastAsia="宋体" w:cs="宋体"/>
               <w:szCs w:val="24"/>
             </w:rPr>
             <w:fldChar w:fldCharType="begin"/>
           </w:r>
           <w:r>
             <w:rPr>
-              <w:rFonts w:ascii="宋体" w:eastAsia="宋体" w:hAnsi="宋体" w:cs="宋体" w:hint="eastAsia"/>
+              <w:rFonts w:hint="eastAsia" w:ascii="宋体" w:hAnsi="宋体" w:eastAsia="宋体" w:cs="宋体"/>
               <w:szCs w:val="24"/>
             </w:rPr>
             <w:instrText xml:space="preserve"> HYPERLINK \l _Toc4826 </w:instrText>
           </w:r>
           <w:r>
             <w:rPr>
-              <w:rFonts w:ascii="宋体" w:eastAsia="宋体" w:hAnsi="宋体" w:cs="宋体" w:hint="eastAsia"/>
+              <w:rFonts w:hint="eastAsia" w:ascii="宋体" w:hAnsi="宋体" w:eastAsia="宋体" w:cs="宋体"/>
               <w:szCs w:val="24"/>
             </w:rPr>
             <w:fldChar w:fldCharType="separate"/>
@@ -1656,7 +1697,7 @@
           </w:r>
           <w:r>
             <w:rPr>
-              <w:rFonts w:ascii="宋体" w:eastAsia="宋体" w:hAnsi="宋体" w:cs="宋体" w:hint="eastAsia"/>
+              <w:rFonts w:hint="eastAsia" w:ascii="宋体" w:hAnsi="宋体" w:eastAsia="宋体" w:cs="宋体"/>
               <w:szCs w:val="24"/>
             </w:rPr>
             <w:fldChar w:fldCharType="end"/>
@@ -1664,28 +1705,28 @@
         </w:p>
         <w:p>
           <w:pPr>
-            <w:pStyle w:val="TOC2"/>
+            <w:pStyle w:val="17"/>
             <w:tabs>
               <w:tab w:val="right" w:leader="dot" w:pos="8306"/>
             </w:tabs>
           </w:pPr>
           <w:r>
             <w:rPr>
-              <w:rFonts w:ascii="宋体" w:eastAsia="宋体" w:hAnsi="宋体" w:cs="宋体" w:hint="eastAsia"/>
+              <w:rFonts w:hint="eastAsia" w:ascii="宋体" w:hAnsi="宋体" w:eastAsia="宋体" w:cs="宋体"/>
               <w:szCs w:val="24"/>
             </w:rPr>
             <w:fldChar w:fldCharType="begin"/>
           </w:r>
           <w:r>
             <w:rPr>
-              <w:rFonts w:ascii="宋体" w:eastAsia="宋体" w:hAnsi="宋体" w:cs="宋体" w:hint="eastAsia"/>
+              <w:rFonts w:hint="eastAsia" w:ascii="宋体" w:hAnsi="宋体" w:eastAsia="宋体" w:cs="宋体"/>
               <w:szCs w:val="24"/>
             </w:rPr>
             <w:instrText xml:space="preserve"> HYPERLINK \l _Toc7417 </w:instrText>
           </w:r>
           <w:r>
             <w:rPr>
-              <w:rFonts w:ascii="宋体" w:eastAsia="宋体" w:hAnsi="宋体" w:cs="宋体" w:hint="eastAsia"/>
+              <w:rFonts w:hint="eastAsia" w:ascii="宋体" w:hAnsi="宋体" w:eastAsia="宋体" w:cs="宋体"/>
               <w:szCs w:val="24"/>
             </w:rPr>
             <w:fldChar w:fldCharType="separate"/>
@@ -1724,7 +1765,7 @@
           </w:r>
           <w:r>
             <w:rPr>
-              <w:rFonts w:ascii="宋体" w:eastAsia="宋体" w:hAnsi="宋体" w:cs="宋体" w:hint="eastAsia"/>
+              <w:rFonts w:hint="eastAsia" w:ascii="宋体" w:hAnsi="宋体" w:eastAsia="宋体" w:cs="宋体"/>
               <w:szCs w:val="24"/>
             </w:rPr>
             <w:fldChar w:fldCharType="end"/>
@@ -1732,28 +1773,28 @@
         </w:p>
         <w:p>
           <w:pPr>
-            <w:pStyle w:val="TOC1"/>
+            <w:pStyle w:val="16"/>
             <w:tabs>
               <w:tab w:val="right" w:leader="dot" w:pos="8306"/>
             </w:tabs>
           </w:pPr>
           <w:r>
             <w:rPr>
-              <w:rFonts w:ascii="宋体" w:eastAsia="宋体" w:hAnsi="宋体" w:cs="宋体" w:hint="eastAsia"/>
+              <w:rFonts w:hint="eastAsia" w:ascii="宋体" w:hAnsi="宋体" w:eastAsia="宋体" w:cs="宋体"/>
               <w:szCs w:val="24"/>
             </w:rPr>
             <w:fldChar w:fldCharType="begin"/>
           </w:r>
           <w:r>
             <w:rPr>
-              <w:rFonts w:ascii="宋体" w:eastAsia="宋体" w:hAnsi="宋体" w:cs="宋体" w:hint="eastAsia"/>
+              <w:rFonts w:hint="eastAsia" w:ascii="宋体" w:hAnsi="宋体" w:eastAsia="宋体" w:cs="宋体"/>
               <w:szCs w:val="24"/>
             </w:rPr>
             <w:instrText xml:space="preserve"> HYPERLINK \l _Toc23704 </w:instrText>
           </w:r>
           <w:r>
             <w:rPr>
-              <w:rFonts w:ascii="宋体" w:eastAsia="宋体" w:hAnsi="宋体" w:cs="宋体" w:hint="eastAsia"/>
+              <w:rFonts w:hint="eastAsia" w:ascii="宋体" w:hAnsi="宋体" w:eastAsia="宋体" w:cs="宋体"/>
               <w:szCs w:val="24"/>
             </w:rPr>
             <w:fldChar w:fldCharType="separate"/>
@@ -1794,7 +1835,7 @@
           </w:r>
           <w:r>
             <w:rPr>
-              <w:rFonts w:ascii="宋体" w:eastAsia="宋体" w:hAnsi="宋体" w:cs="宋体" w:hint="eastAsia"/>
+              <w:rFonts w:hint="eastAsia" w:ascii="宋体" w:hAnsi="宋体" w:eastAsia="宋体" w:cs="宋体"/>
               <w:szCs w:val="24"/>
             </w:rPr>
             <w:fldChar w:fldCharType="end"/>
@@ -1802,28 +1843,28 @@
         </w:p>
         <w:p>
           <w:pPr>
-            <w:pStyle w:val="TOC1"/>
+            <w:pStyle w:val="16"/>
             <w:tabs>
               <w:tab w:val="right" w:leader="dot" w:pos="8306"/>
             </w:tabs>
           </w:pPr>
           <w:r>
             <w:rPr>
-              <w:rFonts w:ascii="宋体" w:eastAsia="宋体" w:hAnsi="宋体" w:cs="宋体" w:hint="eastAsia"/>
+              <w:rFonts w:hint="eastAsia" w:ascii="宋体" w:hAnsi="宋体" w:eastAsia="宋体" w:cs="宋体"/>
               <w:szCs w:val="24"/>
             </w:rPr>
             <w:fldChar w:fldCharType="begin"/>
           </w:r>
           <w:r>
             <w:rPr>
-              <w:rFonts w:ascii="宋体" w:eastAsia="宋体" w:hAnsi="宋体" w:cs="宋体" w:hint="eastAsia"/>
+              <w:rFonts w:hint="eastAsia" w:ascii="宋体" w:hAnsi="宋体" w:eastAsia="宋体" w:cs="宋体"/>
               <w:szCs w:val="24"/>
             </w:rPr>
             <w:instrText xml:space="preserve"> HYPERLINK \l _Toc22967 </w:instrText>
           </w:r>
           <w:r>
             <w:rPr>
-              <w:rFonts w:ascii="宋体" w:eastAsia="宋体" w:hAnsi="宋体" w:cs="宋体" w:hint="eastAsia"/>
+              <w:rFonts w:hint="eastAsia" w:ascii="宋体" w:hAnsi="宋体" w:eastAsia="宋体" w:cs="宋体"/>
               <w:szCs w:val="24"/>
             </w:rPr>
             <w:fldChar w:fldCharType="separate"/>
@@ -1862,7 +1903,7 @@
           </w:r>
           <w:r>
             <w:rPr>
-              <w:rFonts w:ascii="宋体" w:eastAsia="宋体" w:hAnsi="宋体" w:cs="宋体" w:hint="eastAsia"/>
+              <w:rFonts w:hint="eastAsia" w:ascii="宋体" w:hAnsi="宋体" w:eastAsia="宋体" w:cs="宋体"/>
               <w:szCs w:val="24"/>
             </w:rPr>
             <w:fldChar w:fldCharType="end"/>
@@ -1870,28 +1911,28 @@
         </w:p>
         <w:p>
           <w:pPr>
-            <w:pStyle w:val="TOC2"/>
+            <w:pStyle w:val="17"/>
             <w:tabs>
               <w:tab w:val="right" w:leader="dot" w:pos="8306"/>
             </w:tabs>
           </w:pPr>
           <w:r>
             <w:rPr>
-              <w:rFonts w:ascii="宋体" w:eastAsia="宋体" w:hAnsi="宋体" w:cs="宋体" w:hint="eastAsia"/>
+              <w:rFonts w:hint="eastAsia" w:ascii="宋体" w:hAnsi="宋体" w:eastAsia="宋体" w:cs="宋体"/>
               <w:szCs w:val="24"/>
             </w:rPr>
             <w:fldChar w:fldCharType="begin"/>
           </w:r>
           <w:r>
             <w:rPr>
-              <w:rFonts w:ascii="宋体" w:eastAsia="宋体" w:hAnsi="宋体" w:cs="宋体" w:hint="eastAsia"/>
+              <w:rFonts w:hint="eastAsia" w:ascii="宋体" w:hAnsi="宋体" w:eastAsia="宋体" w:cs="宋体"/>
               <w:szCs w:val="24"/>
             </w:rPr>
             <w:instrText xml:space="preserve"> HYPERLINK \l _Toc27804 </w:instrText>
           </w:r>
           <w:r>
             <w:rPr>
-              <w:rFonts w:ascii="宋体" w:eastAsia="宋体" w:hAnsi="宋体" w:cs="宋体" w:hint="eastAsia"/>
+              <w:rFonts w:hint="eastAsia" w:ascii="宋体" w:hAnsi="宋体" w:eastAsia="宋体" w:cs="宋体"/>
               <w:szCs w:val="24"/>
             </w:rPr>
             <w:fldChar w:fldCharType="separate"/>
@@ -1930,7 +1971,7 @@
           </w:r>
           <w:r>
             <w:rPr>
-              <w:rFonts w:ascii="宋体" w:eastAsia="宋体" w:hAnsi="宋体" w:cs="宋体" w:hint="eastAsia"/>
+              <w:rFonts w:hint="eastAsia" w:ascii="宋体" w:hAnsi="宋体" w:eastAsia="宋体" w:cs="宋体"/>
               <w:szCs w:val="24"/>
             </w:rPr>
             <w:fldChar w:fldCharType="end"/>
@@ -1938,28 +1979,28 @@
         </w:p>
         <w:p>
           <w:pPr>
-            <w:pStyle w:val="TOC2"/>
+            <w:pStyle w:val="17"/>
             <w:tabs>
               <w:tab w:val="right" w:leader="dot" w:pos="8306"/>
             </w:tabs>
           </w:pPr>
           <w:r>
             <w:rPr>
-              <w:rFonts w:ascii="宋体" w:eastAsia="宋体" w:hAnsi="宋体" w:cs="宋体" w:hint="eastAsia"/>
+              <w:rFonts w:hint="eastAsia" w:ascii="宋体" w:hAnsi="宋体" w:eastAsia="宋体" w:cs="宋体"/>
               <w:szCs w:val="24"/>
             </w:rPr>
             <w:fldChar w:fldCharType="begin"/>
           </w:r>
           <w:r>
             <w:rPr>
-              <w:rFonts w:ascii="宋体" w:eastAsia="宋体" w:hAnsi="宋体" w:cs="宋体" w:hint="eastAsia"/>
+              <w:rFonts w:hint="eastAsia" w:ascii="宋体" w:hAnsi="宋体" w:eastAsia="宋体" w:cs="宋体"/>
               <w:szCs w:val="24"/>
             </w:rPr>
             <w:instrText xml:space="preserve"> HYPERLINK \l _Toc6804 </w:instrText>
           </w:r>
           <w:r>
             <w:rPr>
-              <w:rFonts w:ascii="宋体" w:eastAsia="宋体" w:hAnsi="宋体" w:cs="宋体" w:hint="eastAsia"/>
+              <w:rFonts w:hint="eastAsia" w:ascii="宋体" w:hAnsi="宋体" w:eastAsia="宋体" w:cs="宋体"/>
               <w:szCs w:val="24"/>
             </w:rPr>
             <w:fldChar w:fldCharType="separate"/>
@@ -1998,7 +2039,7 @@
           </w:r>
           <w:r>
             <w:rPr>
-              <w:rFonts w:ascii="宋体" w:eastAsia="宋体" w:hAnsi="宋体" w:cs="宋体" w:hint="eastAsia"/>
+              <w:rFonts w:hint="eastAsia" w:ascii="宋体" w:hAnsi="宋体" w:eastAsia="宋体" w:cs="宋体"/>
               <w:szCs w:val="24"/>
             </w:rPr>
             <w:fldChar w:fldCharType="end"/>
@@ -2006,28 +2047,28 @@
         </w:p>
         <w:p>
           <w:pPr>
-            <w:pStyle w:val="TOC1"/>
+            <w:pStyle w:val="16"/>
             <w:tabs>
               <w:tab w:val="right" w:leader="dot" w:pos="8306"/>
             </w:tabs>
           </w:pPr>
           <w:r>
             <w:rPr>
-              <w:rFonts w:ascii="宋体" w:eastAsia="宋体" w:hAnsi="宋体" w:cs="宋体" w:hint="eastAsia"/>
+              <w:rFonts w:hint="eastAsia" w:ascii="宋体" w:hAnsi="宋体" w:eastAsia="宋体" w:cs="宋体"/>
               <w:szCs w:val="24"/>
             </w:rPr>
             <w:fldChar w:fldCharType="begin"/>
           </w:r>
           <w:r>
             <w:rPr>
-              <w:rFonts w:ascii="宋体" w:eastAsia="宋体" w:hAnsi="宋体" w:cs="宋体" w:hint="eastAsia"/>
+              <w:rFonts w:hint="eastAsia" w:ascii="宋体" w:hAnsi="宋体" w:eastAsia="宋体" w:cs="宋体"/>
               <w:szCs w:val="24"/>
             </w:rPr>
             <w:instrText xml:space="preserve"> HYPERLINK \l _Toc3171 </w:instrText>
           </w:r>
           <w:r>
             <w:rPr>
-              <w:rFonts w:ascii="宋体" w:eastAsia="宋体" w:hAnsi="宋体" w:cs="宋体" w:hint="eastAsia"/>
+              <w:rFonts w:hint="eastAsia" w:ascii="宋体" w:hAnsi="宋体" w:eastAsia="宋体" w:cs="宋体"/>
               <w:szCs w:val="24"/>
             </w:rPr>
             <w:fldChar w:fldCharType="separate"/>
@@ -2066,7 +2107,7 @@
           </w:r>
           <w:r>
             <w:rPr>
-              <w:rFonts w:ascii="宋体" w:eastAsia="宋体" w:hAnsi="宋体" w:cs="宋体" w:hint="eastAsia"/>
+              <w:rFonts w:hint="eastAsia" w:ascii="宋体" w:hAnsi="宋体" w:eastAsia="宋体" w:cs="宋体"/>
               <w:szCs w:val="24"/>
             </w:rPr>
             <w:fldChar w:fldCharType="end"/>
@@ -2074,28 +2115,28 @@
         </w:p>
         <w:p>
           <w:pPr>
-            <w:pStyle w:val="TOC2"/>
+            <w:pStyle w:val="17"/>
             <w:tabs>
               <w:tab w:val="right" w:leader="dot" w:pos="8306"/>
             </w:tabs>
           </w:pPr>
           <w:r>
             <w:rPr>
-              <w:rFonts w:ascii="宋体" w:eastAsia="宋体" w:hAnsi="宋体" w:cs="宋体" w:hint="eastAsia"/>
+              <w:rFonts w:hint="eastAsia" w:ascii="宋体" w:hAnsi="宋体" w:eastAsia="宋体" w:cs="宋体"/>
               <w:szCs w:val="24"/>
             </w:rPr>
             <w:fldChar w:fldCharType="begin"/>
           </w:r>
           <w:r>
             <w:rPr>
-              <w:rFonts w:ascii="宋体" w:eastAsia="宋体" w:hAnsi="宋体" w:cs="宋体" w:hint="eastAsia"/>
+              <w:rFonts w:hint="eastAsia" w:ascii="宋体" w:hAnsi="宋体" w:eastAsia="宋体" w:cs="宋体"/>
               <w:szCs w:val="24"/>
             </w:rPr>
             <w:instrText xml:space="preserve"> HYPERLINK \l _Toc29888 </w:instrText>
           </w:r>
           <w:r>
             <w:rPr>
-              <w:rFonts w:ascii="宋体" w:eastAsia="宋体" w:hAnsi="宋体" w:cs="宋体" w:hint="eastAsia"/>
+              <w:rFonts w:hint="eastAsia" w:ascii="宋体" w:hAnsi="宋体" w:eastAsia="宋体" w:cs="宋体"/>
               <w:szCs w:val="24"/>
             </w:rPr>
             <w:fldChar w:fldCharType="separate"/>
@@ -2134,7 +2175,7 @@
           </w:r>
           <w:r>
             <w:rPr>
-              <w:rFonts w:ascii="宋体" w:eastAsia="宋体" w:hAnsi="宋体" w:cs="宋体" w:hint="eastAsia"/>
+              <w:rFonts w:hint="eastAsia" w:ascii="宋体" w:hAnsi="宋体" w:eastAsia="宋体" w:cs="宋体"/>
               <w:szCs w:val="24"/>
             </w:rPr>
             <w:fldChar w:fldCharType="end"/>
@@ -2142,28 +2183,28 @@
         </w:p>
         <w:p>
           <w:pPr>
-            <w:pStyle w:val="TOC3"/>
+            <w:pStyle w:val="13"/>
             <w:tabs>
               <w:tab w:val="right" w:leader="dot" w:pos="8306"/>
             </w:tabs>
           </w:pPr>
           <w:r>
             <w:rPr>
-              <w:rFonts w:ascii="宋体" w:eastAsia="宋体" w:hAnsi="宋体" w:cs="宋体" w:hint="eastAsia"/>
+              <w:rFonts w:hint="eastAsia" w:ascii="宋体" w:hAnsi="宋体" w:eastAsia="宋体" w:cs="宋体"/>
               <w:szCs w:val="24"/>
             </w:rPr>
             <w:fldChar w:fldCharType="begin"/>
           </w:r>
           <w:r>
             <w:rPr>
-              <w:rFonts w:ascii="宋体" w:eastAsia="宋体" w:hAnsi="宋体" w:cs="宋体" w:hint="eastAsia"/>
+              <w:rFonts w:hint="eastAsia" w:ascii="宋体" w:hAnsi="宋体" w:eastAsia="宋体" w:cs="宋体"/>
               <w:szCs w:val="24"/>
             </w:rPr>
             <w:instrText xml:space="preserve"> HYPERLINK \l _Toc12157 </w:instrText>
           </w:r>
           <w:r>
             <w:rPr>
-              <w:rFonts w:ascii="宋体" w:eastAsia="宋体" w:hAnsi="宋体" w:cs="宋体" w:hint="eastAsia"/>
+              <w:rFonts w:hint="eastAsia" w:ascii="宋体" w:hAnsi="宋体" w:eastAsia="宋体" w:cs="宋体"/>
               <w:szCs w:val="24"/>
             </w:rPr>
             <w:fldChar w:fldCharType="separate"/>
@@ -2195,7 +2236,7 @@
           </w:r>
           <w:r>
             <w:rPr>
-              <w:rFonts w:ascii="宋体" w:eastAsia="宋体" w:hAnsi="宋体" w:cs="宋体" w:hint="eastAsia"/>
+              <w:rFonts w:hint="eastAsia" w:ascii="宋体" w:hAnsi="宋体" w:eastAsia="宋体" w:cs="宋体"/>
               <w:szCs w:val="24"/>
             </w:rPr>
             <w:fldChar w:fldCharType="end"/>
@@ -2203,28 +2244,28 @@
         </w:p>
         <w:p>
           <w:pPr>
-            <w:pStyle w:val="TOC3"/>
+            <w:pStyle w:val="13"/>
             <w:tabs>
               <w:tab w:val="right" w:leader="dot" w:pos="8306"/>
             </w:tabs>
           </w:pPr>
           <w:r>
             <w:rPr>
-              <w:rFonts w:ascii="宋体" w:eastAsia="宋体" w:hAnsi="宋体" w:cs="宋体" w:hint="eastAsia"/>
+              <w:rFonts w:hint="eastAsia" w:ascii="宋体" w:hAnsi="宋体" w:eastAsia="宋体" w:cs="宋体"/>
               <w:szCs w:val="24"/>
             </w:rPr>
             <w:fldChar w:fldCharType="begin"/>
           </w:r>
           <w:r>
             <w:rPr>
-              <w:rFonts w:ascii="宋体" w:eastAsia="宋体" w:hAnsi="宋体" w:cs="宋体" w:hint="eastAsia"/>
+              <w:rFonts w:hint="eastAsia" w:ascii="宋体" w:hAnsi="宋体" w:eastAsia="宋体" w:cs="宋体"/>
               <w:szCs w:val="24"/>
             </w:rPr>
             <w:instrText xml:space="preserve"> HYPERLINK \l _Toc23612 </w:instrText>
           </w:r>
           <w:r>
             <w:rPr>
-              <w:rFonts w:ascii="宋体" w:eastAsia="宋体" w:hAnsi="宋体" w:cs="宋体" w:hint="eastAsia"/>
+              <w:rFonts w:hint="eastAsia" w:ascii="宋体" w:hAnsi="宋体" w:eastAsia="宋体" w:cs="宋体"/>
               <w:szCs w:val="24"/>
             </w:rPr>
             <w:fldChar w:fldCharType="separate"/>
@@ -2256,7 +2297,7 @@
           </w:r>
           <w:r>
             <w:rPr>
-              <w:rFonts w:ascii="宋体" w:eastAsia="宋体" w:hAnsi="宋体" w:cs="宋体" w:hint="eastAsia"/>
+              <w:rFonts w:hint="eastAsia" w:ascii="宋体" w:hAnsi="宋体" w:eastAsia="宋体" w:cs="宋体"/>
               <w:szCs w:val="24"/>
             </w:rPr>
             <w:fldChar w:fldCharType="end"/>
@@ -2264,28 +2305,28 @@
         </w:p>
         <w:p>
           <w:pPr>
-            <w:pStyle w:val="TOC3"/>
+            <w:pStyle w:val="13"/>
             <w:tabs>
               <w:tab w:val="right" w:leader="dot" w:pos="8306"/>
             </w:tabs>
           </w:pPr>
           <w:r>
             <w:rPr>
-              <w:rFonts w:ascii="宋体" w:eastAsia="宋体" w:hAnsi="宋体" w:cs="宋体" w:hint="eastAsia"/>
+              <w:rFonts w:hint="eastAsia" w:ascii="宋体" w:hAnsi="宋体" w:eastAsia="宋体" w:cs="宋体"/>
               <w:szCs w:val="24"/>
             </w:rPr>
             <w:fldChar w:fldCharType="begin"/>
           </w:r>
           <w:r>
             <w:rPr>
-              <w:rFonts w:ascii="宋体" w:eastAsia="宋体" w:hAnsi="宋体" w:cs="宋体" w:hint="eastAsia"/>
+              <w:rFonts w:hint="eastAsia" w:ascii="宋体" w:hAnsi="宋体" w:eastAsia="宋体" w:cs="宋体"/>
               <w:szCs w:val="24"/>
             </w:rPr>
             <w:instrText xml:space="preserve"> HYPERLINK \l _Toc21966 </w:instrText>
           </w:r>
           <w:r>
             <w:rPr>
-              <w:rFonts w:ascii="宋体" w:eastAsia="宋体" w:hAnsi="宋体" w:cs="宋体" w:hint="eastAsia"/>
+              <w:rFonts w:hint="eastAsia" w:ascii="宋体" w:hAnsi="宋体" w:eastAsia="宋体" w:cs="宋体"/>
               <w:szCs w:val="24"/>
             </w:rPr>
             <w:fldChar w:fldCharType="separate"/>
@@ -2331,7 +2372,7 @@
           </w:r>
           <w:r>
             <w:rPr>
-              <w:rFonts w:ascii="宋体" w:eastAsia="宋体" w:hAnsi="宋体" w:cs="宋体" w:hint="eastAsia"/>
+              <w:rFonts w:hint="eastAsia" w:ascii="宋体" w:hAnsi="宋体" w:eastAsia="宋体" w:cs="宋体"/>
               <w:szCs w:val="24"/>
             </w:rPr>
             <w:fldChar w:fldCharType="end"/>
@@ -2339,28 +2380,28 @@
         </w:p>
         <w:p>
           <w:pPr>
-            <w:pStyle w:val="TOC3"/>
+            <w:pStyle w:val="13"/>
             <w:tabs>
               <w:tab w:val="right" w:leader="dot" w:pos="8306"/>
             </w:tabs>
           </w:pPr>
           <w:r>
             <w:rPr>
-              <w:rFonts w:ascii="宋体" w:eastAsia="宋体" w:hAnsi="宋体" w:cs="宋体" w:hint="eastAsia"/>
+              <w:rFonts w:hint="eastAsia" w:ascii="宋体" w:hAnsi="宋体" w:eastAsia="宋体" w:cs="宋体"/>
               <w:szCs w:val="24"/>
             </w:rPr>
             <w:fldChar w:fldCharType="begin"/>
           </w:r>
           <w:r>
             <w:rPr>
-              <w:rFonts w:ascii="宋体" w:eastAsia="宋体" w:hAnsi="宋体" w:cs="宋体" w:hint="eastAsia"/>
+              <w:rFonts w:hint="eastAsia" w:ascii="宋体" w:hAnsi="宋体" w:eastAsia="宋体" w:cs="宋体"/>
               <w:szCs w:val="24"/>
             </w:rPr>
             <w:instrText xml:space="preserve"> HYPERLINK \l _Toc26013 </w:instrText>
           </w:r>
           <w:r>
             <w:rPr>
-              <w:rFonts w:ascii="宋体" w:eastAsia="宋体" w:hAnsi="宋体" w:cs="宋体" w:hint="eastAsia"/>
+              <w:rFonts w:hint="eastAsia" w:ascii="宋体" w:hAnsi="宋体" w:eastAsia="宋体" w:cs="宋体"/>
               <w:szCs w:val="24"/>
             </w:rPr>
             <w:fldChar w:fldCharType="separate"/>
@@ -2392,7 +2433,7 @@
           </w:r>
           <w:r>
             <w:rPr>
-              <w:rFonts w:ascii="宋体" w:eastAsia="宋体" w:hAnsi="宋体" w:cs="宋体" w:hint="eastAsia"/>
+              <w:rFonts w:hint="eastAsia" w:ascii="宋体" w:hAnsi="宋体" w:eastAsia="宋体" w:cs="宋体"/>
               <w:szCs w:val="24"/>
             </w:rPr>
             <w:fldChar w:fldCharType="end"/>
@@ -2400,28 +2441,28 @@
         </w:p>
         <w:p>
           <w:pPr>
-            <w:pStyle w:val="TOC3"/>
+            <w:pStyle w:val="13"/>
             <w:tabs>
               <w:tab w:val="right" w:leader="dot" w:pos="8306"/>
             </w:tabs>
           </w:pPr>
           <w:r>
             <w:rPr>
-              <w:rFonts w:ascii="宋体" w:eastAsia="宋体" w:hAnsi="宋体" w:cs="宋体" w:hint="eastAsia"/>
+              <w:rFonts w:hint="eastAsia" w:ascii="宋体" w:hAnsi="宋体" w:eastAsia="宋体" w:cs="宋体"/>
               <w:szCs w:val="24"/>
             </w:rPr>
             <w:fldChar w:fldCharType="begin"/>
           </w:r>
           <w:r>
             <w:rPr>
-              <w:rFonts w:ascii="宋体" w:eastAsia="宋体" w:hAnsi="宋体" w:cs="宋体" w:hint="eastAsia"/>
+              <w:rFonts w:hint="eastAsia" w:ascii="宋体" w:hAnsi="宋体" w:eastAsia="宋体" w:cs="宋体"/>
               <w:szCs w:val="24"/>
             </w:rPr>
             <w:instrText xml:space="preserve"> HYPERLINK \l _Toc3279 </w:instrText>
           </w:r>
           <w:r>
             <w:rPr>
-              <w:rFonts w:ascii="宋体" w:eastAsia="宋体" w:hAnsi="宋体" w:cs="宋体" w:hint="eastAsia"/>
+              <w:rFonts w:hint="eastAsia" w:ascii="宋体" w:hAnsi="宋体" w:eastAsia="宋体" w:cs="宋体"/>
               <w:szCs w:val="24"/>
             </w:rPr>
             <w:fldChar w:fldCharType="separate"/>
@@ -2453,7 +2494,7 @@
           </w:r>
           <w:r>
             <w:rPr>
-              <w:rFonts w:ascii="宋体" w:eastAsia="宋体" w:hAnsi="宋体" w:cs="宋体" w:hint="eastAsia"/>
+              <w:rFonts w:hint="eastAsia" w:ascii="宋体" w:hAnsi="宋体" w:eastAsia="宋体" w:cs="宋体"/>
               <w:szCs w:val="24"/>
             </w:rPr>
             <w:fldChar w:fldCharType="end"/>
@@ -2461,28 +2502,28 @@
         </w:p>
         <w:p>
           <w:pPr>
-            <w:pStyle w:val="TOC3"/>
+            <w:pStyle w:val="13"/>
             <w:tabs>
               <w:tab w:val="right" w:leader="dot" w:pos="8306"/>
             </w:tabs>
           </w:pPr>
           <w:r>
             <w:rPr>
-              <w:rFonts w:ascii="宋体" w:eastAsia="宋体" w:hAnsi="宋体" w:cs="宋体" w:hint="eastAsia"/>
+              <w:rFonts w:hint="eastAsia" w:ascii="宋体" w:hAnsi="宋体" w:eastAsia="宋体" w:cs="宋体"/>
               <w:szCs w:val="24"/>
             </w:rPr>
             <w:fldChar w:fldCharType="begin"/>
           </w:r>
           <w:r>
             <w:rPr>
-              <w:rFonts w:ascii="宋体" w:eastAsia="宋体" w:hAnsi="宋体" w:cs="宋体" w:hint="eastAsia"/>
+              <w:rFonts w:hint="eastAsia" w:ascii="宋体" w:hAnsi="宋体" w:eastAsia="宋体" w:cs="宋体"/>
               <w:szCs w:val="24"/>
             </w:rPr>
             <w:instrText xml:space="preserve"> HYPERLINK \l _Toc28362 </w:instrText>
           </w:r>
           <w:r>
             <w:rPr>
-              <w:rFonts w:ascii="宋体" w:eastAsia="宋体" w:hAnsi="宋体" w:cs="宋体" w:hint="eastAsia"/>
+              <w:rFonts w:hint="eastAsia" w:ascii="宋体" w:hAnsi="宋体" w:eastAsia="宋体" w:cs="宋体"/>
               <w:szCs w:val="24"/>
             </w:rPr>
             <w:fldChar w:fldCharType="separate"/>
@@ -2514,7 +2555,7 @@
           </w:r>
           <w:r>
             <w:rPr>
-              <w:rFonts w:ascii="宋体" w:eastAsia="宋体" w:hAnsi="宋体" w:cs="宋体" w:hint="eastAsia"/>
+              <w:rFonts w:hint="eastAsia" w:ascii="宋体" w:hAnsi="宋体" w:eastAsia="宋体" w:cs="宋体"/>
               <w:szCs w:val="24"/>
             </w:rPr>
             <w:fldChar w:fldCharType="end"/>
@@ -2522,28 +2563,28 @@
         </w:p>
         <w:p>
           <w:pPr>
-            <w:pStyle w:val="TOC3"/>
+            <w:pStyle w:val="13"/>
             <w:tabs>
               <w:tab w:val="right" w:leader="dot" w:pos="8306"/>
             </w:tabs>
           </w:pPr>
           <w:r>
             <w:rPr>
-              <w:rFonts w:ascii="宋体" w:eastAsia="宋体" w:hAnsi="宋体" w:cs="宋体" w:hint="eastAsia"/>
+              <w:rFonts w:hint="eastAsia" w:ascii="宋体" w:hAnsi="宋体" w:eastAsia="宋体" w:cs="宋体"/>
               <w:szCs w:val="24"/>
             </w:rPr>
             <w:fldChar w:fldCharType="begin"/>
           </w:r>
           <w:r>
             <w:rPr>
-              <w:rFonts w:ascii="宋体" w:eastAsia="宋体" w:hAnsi="宋体" w:cs="宋体" w:hint="eastAsia"/>
+              <w:rFonts w:hint="eastAsia" w:ascii="宋体" w:hAnsi="宋体" w:eastAsia="宋体" w:cs="宋体"/>
               <w:szCs w:val="24"/>
             </w:rPr>
             <w:instrText xml:space="preserve"> HYPERLINK \l _Toc28633 </w:instrText>
           </w:r>
           <w:r>
             <w:rPr>
-              <w:rFonts w:ascii="宋体" w:eastAsia="宋体" w:hAnsi="宋体" w:cs="宋体" w:hint="eastAsia"/>
+              <w:rFonts w:hint="eastAsia" w:ascii="宋体" w:hAnsi="宋体" w:eastAsia="宋体" w:cs="宋体"/>
               <w:szCs w:val="24"/>
             </w:rPr>
             <w:fldChar w:fldCharType="separate"/>
@@ -2575,7 +2616,7 @@
           </w:r>
           <w:r>
             <w:rPr>
-              <w:rFonts w:ascii="宋体" w:eastAsia="宋体" w:hAnsi="宋体" w:cs="宋体" w:hint="eastAsia"/>
+              <w:rFonts w:hint="eastAsia" w:ascii="宋体" w:hAnsi="宋体" w:eastAsia="宋体" w:cs="宋体"/>
               <w:szCs w:val="24"/>
             </w:rPr>
             <w:fldChar w:fldCharType="end"/>
@@ -2583,28 +2624,28 @@
         </w:p>
         <w:p>
           <w:pPr>
-            <w:pStyle w:val="TOC2"/>
+            <w:pStyle w:val="17"/>
             <w:tabs>
               <w:tab w:val="right" w:leader="dot" w:pos="8306"/>
             </w:tabs>
           </w:pPr>
           <w:r>
             <w:rPr>
-              <w:rFonts w:ascii="宋体" w:eastAsia="宋体" w:hAnsi="宋体" w:cs="宋体" w:hint="eastAsia"/>
+              <w:rFonts w:hint="eastAsia" w:ascii="宋体" w:hAnsi="宋体" w:eastAsia="宋体" w:cs="宋体"/>
               <w:szCs w:val="24"/>
             </w:rPr>
             <w:fldChar w:fldCharType="begin"/>
           </w:r>
           <w:r>
             <w:rPr>
-              <w:rFonts w:ascii="宋体" w:eastAsia="宋体" w:hAnsi="宋体" w:cs="宋体" w:hint="eastAsia"/>
+              <w:rFonts w:hint="eastAsia" w:ascii="宋体" w:hAnsi="宋体" w:eastAsia="宋体" w:cs="宋体"/>
               <w:szCs w:val="24"/>
             </w:rPr>
             <w:instrText xml:space="preserve"> HYPERLINK \l _Toc11930 </w:instrText>
           </w:r>
           <w:r>
             <w:rPr>
-              <w:rFonts w:ascii="宋体" w:eastAsia="宋体" w:hAnsi="宋体" w:cs="宋体" w:hint="eastAsia"/>
+              <w:rFonts w:hint="eastAsia" w:ascii="宋体" w:hAnsi="宋体" w:eastAsia="宋体" w:cs="宋体"/>
               <w:szCs w:val="24"/>
             </w:rPr>
             <w:fldChar w:fldCharType="separate"/>
@@ -2638,7 +2679,7 @@
           </w:r>
           <w:r>
             <w:rPr>
-              <w:rFonts w:ascii="宋体" w:eastAsia="宋体" w:hAnsi="宋体" w:cs="宋体" w:hint="eastAsia"/>
+              <w:rFonts w:hint="eastAsia" w:ascii="宋体" w:hAnsi="宋体" w:eastAsia="宋体" w:cs="宋体"/>
               <w:szCs w:val="24"/>
             </w:rPr>
             <w:fldChar w:fldCharType="end"/>
@@ -2646,42 +2687,42 @@
         </w:p>
         <w:p>
           <w:pPr>
-            <w:pStyle w:val="TOC1"/>
+            <w:pStyle w:val="16"/>
             <w:tabs>
               <w:tab w:val="right" w:leader="dot" w:pos="8306"/>
             </w:tabs>
           </w:pPr>
           <w:r>
             <w:rPr>
-              <w:rFonts w:ascii="宋体" w:eastAsia="宋体" w:hAnsi="宋体" w:cs="宋体" w:hint="eastAsia"/>
+              <w:rFonts w:hint="eastAsia" w:ascii="宋体" w:hAnsi="宋体" w:eastAsia="宋体" w:cs="宋体"/>
               <w:szCs w:val="24"/>
             </w:rPr>
             <w:fldChar w:fldCharType="begin"/>
           </w:r>
           <w:r>
             <w:rPr>
-              <w:rFonts w:ascii="宋体" w:eastAsia="宋体" w:hAnsi="宋体" w:cs="宋体" w:hint="eastAsia"/>
+              <w:rFonts w:hint="eastAsia" w:ascii="宋体" w:hAnsi="宋体" w:eastAsia="宋体" w:cs="宋体"/>
               <w:szCs w:val="24"/>
             </w:rPr>
             <w:instrText xml:space="preserve"> HYPERLINK \l _Toc18367 </w:instrText>
           </w:r>
           <w:r>
             <w:rPr>
-              <w:rFonts w:ascii="宋体" w:eastAsia="宋体" w:hAnsi="宋体" w:cs="宋体" w:hint="eastAsia"/>
+              <w:rFonts w:hint="eastAsia" w:ascii="宋体" w:hAnsi="宋体" w:eastAsia="宋体" w:cs="宋体"/>
               <w:szCs w:val="24"/>
             </w:rPr>
             <w:fldChar w:fldCharType="separate"/>
           </w:r>
           <w:r>
             <w:rPr>
-              <w:rFonts w:eastAsia="宋体" w:hint="default"/>
+              <w:rFonts w:hint="default" w:eastAsia="宋体"/>
               <w:lang w:val="en-US" w:eastAsia="zh-CN"/>
             </w:rPr>
             <w:t xml:space="preserve">6. </w:t>
           </w:r>
           <w:r>
             <w:rPr>
-              <w:rFonts w:eastAsia="宋体" w:hint="eastAsia"/>
+              <w:rFonts w:hint="eastAsia" w:eastAsia="宋体"/>
               <w:lang w:val="en-US" w:eastAsia="zh-CN"/>
             </w:rPr>
             <w:t>附则</w:t>
@@ -2706,7 +2747,7 @@
           </w:r>
           <w:r>
             <w:rPr>
-              <w:rFonts w:ascii="宋体" w:eastAsia="宋体" w:hAnsi="宋体" w:cs="宋体" w:hint="eastAsia"/>
+              <w:rFonts w:hint="eastAsia" w:ascii="宋体" w:hAnsi="宋体" w:eastAsia="宋体" w:cs="宋体"/>
               <w:szCs w:val="24"/>
             </w:rPr>
             <w:fldChar w:fldCharType="end"/>
@@ -2714,28 +2755,28 @@
         </w:p>
         <w:p>
           <w:pPr>
-            <w:pStyle w:val="TOC1"/>
+            <w:pStyle w:val="16"/>
             <w:tabs>
               <w:tab w:val="right" w:leader="dot" w:pos="8306"/>
             </w:tabs>
           </w:pPr>
           <w:r>
             <w:rPr>
-              <w:rFonts w:ascii="宋体" w:eastAsia="宋体" w:hAnsi="宋体" w:cs="宋体" w:hint="eastAsia"/>
+              <w:rFonts w:hint="eastAsia" w:ascii="宋体" w:hAnsi="宋体" w:eastAsia="宋体" w:cs="宋体"/>
               <w:szCs w:val="24"/>
             </w:rPr>
             <w:fldChar w:fldCharType="begin"/>
           </w:r>
           <w:r>
             <w:rPr>
-              <w:rFonts w:ascii="宋体" w:eastAsia="宋体" w:hAnsi="宋体" w:cs="宋体" w:hint="eastAsia"/>
+              <w:rFonts w:hint="eastAsia" w:ascii="宋体" w:hAnsi="宋体" w:eastAsia="宋体" w:cs="宋体"/>
               <w:szCs w:val="24"/>
             </w:rPr>
             <w:instrText xml:space="preserve"> HYPERLINK \l _Toc27269 </w:instrText>
           </w:r>
           <w:r>
             <w:rPr>
-              <w:rFonts w:ascii="宋体" w:eastAsia="宋体" w:hAnsi="宋体" w:cs="宋体" w:hint="eastAsia"/>
+              <w:rFonts w:hint="eastAsia" w:ascii="宋体" w:hAnsi="宋体" w:eastAsia="宋体" w:cs="宋体"/>
               <w:szCs w:val="24"/>
             </w:rPr>
             <w:fldChar w:fldCharType="separate"/>
@@ -2774,7 +2815,7 @@
           </w:r>
           <w:r>
             <w:rPr>
-              <w:rFonts w:ascii="宋体" w:eastAsia="宋体" w:hAnsi="宋体" w:cs="宋体" w:hint="eastAsia"/>
+              <w:rFonts w:hint="eastAsia" w:ascii="宋体" w:hAnsi="宋体" w:eastAsia="宋体" w:cs="宋体"/>
               <w:szCs w:val="24"/>
             </w:rPr>
             <w:fldChar w:fldCharType="end"/>
@@ -2782,28 +2823,28 @@
         </w:p>
         <w:p>
           <w:pPr>
-            <w:pStyle w:val="TOC1"/>
+            <w:pStyle w:val="16"/>
             <w:tabs>
               <w:tab w:val="right" w:leader="dot" w:pos="8306"/>
             </w:tabs>
           </w:pPr>
           <w:r>
             <w:rPr>
-              <w:rFonts w:ascii="宋体" w:eastAsia="宋体" w:hAnsi="宋体" w:cs="宋体" w:hint="eastAsia"/>
+              <w:rFonts w:hint="eastAsia" w:ascii="宋体" w:hAnsi="宋体" w:eastAsia="宋体" w:cs="宋体"/>
               <w:szCs w:val="24"/>
             </w:rPr>
             <w:fldChar w:fldCharType="begin"/>
           </w:r>
           <w:r>
             <w:rPr>
-              <w:rFonts w:ascii="宋体" w:eastAsia="宋体" w:hAnsi="宋体" w:cs="宋体" w:hint="eastAsia"/>
+              <w:rFonts w:hint="eastAsia" w:ascii="宋体" w:hAnsi="宋体" w:eastAsia="宋体" w:cs="宋体"/>
               <w:szCs w:val="24"/>
             </w:rPr>
             <w:instrText xml:space="preserve"> HYPERLINK \l _Toc11332 </w:instrText>
           </w:r>
           <w:r>
             <w:rPr>
-              <w:rFonts w:ascii="宋体" w:eastAsia="宋体" w:hAnsi="宋体" w:cs="宋体" w:hint="eastAsia"/>
+              <w:rFonts w:hint="eastAsia" w:ascii="宋体" w:hAnsi="宋体" w:eastAsia="宋体" w:cs="宋体"/>
               <w:szCs w:val="24"/>
             </w:rPr>
             <w:fldChar w:fldCharType="separate"/>
@@ -2842,7 +2883,7 @@
           </w:r>
           <w:r>
             <w:rPr>
-              <w:rFonts w:ascii="宋体" w:eastAsia="宋体" w:hAnsi="宋体" w:cs="宋体" w:hint="eastAsia"/>
+              <w:rFonts w:hint="eastAsia" w:ascii="宋体" w:hAnsi="宋体" w:eastAsia="宋体" w:cs="宋体"/>
               <w:szCs w:val="24"/>
             </w:rPr>
             <w:fldChar w:fldCharType="end"/>
@@ -2852,7 +2893,7 @@
           <w:pPr>
             <w:bidi w:val="0"/>
             <w:rPr>
-              <w:rFonts w:ascii="宋体" w:eastAsia="宋体" w:hAnsi="宋体" w:cs="宋体" w:hint="eastAsia"/>
+              <w:rFonts w:hint="eastAsia" w:ascii="宋体" w:hAnsi="宋体" w:eastAsia="宋体" w:cs="宋体"/>
               <w:snapToGrid w:val="0"/>
               <w:color w:val="000000"/>
               <w:kern w:val="0"/>
@@ -2863,7 +2904,7 @@
           </w:pPr>
           <w:r>
             <w:rPr>
-              <w:rFonts w:ascii="宋体" w:eastAsia="宋体" w:hAnsi="宋体" w:cs="宋体" w:hint="eastAsia"/>
+              <w:rFonts w:hint="eastAsia" w:ascii="宋体" w:hAnsi="宋体" w:eastAsia="宋体" w:cs="宋体"/>
               <w:szCs w:val="24"/>
             </w:rPr>
             <w:fldChar w:fldCharType="end"/>
@@ -2874,7 +2915,7 @@
     <w:p>
       <w:pPr>
         <w:rPr>
-          <w:rFonts w:ascii="Arial" w:eastAsia="Arial" w:hAnsi="Arial" w:cs="Arial"/>
+          <w:rFonts w:ascii="Arial" w:hAnsi="Arial" w:eastAsia="Arial" w:cs="Arial"/>
           <w:snapToGrid w:val="0"/>
           <w:color w:val="000000"/>
           <w:kern w:val="0"/>
@@ -2885,7 +2926,7 @@
       </w:pPr>
       <w:r>
         <w:rPr>
-          <w:rFonts w:ascii="Arial" w:eastAsia="Arial" w:hAnsi="Arial" w:cs="Arial"/>
+          <w:rFonts w:ascii="Arial" w:hAnsi="Arial" w:eastAsia="Arial" w:cs="Arial"/>
           <w:snapToGrid w:val="0"/>
           <w:color w:val="000000"/>
           <w:kern w:val="0"/>
@@ -2898,7 +2939,7 @@
     </w:p>
     <w:p>
       <w:pPr>
-        <w:pStyle w:val="1"/>
+        <w:pStyle w:val="28"/>
         <w:bidi w:val="0"/>
       </w:pPr>
       <w:bookmarkStart w:id="2" w:name="_Toc26775"/>
@@ -2909,7 +2950,7 @@
     </w:p>
     <w:p>
       <w:pPr>
-        <w:pStyle w:val="a1"/>
+        <w:pStyle w:val="29"/>
         <w:bidi w:val="0"/>
       </w:pPr>
       <w:r>
@@ -2918,7 +2959,7 @@
     </w:p>
     <w:p>
       <w:pPr>
-        <w:pStyle w:val="1"/>
+        <w:pStyle w:val="28"/>
         <w:bidi w:val="0"/>
         <w:rPr>
           <w:rFonts w:hint="eastAsia"/>
@@ -2937,7 +2978,7 @@
     </w:p>
     <w:p>
       <w:pPr>
-        <w:pStyle w:val="a1"/>
+        <w:pStyle w:val="29"/>
         <w:rPr>
           <w:rFonts w:hint="eastAsia"/>
           <w:lang w:val="en-US" w:eastAsia="zh-CN"/>
@@ -2953,7 +2994,7 @@
     </w:p>
     <w:p>
       <w:pPr>
-        <w:pStyle w:val="a1"/>
+        <w:pStyle w:val="29"/>
         <w:rPr>
           <w:rFonts w:hint="eastAsia"/>
           <w:lang w:val="en-US" w:eastAsia="zh-CN"/>
@@ -2969,7 +3010,7 @@
     </w:p>
     <w:p>
       <w:pPr>
-        <w:pStyle w:val="a1"/>
+        <w:pStyle w:val="29"/>
         <w:rPr>
           <w:rFonts w:hint="eastAsia"/>
           <w:lang w:val="en-US" w:eastAsia="zh-CN"/>
@@ -2985,7 +3026,7 @@
     </w:p>
     <w:p>
       <w:pPr>
-        <w:pStyle w:val="a1"/>
+        <w:pStyle w:val="29"/>
         <w:rPr>
           <w:rFonts w:hint="eastAsia"/>
           <w:lang w:val="en-US" w:eastAsia="zh-CN"/>
@@ -3001,7 +3042,7 @@
     </w:p>
     <w:p>
       <w:pPr>
-        <w:pStyle w:val="a1"/>
+        <w:pStyle w:val="29"/>
         <w:rPr>
           <w:rFonts w:hint="eastAsia"/>
           <w:lang w:val="en-US" w:eastAsia="zh-CN"/>
@@ -3017,7 +3058,7 @@
     </w:p>
     <w:p>
       <w:pPr>
-        <w:pStyle w:val="2"/>
+        <w:pStyle w:val="30"/>
         <w:bidi w:val="0"/>
         <w:rPr>
           <w:rFonts w:hint="default"/>
@@ -3036,13 +3077,13 @@
     </w:p>
     <w:p>
       <w:pPr>
-        <w:pStyle w:val="a1"/>
+        <w:pStyle w:val="29"/>
         <w:numPr>
           <w:ilvl w:val="0"/>
           <w:numId w:val="2"/>
         </w:numPr>
         <w:bidi w:val="0"/>
-        <w:ind w:left="425" w:hanging="425" w:leftChars="0" w:firstLineChars="0"/>
+        <w:ind w:left="425" w:leftChars="0" w:hanging="425" w:firstLineChars="0"/>
         <w:rPr>
           <w:rFonts w:hint="eastAsia"/>
           <w:lang w:val="en-US" w:eastAsia="zh-CN"/>
@@ -3054,7 +3095,7 @@
     </w:p>
     <w:p>
       <w:pPr>
-        <w:pStyle w:val="a1"/>
+        <w:pStyle w:val="29"/>
         <w:bidi w:val="0"/>
       </w:pPr>
       <w:r>
@@ -3063,13 +3104,13 @@
     </w:p>
     <w:p>
       <w:pPr>
-        <w:pStyle w:val="a1"/>
+        <w:pStyle w:val="29"/>
         <w:numPr>
           <w:ilvl w:val="0"/>
           <w:numId w:val="3"/>
         </w:numPr>
         <w:bidi w:val="0"/>
-        <w:ind w:left="845" w:hanging="425" w:leftChars="0" w:firstLineChars="0"/>
+        <w:ind w:left="845" w:leftChars="0" w:hanging="425" w:firstLineChars="0"/>
       </w:pPr>
       <w:r>
         <w:t>服务级别协议（SLA，Service Level Agreements）；</w:t>
@@ -3077,13 +3118,13 @@
     </w:p>
     <w:p>
       <w:pPr>
-        <w:pStyle w:val="a1"/>
+        <w:pStyle w:val="29"/>
         <w:numPr>
           <w:ilvl w:val="0"/>
           <w:numId w:val="3"/>
         </w:numPr>
         <w:bidi w:val="0"/>
-        <w:ind w:left="845" w:hanging="425" w:leftChars="0" w:firstLineChars="0"/>
+        <w:ind w:left="845" w:leftChars="0" w:hanging="425" w:firstLineChars="0"/>
       </w:pPr>
       <w:r>
         <w:rPr>
@@ -3098,13 +3139,13 @@
     </w:p>
     <w:p>
       <w:pPr>
-        <w:pStyle w:val="a1"/>
+        <w:pStyle w:val="29"/>
         <w:numPr>
           <w:ilvl w:val="0"/>
           <w:numId w:val="3"/>
         </w:numPr>
         <w:bidi w:val="0"/>
-        <w:ind w:left="845" w:hanging="425" w:leftChars="0" w:firstLineChars="0"/>
+        <w:ind w:left="845" w:leftChars="0" w:hanging="425" w:firstLineChars="0"/>
         <w:rPr>
           <w:rFonts w:hint="eastAsia"/>
           <w:lang w:val="en-US" w:eastAsia="zh-CN"/>
@@ -3116,13 +3157,13 @@
     </w:p>
     <w:p>
       <w:pPr>
-        <w:pStyle w:val="a1"/>
+        <w:pStyle w:val="29"/>
         <w:numPr>
           <w:ilvl w:val="0"/>
           <w:numId w:val="2"/>
         </w:numPr>
         <w:bidi w:val="0"/>
-        <w:ind w:left="425" w:hanging="425" w:leftChars="0" w:firstLineChars="0"/>
+        <w:ind w:left="425" w:leftChars="0" w:hanging="425" w:firstLineChars="0"/>
       </w:pPr>
       <w:r>
         <w:t>服务级别协议（SLA）</w:t>
@@ -3130,7 +3171,7 @@
     </w:p>
     <w:p>
       <w:pPr>
-        <w:pStyle w:val="a1"/>
+        <w:pStyle w:val="29"/>
         <w:bidi w:val="0"/>
       </w:pPr>
       <w:r>
@@ -3139,13 +3180,13 @@
     </w:p>
     <w:p>
       <w:pPr>
-        <w:pStyle w:val="a1"/>
+        <w:pStyle w:val="29"/>
         <w:numPr>
           <w:ilvl w:val="0"/>
           <w:numId w:val="2"/>
         </w:numPr>
         <w:bidi w:val="0"/>
-        <w:ind w:left="425" w:hanging="425" w:leftChars="0" w:firstLineChars="0"/>
+        <w:ind w:left="425" w:leftChars="0" w:hanging="425" w:firstLineChars="0"/>
         <w:rPr>
           <w:rFonts w:hint="eastAsia"/>
           <w:lang w:eastAsia="zh-CN"/>
@@ -3157,13 +3198,13 @@
     </w:p>
     <w:p>
       <w:pPr>
-        <w:pStyle w:val="a1"/>
+        <w:pStyle w:val="29"/>
         <w:numPr>
           <w:ilvl w:val="0"/>
           <w:numId w:val="4"/>
         </w:numPr>
         <w:bidi w:val="0"/>
-        <w:ind w:left="845" w:hanging="425" w:leftChars="0" w:firstLineChars="0"/>
+        <w:ind w:left="845" w:leftChars="0" w:hanging="425" w:firstLineChars="0"/>
       </w:pPr>
       <w:r>
         <w:t>与外部提供商就某项服务的供应所签订的合同；</w:t>
@@ -3171,13 +3212,13 @@
     </w:p>
     <w:p>
       <w:pPr>
-        <w:pStyle w:val="a1"/>
+        <w:pStyle w:val="29"/>
         <w:numPr>
           <w:ilvl w:val="0"/>
           <w:numId w:val="4"/>
         </w:numPr>
         <w:bidi w:val="0"/>
-        <w:ind w:left="845" w:hanging="425" w:leftChars="0" w:firstLineChars="0"/>
+        <w:ind w:left="845" w:leftChars="0" w:hanging="425" w:firstLineChars="0"/>
       </w:pPr>
       <w:r>
         <w:t>通常是正式的合同，而SLA和OLA通常不是法律文本</w:t>
@@ -3185,13 +3226,13 @@
     </w:p>
     <w:p>
       <w:pPr>
-        <w:pStyle w:val="a1"/>
+        <w:pStyle w:val="29"/>
         <w:numPr>
           <w:ilvl w:val="0"/>
           <w:numId w:val="2"/>
         </w:numPr>
         <w:bidi w:val="0"/>
-        <w:ind w:left="425" w:hanging="425" w:leftChars="0" w:firstLineChars="0"/>
+        <w:ind w:left="425" w:leftChars="0" w:hanging="425" w:firstLineChars="0"/>
       </w:pPr>
       <w:r>
         <w:t>服务级别管理负责人</w:t>
@@ -3199,10 +3240,10 @@
     </w:p>
     <w:p>
       <w:pPr>
-        <w:pStyle w:val="a1"/>
+        <w:pStyle w:val="29"/>
         <w:bidi w:val="0"/>
         <w:rPr>
-          <w:rFonts w:eastAsia="宋体" w:hint="default"/>
+          <w:rFonts w:hint="default" w:eastAsia="宋体"/>
           <w:lang w:val="en-US" w:eastAsia="zh-CN"/>
         </w:rPr>
       </w:pPr>
@@ -3226,13 +3267,13 @@
     </w:p>
     <w:p>
       <w:pPr>
-        <w:pStyle w:val="a1"/>
+        <w:pStyle w:val="29"/>
         <w:numPr>
           <w:ilvl w:val="0"/>
           <w:numId w:val="2"/>
         </w:numPr>
         <w:bidi w:val="0"/>
-        <w:ind w:left="425" w:hanging="425" w:leftChars="0" w:firstLineChars="0"/>
+        <w:ind w:left="425" w:leftChars="0" w:hanging="425" w:firstLineChars="0"/>
       </w:pPr>
       <w:r>
         <w:t>服务目录</w:t>
@@ -3240,7 +3281,7 @@
     </w:p>
     <w:p>
       <w:pPr>
-        <w:pStyle w:val="a1"/>
+        <w:pStyle w:val="29"/>
         <w:bidi w:val="0"/>
         <w:rPr>
           <w:rFonts w:hint="default"/>
@@ -3253,7 +3294,7 @@
     </w:p>
     <w:p>
       <w:pPr>
-        <w:pStyle w:val="1"/>
+        <w:pStyle w:val="28"/>
         <w:bidi w:val="0"/>
       </w:pPr>
       <w:bookmarkStart w:id="5" w:name="_Toc23704"/>
@@ -3271,10 +3312,10 @@
     </w:p>
     <w:p>
       <w:pPr>
-        <w:pStyle w:val="a1"/>
+        <w:pStyle w:val="29"/>
         <w:bidi w:val="0"/>
         <w:rPr>
-          <w:rFonts w:eastAsia="宋体" w:hint="eastAsia"/>
+          <w:rFonts w:hint="eastAsia" w:eastAsia="宋体"/>
           <w:lang w:val="en-US" w:eastAsia="zh-CN"/>
         </w:rPr>
       </w:pPr>
@@ -3301,7 +3342,7 @@
     </w:p>
     <w:p>
       <w:pPr>
-        <w:pStyle w:val="1"/>
+        <w:pStyle w:val="28"/>
         <w:bidi w:val="0"/>
         <w:rPr>
           <w:rFonts w:hint="eastAsia"/>
@@ -3320,7 +3361,7 @@
     </w:p>
     <w:p>
       <w:pPr>
-        <w:pStyle w:val="2"/>
+        <w:pStyle w:val="30"/>
         <w:bidi w:val="0"/>
         <w:rPr>
           <w:rFonts w:hint="default"/>
@@ -3339,12 +3380,12 @@
     </w:p>
     <w:p>
       <w:pPr>
-        <w:pStyle w:val="a1"/>
+        <w:pStyle w:val="29"/>
         <w:numPr>
           <w:ilvl w:val="0"/>
           <w:numId w:val="5"/>
         </w:numPr>
-        <w:ind w:left="425" w:hanging="425" w:leftChars="0" w:firstLineChars="0"/>
+        <w:ind w:left="425" w:leftChars="0" w:hanging="425" w:firstLineChars="0"/>
         <w:rPr>
           <w:rFonts w:hint="eastAsia"/>
           <w:lang w:val="en-US" w:eastAsia="zh-CN"/>
@@ -3360,12 +3401,12 @@
     </w:p>
     <w:p>
       <w:pPr>
-        <w:pStyle w:val="a1"/>
+        <w:pStyle w:val="29"/>
         <w:numPr>
           <w:ilvl w:val="0"/>
           <w:numId w:val="5"/>
         </w:numPr>
-        <w:ind w:left="425" w:hanging="425" w:leftChars="0" w:firstLineChars="0"/>
+        <w:ind w:left="425" w:leftChars="0" w:hanging="425" w:firstLineChars="0"/>
         <w:rPr>
           <w:rFonts w:hint="default"/>
           <w:lang w:val="en-US" w:eastAsia="zh-CN"/>
@@ -3381,7 +3422,7 @@
     </w:p>
     <w:p>
       <w:pPr>
-        <w:pStyle w:val="2"/>
+        <w:pStyle w:val="30"/>
         <w:bidi w:val="0"/>
         <w:rPr>
           <w:rFonts w:hint="default"/>
@@ -3400,13 +3441,13 @@
     </w:p>
     <w:p>
       <w:pPr>
-        <w:pStyle w:val="a1"/>
+        <w:pStyle w:val="29"/>
         <w:numPr>
           <w:ilvl w:val="0"/>
           <w:numId w:val="6"/>
         </w:numPr>
         <w:bidi w:val="0"/>
-        <w:ind w:left="425" w:hanging="425" w:leftChars="0" w:firstLineChars="0"/>
+        <w:ind w:left="425" w:leftChars="0" w:hanging="425" w:firstLineChars="0"/>
       </w:pPr>
       <w:r>
         <w:t>识别客户需求，与客户协商谈判，负责签订和维护SLA</w:t>
@@ -3414,13 +3455,13 @@
     </w:p>
     <w:p>
       <w:pPr>
-        <w:pStyle w:val="a1"/>
+        <w:pStyle w:val="29"/>
         <w:numPr>
           <w:ilvl w:val="0"/>
           <w:numId w:val="6"/>
         </w:numPr>
         <w:bidi w:val="0"/>
-        <w:ind w:left="425" w:hanging="425" w:leftChars="0" w:firstLineChars="0"/>
+        <w:ind w:left="425" w:leftChars="0" w:hanging="425" w:firstLineChars="0"/>
       </w:pPr>
       <w:r>
         <w:t>依据SLA完成服务规划，完成服务部署</w:t>
@@ -3428,13 +3469,13 @@
     </w:p>
     <w:p>
       <w:pPr>
-        <w:pStyle w:val="a1"/>
+        <w:pStyle w:val="29"/>
         <w:numPr>
           <w:ilvl w:val="0"/>
           <w:numId w:val="6"/>
         </w:numPr>
         <w:bidi w:val="0"/>
-        <w:ind w:left="425" w:hanging="425" w:leftChars="0" w:firstLineChars="0"/>
+        <w:ind w:left="425" w:leftChars="0" w:hanging="425" w:firstLineChars="0"/>
       </w:pPr>
       <w:r>
         <w:t>监测服务质量，落实服务改进措施</w:t>
@@ -3442,13 +3483,13 @@
     </w:p>
     <w:p>
       <w:pPr>
-        <w:pStyle w:val="a1"/>
+        <w:pStyle w:val="29"/>
         <w:numPr>
           <w:ilvl w:val="0"/>
           <w:numId w:val="6"/>
         </w:numPr>
         <w:bidi w:val="0"/>
-        <w:ind w:left="425" w:hanging="425" w:leftChars="0" w:firstLineChars="0"/>
+        <w:ind w:left="425" w:leftChars="0" w:hanging="425" w:firstLineChars="0"/>
         <w:rPr>
           <w:rFonts w:hint="default"/>
           <w:lang w:val="en-US" w:eastAsia="zh-CN"/>
@@ -3460,7 +3501,7 @@
     </w:p>
     <w:p>
       <w:pPr>
-        <w:pStyle w:val="1"/>
+        <w:pStyle w:val="28"/>
         <w:bidi w:val="0"/>
         <w:rPr>
           <w:rFonts w:hint="default"/>
@@ -3479,7 +3520,7 @@
     </w:p>
     <w:p>
       <w:pPr>
-        <w:pStyle w:val="a1"/>
+        <w:pStyle w:val="29"/>
         <w:rPr>
           <w:rFonts w:hint="eastAsia"/>
           <w:lang w:val="en-US" w:eastAsia="zh-CN"/>
@@ -3495,7 +3536,7 @@
     </w:p>
     <w:p>
       <w:pPr>
-        <w:pStyle w:val="a1"/>
+        <w:pStyle w:val="29"/>
         <w:rPr>
           <w:rFonts w:hint="default"/>
           <w:lang w:val="en-US" w:eastAsia="zh-CN"/>
@@ -3598,38 +3639,24 @@
           <w:lang w:val="en-US" w:eastAsia="zh-CN"/>
         </w:rPr>
         <w:object>
-          <v:shapetype id="_x0000_t75" coordsize="21600,21600" o:spt="75" o:preferrelative="t" path="m@4@5l@4@11@9@11@9@5xe" filled="f" stroked="f">
-            <v:stroke joinstyle="miter"/>
-            <v:formulas>
-              <v:f eqn="if lineDrawn pixelLineWidth 0"/>
-              <v:f eqn="sum @0 1 0"/>
-              <v:f eqn="sum 0 0 @1"/>
-              <v:f eqn="prod @2 1 2"/>
-              <v:f eqn="prod @3 21600 pixelWidth"/>
-              <v:f eqn="prod @3 21600 pixelHeight"/>
-              <v:f eqn="sum @0 0 1"/>
-              <v:f eqn="prod @6 1 2"/>
-              <v:f eqn="prod @7 21600 pixelWidth"/>
-              <v:f eqn="sum @8 21600 0"/>
-              <v:f eqn="prod @7 21600 pixelHeight"/>
-              <v:f eqn="sum @10 21600 0"/>
-            </v:formulas>
-            <v:path o:extrusionok="f" gradientshapeok="t" o:connecttype="rect"/>
+          <v:shape id="_x0000_i1025" o:spt="75" type="#_x0000_t75" style="height:504.65pt;width:408.65pt;" o:ole="t" filled="f" o:preferrelative="t" stroked="f" coordsize="21600,21600">
+            <v:path/>
+            <v:fill on="f" focussize="0,0"/>
+            <v:stroke on="f" joinstyle="miter"/>
+            <v:imagedata r:id="rId9" o:title=""/>
             <o:lock v:ext="edit" aspectratio="t"/>
-          </v:shapetype>
-          <v:shape id="_x0000_i1025" type="#_x0000_t75" style="height:504.65pt;width:408.65pt" o:oleicon="f" o:ole="" coordsize="21600,21600" o:preferrelative="t" filled="f" stroked="f">
-            <v:stroke joinstyle="miter"/>
-            <v:imagedata r:id="rId4" o:title=""/>
-            <o:lock v:ext="edit" aspectratio="t"/>
+            <w10:wrap type="none"/>
             <w10:anchorlock/>
           </v:shape>
-          <o:OLEObject Type="Embed" ProgID="Visio.Drawing.15" ShapeID="_x0000_i1025" DrawAspect="Content" ObjectID="_1468075725" r:id="rId5"/>
+          <o:OLEObject Type="Embed" ProgID="Visio.Drawing.15" ShapeID="_x0000_i1025" DrawAspect="Content" ObjectID="_1468075725" r:id="rId8">
+            <o:LockedField>false</o:LockedField>
+          </o:OLEObject>
         </w:object>
       </w:r>
     </w:p>
     <w:p>
       <w:pPr>
-        <w:pStyle w:val="2"/>
+        <w:pStyle w:val="30"/>
         <w:bidi w:val="0"/>
         <w:rPr>
           <w:rFonts w:hint="default"/>
@@ -3648,7 +3675,7 @@
     </w:p>
     <w:p>
       <w:pPr>
-        <w:pStyle w:val="3"/>
+        <w:pStyle w:val="31"/>
         <w:bidi w:val="0"/>
         <w:rPr>
           <w:rFonts w:hint="default"/>
@@ -3674,7 +3701,7 @@
     </w:p>
     <w:p>
       <w:pPr>
-        <w:pStyle w:val="a1"/>
+        <w:pStyle w:val="29"/>
         <w:rPr>
           <w:rFonts w:hint="default"/>
           <w:lang w:val="en-US" w:eastAsia="zh-CN"/>
@@ -3704,7 +3731,7 @@
     </w:p>
     <w:p>
       <w:pPr>
-        <w:pStyle w:val="a1"/>
+        <w:pStyle w:val="29"/>
         <w:rPr>
           <w:rFonts w:hint="default"/>
           <w:lang w:val="en-US" w:eastAsia="zh-CN"/>
@@ -3720,12 +3747,12 @@
     </w:p>
     <w:p>
       <w:pPr>
-        <w:pStyle w:val="a1"/>
+        <w:pStyle w:val="29"/>
         <w:numPr>
           <w:ilvl w:val="0"/>
           <w:numId w:val="7"/>
         </w:numPr>
-        <w:ind w:left="425" w:hanging="425" w:leftChars="0" w:firstLineChars="0"/>
+        <w:ind w:left="425" w:leftChars="0" w:hanging="425" w:firstLineChars="0"/>
         <w:rPr>
           <w:rFonts w:hint="default"/>
           <w:lang w:val="en-US" w:eastAsia="zh-CN"/>
@@ -3741,12 +3768,12 @@
     </w:p>
     <w:p>
       <w:pPr>
-        <w:pStyle w:val="a1"/>
+        <w:pStyle w:val="29"/>
         <w:numPr>
           <w:ilvl w:val="0"/>
           <w:numId w:val="7"/>
         </w:numPr>
-        <w:ind w:left="425" w:hanging="425" w:leftChars="0" w:firstLineChars="0"/>
+        <w:ind w:left="425" w:leftChars="0" w:hanging="425" w:firstLineChars="0"/>
         <w:rPr>
           <w:rFonts w:hint="default"/>
           <w:lang w:val="en-US" w:eastAsia="zh-CN"/>
@@ -3762,12 +3789,12 @@
     </w:p>
     <w:p>
       <w:pPr>
-        <w:pStyle w:val="a1"/>
+        <w:pStyle w:val="29"/>
         <w:numPr>
           <w:ilvl w:val="0"/>
           <w:numId w:val="7"/>
         </w:numPr>
-        <w:ind w:left="425" w:hanging="425" w:leftChars="0" w:firstLineChars="0"/>
+        <w:ind w:left="425" w:leftChars="0" w:hanging="425" w:firstLineChars="0"/>
         <w:rPr>
           <w:rFonts w:hint="default"/>
           <w:lang w:val="en-US" w:eastAsia="zh-CN"/>
@@ -3783,12 +3810,12 @@
     </w:p>
     <w:p>
       <w:pPr>
-        <w:pStyle w:val="a1"/>
+        <w:pStyle w:val="29"/>
         <w:numPr>
           <w:ilvl w:val="0"/>
           <w:numId w:val="7"/>
         </w:numPr>
-        <w:ind w:left="425" w:hanging="425" w:leftChars="0" w:firstLineChars="0"/>
+        <w:ind w:left="425" w:leftChars="0" w:hanging="425" w:firstLineChars="0"/>
         <w:rPr>
           <w:rFonts w:hint="default"/>
           <w:lang w:val="en-US" w:eastAsia="zh-CN"/>
@@ -3804,12 +3831,12 @@
     </w:p>
     <w:p>
       <w:pPr>
-        <w:pStyle w:val="a1"/>
+        <w:pStyle w:val="29"/>
         <w:numPr>
           <w:ilvl w:val="0"/>
           <w:numId w:val="7"/>
         </w:numPr>
-        <w:ind w:left="425" w:hanging="425" w:leftChars="0" w:firstLineChars="0"/>
+        <w:ind w:left="425" w:leftChars="0" w:hanging="425" w:firstLineChars="0"/>
         <w:rPr>
           <w:rFonts w:hint="default"/>
           <w:lang w:val="en-US" w:eastAsia="zh-CN"/>
@@ -3839,12 +3866,12 @@
     </w:p>
     <w:p>
       <w:pPr>
-        <w:pStyle w:val="a1"/>
+        <w:pStyle w:val="29"/>
         <w:numPr>
           <w:ilvl w:val="0"/>
           <w:numId w:val="7"/>
         </w:numPr>
-        <w:ind w:left="425" w:hanging="425" w:leftChars="0" w:firstLineChars="0"/>
+        <w:ind w:left="425" w:leftChars="0" w:hanging="425" w:firstLineChars="0"/>
         <w:rPr>
           <w:rFonts w:hint="default"/>
           <w:lang w:val="en-US" w:eastAsia="zh-CN"/>
@@ -3860,12 +3887,12 @@
     </w:p>
     <w:p>
       <w:pPr>
-        <w:pStyle w:val="a1"/>
+        <w:pStyle w:val="29"/>
         <w:numPr>
           <w:ilvl w:val="0"/>
           <w:numId w:val="7"/>
         </w:numPr>
-        <w:ind w:left="425" w:hanging="425" w:leftChars="0" w:firstLineChars="0"/>
+        <w:ind w:left="425" w:leftChars="0" w:hanging="425" w:firstLineChars="0"/>
         <w:rPr>
           <w:rFonts w:hint="default"/>
           <w:lang w:val="en-US" w:eastAsia="zh-CN"/>
@@ -3881,12 +3908,12 @@
     </w:p>
     <w:p>
       <w:pPr>
-        <w:pStyle w:val="a1"/>
+        <w:pStyle w:val="29"/>
         <w:numPr>
           <w:ilvl w:val="0"/>
           <w:numId w:val="7"/>
         </w:numPr>
-        <w:ind w:left="425" w:hanging="425" w:leftChars="0" w:firstLineChars="0"/>
+        <w:ind w:left="425" w:leftChars="0" w:hanging="425" w:firstLineChars="0"/>
         <w:rPr>
           <w:rFonts w:hint="default"/>
           <w:lang w:val="en-US" w:eastAsia="zh-CN"/>
@@ -3902,12 +3929,12 @@
     </w:p>
     <w:p>
       <w:pPr>
-        <w:pStyle w:val="a1"/>
+        <w:pStyle w:val="29"/>
         <w:numPr>
           <w:ilvl w:val="0"/>
           <w:numId w:val="7"/>
         </w:numPr>
-        <w:ind w:left="425" w:hanging="425" w:leftChars="0" w:firstLineChars="0"/>
+        <w:ind w:left="425" w:leftChars="0" w:hanging="425" w:firstLineChars="0"/>
         <w:rPr>
           <w:rFonts w:hint="default"/>
           <w:lang w:val="en-US" w:eastAsia="zh-CN"/>
@@ -3923,15 +3950,15 @@
     </w:p>
     <w:p>
       <w:pPr>
-        <w:pStyle w:val="3"/>
+        <w:pStyle w:val="31"/>
         <w:bidi w:val="0"/>
         <w:rPr>
           <w:rFonts w:hint="default"/>
           <w:lang w:val="en-US" w:eastAsia="zh-CN"/>
         </w:rPr>
       </w:pPr>
-      <w:bookmarkStart w:id="12" w:name="_Toc12085"/>
-      <w:bookmarkStart w:id="13" w:name="_Toc23612"/>
+      <w:bookmarkStart w:id="12" w:name="_Toc23612"/>
+      <w:bookmarkStart w:id="13" w:name="_Toc12085"/>
       <w:r>
         <w:rPr>
           <w:rFonts w:hint="default"/>
@@ -3951,7 +3978,7 @@
     </w:p>
     <w:p>
       <w:pPr>
-        <w:pStyle w:val="a1"/>
+        <w:pStyle w:val="29"/>
         <w:rPr>
           <w:rFonts w:hint="default"/>
           <w:lang w:val="en-US" w:eastAsia="zh-CN"/>
@@ -3981,7 +4008,7 @@
     </w:p>
     <w:p>
       <w:pPr>
-        <w:pStyle w:val="a1"/>
+        <w:pStyle w:val="29"/>
         <w:rPr>
           <w:rFonts w:hint="default"/>
           <w:lang w:val="en-US" w:eastAsia="zh-CN"/>
@@ -4032,7 +4059,7 @@
     </w:p>
     <w:p>
       <w:pPr>
-        <w:pStyle w:val="3"/>
+        <w:pStyle w:val="31"/>
         <w:bidi w:val="0"/>
         <w:rPr>
           <w:rFonts w:hint="default"/>
@@ -4058,12 +4085,12 @@
     </w:p>
     <w:p>
       <w:pPr>
-        <w:pStyle w:val="a1"/>
+        <w:pStyle w:val="29"/>
         <w:numPr>
           <w:ilvl w:val="0"/>
           <w:numId w:val="8"/>
         </w:numPr>
-        <w:ind w:left="425" w:hanging="425" w:leftChars="0" w:firstLineChars="0"/>
+        <w:ind w:left="425" w:leftChars="0" w:hanging="425" w:firstLineChars="0"/>
         <w:rPr>
           <w:rFonts w:hint="default"/>
           <w:lang w:val="en-US" w:eastAsia="zh-CN"/>
@@ -4079,7 +4106,7 @@
     </w:p>
     <w:p>
       <w:pPr>
-        <w:pStyle w:val="a1"/>
+        <w:pStyle w:val="29"/>
         <w:rPr>
           <w:rFonts w:hint="default"/>
           <w:lang w:val="en-US" w:eastAsia="zh-CN"/>
@@ -4095,12 +4122,12 @@
     </w:p>
     <w:p>
       <w:pPr>
-        <w:pStyle w:val="a1"/>
+        <w:pStyle w:val="29"/>
         <w:numPr>
           <w:ilvl w:val="0"/>
           <w:numId w:val="9"/>
         </w:numPr>
-        <w:ind w:left="845" w:hanging="425" w:leftChars="0" w:firstLineChars="0"/>
+        <w:ind w:left="845" w:leftChars="0" w:hanging="425" w:firstLineChars="0"/>
         <w:rPr>
           <w:rFonts w:hint="default"/>
           <w:lang w:val="en-US" w:eastAsia="zh-CN"/>
@@ -4116,12 +4143,12 @@
     </w:p>
     <w:p>
       <w:pPr>
-        <w:pStyle w:val="a1"/>
+        <w:pStyle w:val="29"/>
         <w:numPr>
           <w:ilvl w:val="0"/>
           <w:numId w:val="9"/>
         </w:numPr>
-        <w:ind w:left="845" w:hanging="425" w:leftChars="0" w:firstLineChars="0"/>
+        <w:ind w:left="845" w:leftChars="0" w:hanging="425" w:firstLineChars="0"/>
         <w:rPr>
           <w:rFonts w:hint="default"/>
           <w:lang w:val="en-US" w:eastAsia="zh-CN"/>
@@ -4137,12 +4164,12 @@
     </w:p>
     <w:p>
       <w:pPr>
-        <w:pStyle w:val="a1"/>
+        <w:pStyle w:val="29"/>
         <w:numPr>
           <w:ilvl w:val="0"/>
           <w:numId w:val="9"/>
         </w:numPr>
-        <w:ind w:left="845" w:hanging="425" w:leftChars="0" w:firstLineChars="0"/>
+        <w:ind w:left="845" w:leftChars="0" w:hanging="425" w:firstLineChars="0"/>
         <w:rPr>
           <w:rFonts w:hint="default"/>
           <w:lang w:val="en-US" w:eastAsia="zh-CN"/>
@@ -4158,7 +4185,7 @@
     </w:p>
     <w:p>
       <w:pPr>
-        <w:pStyle w:val="a1"/>
+        <w:pStyle w:val="29"/>
         <w:rPr>
           <w:rFonts w:hint="default"/>
           <w:lang w:val="en-US" w:eastAsia="zh-CN"/>
@@ -4188,12 +4215,12 @@
     </w:p>
     <w:p>
       <w:pPr>
-        <w:pStyle w:val="a1"/>
+        <w:pStyle w:val="29"/>
         <w:numPr>
           <w:ilvl w:val="0"/>
           <w:numId w:val="8"/>
         </w:numPr>
-        <w:ind w:left="425" w:hanging="425" w:leftChars="0" w:firstLineChars="0"/>
+        <w:ind w:left="425" w:leftChars="0" w:hanging="425" w:firstLineChars="0"/>
         <w:rPr>
           <w:rFonts w:hint="default"/>
           <w:lang w:val="en-US" w:eastAsia="zh-CN"/>
@@ -4216,7 +4243,7 @@
     </w:p>
     <w:p>
       <w:pPr>
-        <w:pStyle w:val="a1"/>
+        <w:pStyle w:val="29"/>
         <w:rPr>
           <w:rFonts w:hint="default"/>
           <w:lang w:val="en-US" w:eastAsia="zh-CN"/>
@@ -4260,12 +4287,12 @@
     </w:p>
     <w:p>
       <w:pPr>
-        <w:pStyle w:val="a1"/>
+        <w:pStyle w:val="29"/>
         <w:numPr>
           <w:ilvl w:val="0"/>
           <w:numId w:val="10"/>
         </w:numPr>
-        <w:ind w:left="845" w:hanging="425" w:leftChars="0" w:firstLineChars="0"/>
+        <w:ind w:left="845" w:leftChars="0" w:hanging="425" w:firstLineChars="0"/>
         <w:rPr>
           <w:rFonts w:hint="default"/>
           <w:lang w:val="en-US" w:eastAsia="zh-CN"/>
@@ -4281,12 +4308,12 @@
     </w:p>
     <w:p>
       <w:pPr>
-        <w:pStyle w:val="a1"/>
+        <w:pStyle w:val="29"/>
         <w:numPr>
           <w:ilvl w:val="0"/>
           <w:numId w:val="10"/>
         </w:numPr>
-        <w:ind w:left="845" w:hanging="425" w:leftChars="0" w:firstLineChars="0"/>
+        <w:ind w:left="845" w:leftChars="0" w:hanging="425" w:firstLineChars="0"/>
         <w:rPr>
           <w:rFonts w:hint="default"/>
           <w:lang w:val="en-US" w:eastAsia="zh-CN"/>
@@ -4302,12 +4329,12 @@
     </w:p>
     <w:p>
       <w:pPr>
-        <w:pStyle w:val="a1"/>
+        <w:pStyle w:val="29"/>
         <w:numPr>
           <w:ilvl w:val="0"/>
           <w:numId w:val="10"/>
         </w:numPr>
-        <w:ind w:left="845" w:hanging="425" w:leftChars="0" w:firstLineChars="0"/>
+        <w:ind w:left="845" w:leftChars="0" w:hanging="425" w:firstLineChars="0"/>
         <w:rPr>
           <w:rFonts w:hint="default"/>
           <w:lang w:val="en-US" w:eastAsia="zh-CN"/>
@@ -4351,12 +4378,12 @@
     </w:p>
     <w:p>
       <w:pPr>
-        <w:pStyle w:val="a1"/>
+        <w:pStyle w:val="29"/>
         <w:numPr>
           <w:ilvl w:val="0"/>
           <w:numId w:val="8"/>
         </w:numPr>
-        <w:ind w:left="425" w:hanging="425" w:leftChars="0" w:firstLineChars="0"/>
+        <w:ind w:left="425" w:leftChars="0" w:hanging="425" w:firstLineChars="0"/>
         <w:rPr>
           <w:rFonts w:hint="default"/>
           <w:lang w:val="en-US" w:eastAsia="zh-CN"/>
@@ -4372,7 +4399,7 @@
     </w:p>
     <w:p>
       <w:pPr>
-        <w:pStyle w:val="a1"/>
+        <w:pStyle w:val="29"/>
         <w:rPr>
           <w:rFonts w:hint="default"/>
           <w:lang w:val="en-US" w:eastAsia="zh-CN"/>
@@ -4388,12 +4415,12 @@
     </w:p>
     <w:p>
       <w:pPr>
-        <w:pStyle w:val="a1"/>
+        <w:pStyle w:val="29"/>
         <w:numPr>
           <w:ilvl w:val="0"/>
           <w:numId w:val="11"/>
         </w:numPr>
-        <w:ind w:left="845" w:hanging="425" w:leftChars="0" w:firstLineChars="0"/>
+        <w:ind w:left="845" w:leftChars="0" w:hanging="425" w:firstLineChars="0"/>
         <w:rPr>
           <w:rFonts w:hint="default"/>
           <w:lang w:val="en-US" w:eastAsia="zh-CN"/>
@@ -4409,12 +4436,12 @@
     </w:p>
     <w:p>
       <w:pPr>
-        <w:pStyle w:val="a1"/>
+        <w:pStyle w:val="29"/>
         <w:numPr>
           <w:ilvl w:val="0"/>
           <w:numId w:val="11"/>
         </w:numPr>
-        <w:ind w:left="845" w:hanging="425" w:leftChars="0" w:firstLineChars="0"/>
+        <w:ind w:left="845" w:leftChars="0" w:hanging="425" w:firstLineChars="0"/>
         <w:rPr>
           <w:rFonts w:hint="default"/>
           <w:lang w:val="en-US" w:eastAsia="zh-CN"/>
@@ -4430,7 +4457,7 @@
     </w:p>
     <w:p>
       <w:pPr>
-        <w:pStyle w:val="a1"/>
+        <w:pStyle w:val="29"/>
         <w:rPr>
           <w:rFonts w:hint="default"/>
           <w:lang w:val="en-US" w:eastAsia="zh-CN"/>
@@ -4446,12 +4473,12 @@
     </w:p>
     <w:p>
       <w:pPr>
-        <w:pStyle w:val="a1"/>
+        <w:pStyle w:val="29"/>
         <w:numPr>
           <w:ilvl w:val="0"/>
           <w:numId w:val="8"/>
         </w:numPr>
-        <w:ind w:left="425" w:hanging="425" w:leftChars="0" w:firstLineChars="0"/>
+        <w:ind w:left="425" w:leftChars="0" w:hanging="425" w:firstLineChars="0"/>
         <w:rPr>
           <w:rFonts w:hint="default"/>
           <w:lang w:val="en-US" w:eastAsia="zh-CN"/>
@@ -4467,7 +4494,7 @@
     </w:p>
     <w:p>
       <w:pPr>
-        <w:pStyle w:val="a1"/>
+        <w:pStyle w:val="29"/>
         <w:rPr>
           <w:rFonts w:hint="default"/>
           <w:lang w:val="en-US" w:eastAsia="zh-CN"/>
@@ -4504,12 +4531,12 @@
     </w:p>
     <w:p>
       <w:pPr>
-        <w:pStyle w:val="a1"/>
+        <w:pStyle w:val="29"/>
         <w:numPr>
           <w:ilvl w:val="0"/>
           <w:numId w:val="8"/>
         </w:numPr>
-        <w:ind w:left="425" w:hanging="425" w:leftChars="0" w:firstLineChars="0"/>
+        <w:ind w:left="425" w:leftChars="0" w:hanging="425" w:firstLineChars="0"/>
         <w:rPr>
           <w:rFonts w:hint="default"/>
           <w:lang w:val="en-US" w:eastAsia="zh-CN"/>
@@ -4525,7 +4552,7 @@
     </w:p>
     <w:p>
       <w:pPr>
-        <w:pStyle w:val="a1"/>
+        <w:pStyle w:val="29"/>
         <w:rPr>
           <w:rFonts w:hint="default"/>
           <w:lang w:val="en-US" w:eastAsia="zh-CN"/>
@@ -4548,7 +4575,7 @@
     </w:p>
     <w:p>
       <w:pPr>
-        <w:pStyle w:val="a1"/>
+        <w:pStyle w:val="29"/>
         <w:rPr>
           <w:rFonts w:hint="default"/>
           <w:lang w:val="en-US" w:eastAsia="zh-CN"/>
@@ -4578,12 +4605,12 @@
     </w:p>
     <w:p>
       <w:pPr>
-        <w:pStyle w:val="a1"/>
+        <w:pStyle w:val="29"/>
         <w:numPr>
           <w:ilvl w:val="0"/>
           <w:numId w:val="8"/>
         </w:numPr>
-        <w:ind w:left="425" w:hanging="425" w:leftChars="0" w:firstLineChars="0"/>
+        <w:ind w:left="425" w:leftChars="0" w:hanging="425" w:firstLineChars="0"/>
         <w:rPr>
           <w:rFonts w:hint="default"/>
           <w:lang w:val="en-US" w:eastAsia="zh-CN"/>
@@ -4599,12 +4626,12 @@
     </w:p>
     <w:p>
       <w:pPr>
-        <w:pStyle w:val="a1"/>
+        <w:pStyle w:val="29"/>
         <w:numPr>
           <w:ilvl w:val="0"/>
           <w:numId w:val="12"/>
         </w:numPr>
-        <w:ind w:left="425" w:hanging="425" w:leftChars="0" w:firstLineChars="0"/>
+        <w:ind w:left="425" w:leftChars="0" w:hanging="425" w:firstLineChars="0"/>
         <w:rPr>
           <w:rFonts w:hint="default"/>
           <w:lang w:val="en-US" w:eastAsia="zh-CN"/>
@@ -4627,12 +4654,12 @@
     </w:p>
     <w:p>
       <w:pPr>
-        <w:pStyle w:val="a1"/>
+        <w:pStyle w:val="29"/>
         <w:numPr>
           <w:ilvl w:val="0"/>
           <w:numId w:val="12"/>
         </w:numPr>
-        <w:ind w:left="425" w:hanging="425" w:leftChars="0" w:firstLineChars="0"/>
+        <w:ind w:left="425" w:leftChars="0" w:hanging="425" w:firstLineChars="0"/>
         <w:rPr>
           <w:rFonts w:hint="default"/>
           <w:lang w:val="en-US" w:eastAsia="zh-CN"/>
@@ -4648,12 +4675,12 @@
     </w:p>
     <w:p>
       <w:pPr>
-        <w:pStyle w:val="a1"/>
+        <w:pStyle w:val="29"/>
         <w:numPr>
           <w:ilvl w:val="0"/>
           <w:numId w:val="12"/>
         </w:numPr>
-        <w:ind w:left="425" w:hanging="425" w:leftChars="0" w:firstLineChars="0"/>
+        <w:ind w:left="425" w:leftChars="0" w:hanging="425" w:firstLineChars="0"/>
         <w:rPr>
           <w:rFonts w:hint="default"/>
           <w:lang w:val="en-US" w:eastAsia="zh-CN"/>
@@ -4676,12 +4703,12 @@
     </w:p>
     <w:p>
       <w:pPr>
-        <w:pStyle w:val="a1"/>
+        <w:pStyle w:val="29"/>
         <w:numPr>
           <w:ilvl w:val="0"/>
           <w:numId w:val="12"/>
         </w:numPr>
-        <w:ind w:left="425" w:hanging="425" w:leftChars="0" w:firstLineChars="0"/>
+        <w:ind w:left="425" w:leftChars="0" w:hanging="425" w:firstLineChars="0"/>
         <w:rPr>
           <w:rFonts w:hint="default"/>
           <w:lang w:val="en-US" w:eastAsia="zh-CN"/>
@@ -4704,7 +4731,7 @@
     </w:p>
     <w:p>
       <w:pPr>
-        <w:pStyle w:val="3"/>
+        <w:pStyle w:val="31"/>
         <w:bidi w:val="0"/>
         <w:rPr>
           <w:rFonts w:hint="default"/>
@@ -4730,7 +4757,7 @@
     </w:p>
     <w:p>
       <w:pPr>
-        <w:pStyle w:val="a1"/>
+        <w:pStyle w:val="29"/>
         <w:rPr>
           <w:rFonts w:hint="default"/>
           <w:lang w:val="en-US" w:eastAsia="zh-CN"/>
@@ -4753,12 +4780,12 @@
     </w:p>
     <w:p>
       <w:pPr>
-        <w:pStyle w:val="a1"/>
+        <w:pStyle w:val="29"/>
         <w:numPr>
           <w:ilvl w:val="0"/>
           <w:numId w:val="13"/>
         </w:numPr>
-        <w:ind w:left="425" w:hanging="425" w:leftChars="0" w:firstLineChars="0"/>
+        <w:ind w:left="425" w:leftChars="0" w:hanging="425" w:firstLineChars="0"/>
         <w:rPr>
           <w:rFonts w:hint="default"/>
           <w:lang w:val="en-US" w:eastAsia="zh-CN"/>
@@ -4774,12 +4801,12 @@
     </w:p>
     <w:p>
       <w:pPr>
-        <w:pStyle w:val="a1"/>
+        <w:pStyle w:val="29"/>
         <w:numPr>
           <w:ilvl w:val="0"/>
           <w:numId w:val="13"/>
         </w:numPr>
-        <w:ind w:left="425" w:hanging="425" w:leftChars="0" w:firstLineChars="0"/>
+        <w:ind w:left="425" w:leftChars="0" w:hanging="425" w:firstLineChars="0"/>
         <w:rPr>
           <w:rFonts w:hint="default"/>
           <w:lang w:val="en-US" w:eastAsia="zh-CN"/>
@@ -4795,12 +4822,12 @@
     </w:p>
     <w:p>
       <w:pPr>
-        <w:pStyle w:val="a1"/>
+        <w:pStyle w:val="29"/>
         <w:numPr>
           <w:ilvl w:val="0"/>
           <w:numId w:val="13"/>
         </w:numPr>
-        <w:ind w:left="425" w:hanging="425" w:leftChars="0" w:firstLineChars="0"/>
+        <w:ind w:left="425" w:leftChars="0" w:hanging="425" w:firstLineChars="0"/>
         <w:rPr>
           <w:rFonts w:hint="default"/>
           <w:lang w:val="en-US" w:eastAsia="zh-CN"/>
@@ -4816,12 +4843,12 @@
     </w:p>
     <w:p>
       <w:pPr>
-        <w:pStyle w:val="a1"/>
+        <w:pStyle w:val="29"/>
         <w:numPr>
           <w:ilvl w:val="0"/>
           <w:numId w:val="13"/>
         </w:numPr>
-        <w:ind w:left="425" w:hanging="425" w:leftChars="0" w:firstLineChars="0"/>
+        <w:ind w:left="425" w:leftChars="0" w:hanging="425" w:firstLineChars="0"/>
         <w:rPr>
           <w:rFonts w:hint="default"/>
           <w:lang w:val="en-US" w:eastAsia="zh-CN"/>
@@ -4851,7 +4878,7 @@
     </w:p>
     <w:p>
       <w:pPr>
-        <w:pStyle w:val="3"/>
+        <w:pStyle w:val="31"/>
         <w:bidi w:val="0"/>
         <w:rPr>
           <w:rFonts w:hint="default"/>
@@ -4870,13 +4897,12 @@
     </w:p>
     <w:p>
       <w:pPr>
-        <w:pStyle w:val="a1"/>
-        <w:rPr>
-          <w:rFonts w:hint="default"/>
-          <w:lang w:val="en-US" w:eastAsia="zh-CN"/>
-        </w:rPr>
-      </w:pPr>
-      <w:bookmarkStart w:id="17" w:name="_GoBack"/>
+        <w:pStyle w:val="29"/>
+        <w:rPr>
+          <w:rFonts w:hint="default"/>
+          <w:lang w:val="en-US" w:eastAsia="zh-CN"/>
+        </w:rPr>
+      </w:pPr>
       <w:r>
         <w:rPr>
           <w:rFonts w:hint="default"/>
@@ -4887,18 +4913,17 @@
     </w:p>
     <w:p>
       <w:pPr>
-        <w:pStyle w:val="a1"/>
+        <w:pStyle w:val="29"/>
         <w:numPr>
           <w:ilvl w:val="0"/>
           <w:numId w:val="14"/>
         </w:numPr>
-        <w:ind w:left="425" w:hanging="425" w:leftChars="0" w:firstLineChars="0"/>
-        <w:rPr>
-          <w:rFonts w:hint="default"/>
-          <w:lang w:val="en-US" w:eastAsia="zh-CN"/>
-        </w:rPr>
-      </w:pPr>
-      <w:bookmarkEnd w:id="17"/>
+        <w:ind w:left="425" w:leftChars="0" w:hanging="425" w:firstLineChars="0"/>
+        <w:rPr>
+          <w:rFonts w:hint="default"/>
+          <w:lang w:val="en-US" w:eastAsia="zh-CN"/>
+        </w:rPr>
+      </w:pPr>
       <w:r>
         <w:rPr>
           <w:rFonts w:hint="default"/>
@@ -4909,12 +4934,12 @@
     </w:p>
     <w:p>
       <w:pPr>
-        <w:pStyle w:val="a1"/>
+        <w:pStyle w:val="29"/>
         <w:numPr>
           <w:ilvl w:val="0"/>
           <w:numId w:val="14"/>
         </w:numPr>
-        <w:ind w:left="425" w:hanging="425" w:leftChars="0" w:firstLineChars="0"/>
+        <w:ind w:left="425" w:leftChars="0" w:hanging="425" w:firstLineChars="0"/>
         <w:rPr>
           <w:rFonts w:hint="default"/>
           <w:lang w:val="en-US" w:eastAsia="zh-CN"/>
@@ -4930,12 +4955,12 @@
     </w:p>
     <w:p>
       <w:pPr>
-        <w:pStyle w:val="a1"/>
+        <w:pStyle w:val="29"/>
         <w:numPr>
           <w:ilvl w:val="0"/>
           <w:numId w:val="14"/>
         </w:numPr>
-        <w:ind w:left="425" w:hanging="425" w:leftChars="0" w:firstLineChars="0"/>
+        <w:ind w:left="425" w:leftChars="0" w:hanging="425" w:firstLineChars="0"/>
         <w:rPr>
           <w:rFonts w:hint="default"/>
           <w:lang w:val="en-US" w:eastAsia="zh-CN"/>
@@ -4951,12 +4976,12 @@
     </w:p>
     <w:p>
       <w:pPr>
-        <w:pStyle w:val="a1"/>
+        <w:pStyle w:val="29"/>
         <w:numPr>
           <w:ilvl w:val="0"/>
           <w:numId w:val="14"/>
         </w:numPr>
-        <w:ind w:left="425" w:hanging="425" w:leftChars="0" w:firstLineChars="0"/>
+        <w:ind w:left="425" w:leftChars="0" w:hanging="425" w:firstLineChars="0"/>
         <w:rPr>
           <w:rFonts w:hint="default"/>
           <w:lang w:val="en-US" w:eastAsia="zh-CN"/>
@@ -4972,12 +4997,12 @@
     </w:p>
     <w:p>
       <w:pPr>
-        <w:pStyle w:val="a1"/>
+        <w:pStyle w:val="29"/>
         <w:numPr>
           <w:ilvl w:val="0"/>
           <w:numId w:val="14"/>
         </w:numPr>
-        <w:ind w:left="425" w:hanging="425" w:leftChars="0" w:firstLineChars="0"/>
+        <w:ind w:left="425" w:leftChars="0" w:hanging="425" w:firstLineChars="0"/>
         <w:rPr>
           <w:rFonts w:hint="default"/>
           <w:lang w:val="en-US" w:eastAsia="zh-CN"/>
@@ -4993,14 +5018,14 @@
     </w:p>
     <w:p>
       <w:pPr>
-        <w:pStyle w:val="3"/>
+        <w:pStyle w:val="31"/>
         <w:bidi w:val="0"/>
         <w:rPr>
           <w:rFonts w:hint="default"/>
           <w:lang w:val="en-US" w:eastAsia="zh-CN"/>
         </w:rPr>
       </w:pPr>
-      <w:bookmarkStart w:id="18" w:name="_Toc28362"/>
+      <w:bookmarkStart w:id="17" w:name="_Toc28362"/>
       <w:r>
         <w:rPr>
           <w:rFonts w:hint="default"/>
@@ -5008,16 +5033,16 @@
         </w:rPr>
         <w:t>执行情况汇报与评审</w:t>
       </w:r>
-      <w:bookmarkEnd w:id="18"/>
-    </w:p>
-    <w:p>
-      <w:pPr>
-        <w:pStyle w:val="a1"/>
+      <w:bookmarkEnd w:id="17"/>
+    </w:p>
+    <w:p>
+      <w:pPr>
+        <w:pStyle w:val="29"/>
         <w:numPr>
           <w:ilvl w:val="0"/>
           <w:numId w:val="15"/>
         </w:numPr>
-        <w:ind w:left="425" w:hanging="425" w:leftChars="0" w:firstLineChars="0"/>
+        <w:ind w:left="425" w:leftChars="0" w:hanging="425" w:firstLineChars="0"/>
         <w:rPr>
           <w:rFonts w:hint="default"/>
           <w:lang w:val="en-US" w:eastAsia="zh-CN"/>
@@ -5033,7 +5058,7 @@
     </w:p>
     <w:p>
       <w:pPr>
-        <w:pStyle w:val="a1"/>
+        <w:pStyle w:val="29"/>
         <w:rPr>
           <w:rFonts w:hint="default"/>
           <w:lang w:val="en-US" w:eastAsia="zh-CN"/>
@@ -5049,12 +5074,12 @@
     </w:p>
     <w:p>
       <w:pPr>
-        <w:pStyle w:val="a1"/>
+        <w:pStyle w:val="29"/>
         <w:numPr>
           <w:ilvl w:val="0"/>
           <w:numId w:val="15"/>
         </w:numPr>
-        <w:ind w:left="425" w:hanging="425" w:leftChars="0" w:firstLineChars="0"/>
+        <w:ind w:left="425" w:leftChars="0" w:hanging="425" w:firstLineChars="0"/>
         <w:rPr>
           <w:rFonts w:hint="default"/>
           <w:lang w:val="en-US" w:eastAsia="zh-CN"/>
@@ -5070,12 +5095,12 @@
     </w:p>
     <w:p>
       <w:pPr>
-        <w:pStyle w:val="a1"/>
+        <w:pStyle w:val="29"/>
         <w:numPr>
           <w:ilvl w:val="0"/>
           <w:numId w:val="16"/>
         </w:numPr>
-        <w:ind w:left="845" w:hanging="425" w:leftChars="0" w:firstLineChars="0"/>
+        <w:ind w:left="845" w:leftChars="0" w:hanging="425" w:firstLineChars="0"/>
         <w:rPr>
           <w:rFonts w:hint="default"/>
           <w:lang w:val="en-US" w:eastAsia="zh-CN"/>
@@ -5105,12 +5130,12 @@
     </w:p>
     <w:p>
       <w:pPr>
-        <w:pStyle w:val="a1"/>
+        <w:pStyle w:val="29"/>
         <w:numPr>
           <w:ilvl w:val="0"/>
           <w:numId w:val="16"/>
         </w:numPr>
-        <w:ind w:left="845" w:hanging="425" w:leftChars="0" w:firstLineChars="0"/>
+        <w:ind w:left="845" w:leftChars="0" w:hanging="425" w:firstLineChars="0"/>
         <w:rPr>
           <w:rFonts w:hint="default"/>
           <w:lang w:val="en-US" w:eastAsia="zh-CN"/>
@@ -5126,12 +5151,12 @@
     </w:p>
     <w:p>
       <w:pPr>
-        <w:pStyle w:val="a1"/>
+        <w:pStyle w:val="29"/>
         <w:numPr>
           <w:ilvl w:val="0"/>
           <w:numId w:val="15"/>
         </w:numPr>
-        <w:ind w:left="425" w:hanging="425" w:leftChars="0" w:firstLineChars="0"/>
+        <w:ind w:left="425" w:leftChars="0" w:hanging="425" w:firstLineChars="0"/>
         <w:rPr>
           <w:rFonts w:hint="default"/>
           <w:lang w:val="en-US" w:eastAsia="zh-CN"/>
@@ -5147,12 +5172,12 @@
     </w:p>
     <w:p>
       <w:pPr>
-        <w:pStyle w:val="a1"/>
+        <w:pStyle w:val="29"/>
         <w:numPr>
           <w:ilvl w:val="0"/>
           <w:numId w:val="17"/>
         </w:numPr>
-        <w:ind w:left="845" w:hanging="425" w:leftChars="0" w:firstLineChars="0"/>
+        <w:ind w:left="845" w:leftChars="0" w:hanging="425" w:firstLineChars="0"/>
         <w:rPr>
           <w:rFonts w:hint="default"/>
           <w:lang w:val="en-US" w:eastAsia="zh-CN"/>
@@ -5168,12 +5193,12 @@
     </w:p>
     <w:p>
       <w:pPr>
-        <w:pStyle w:val="a1"/>
+        <w:pStyle w:val="29"/>
         <w:numPr>
           <w:ilvl w:val="0"/>
           <w:numId w:val="17"/>
         </w:numPr>
-        <w:ind w:left="845" w:hanging="425" w:leftChars="0" w:firstLineChars="0"/>
+        <w:ind w:left="845" w:leftChars="0" w:hanging="425" w:firstLineChars="0"/>
         <w:rPr>
           <w:rFonts w:hint="default"/>
           <w:lang w:val="en-US" w:eastAsia="zh-CN"/>
@@ -5189,12 +5214,12 @@
     </w:p>
     <w:p>
       <w:pPr>
-        <w:pStyle w:val="a1"/>
+        <w:pStyle w:val="29"/>
         <w:numPr>
           <w:ilvl w:val="0"/>
           <w:numId w:val="17"/>
         </w:numPr>
-        <w:ind w:left="845" w:hanging="425" w:leftChars="0" w:firstLineChars="0"/>
+        <w:ind w:left="845" w:leftChars="0" w:hanging="425" w:firstLineChars="0"/>
         <w:rPr>
           <w:rFonts w:hint="default"/>
           <w:lang w:val="en-US" w:eastAsia="zh-CN"/>
@@ -5210,12 +5235,12 @@
     </w:p>
     <w:p>
       <w:pPr>
-        <w:pStyle w:val="a1"/>
+        <w:pStyle w:val="29"/>
         <w:numPr>
           <w:ilvl w:val="0"/>
           <w:numId w:val="17"/>
         </w:numPr>
-        <w:ind w:left="845" w:hanging="425" w:leftChars="0" w:firstLineChars="0"/>
+        <w:ind w:left="845" w:leftChars="0" w:hanging="425" w:firstLineChars="0"/>
         <w:rPr>
           <w:rFonts w:hint="default"/>
           <w:lang w:val="en-US" w:eastAsia="zh-CN"/>
@@ -5231,12 +5256,12 @@
     </w:p>
     <w:p>
       <w:pPr>
-        <w:pStyle w:val="a1"/>
+        <w:pStyle w:val="29"/>
         <w:numPr>
           <w:ilvl w:val="0"/>
           <w:numId w:val="17"/>
         </w:numPr>
-        <w:ind w:left="845" w:hanging="425" w:leftChars="0" w:firstLineChars="0"/>
+        <w:ind w:left="845" w:leftChars="0" w:hanging="425" w:firstLineChars="0"/>
         <w:rPr>
           <w:rFonts w:hint="default"/>
           <w:lang w:val="en-US" w:eastAsia="zh-CN"/>
@@ -5266,14 +5291,14 @@
     </w:p>
     <w:p>
       <w:pPr>
-        <w:pStyle w:val="3"/>
+        <w:pStyle w:val="31"/>
         <w:bidi w:val="0"/>
         <w:rPr>
           <w:rFonts w:hint="default"/>
           <w:lang w:val="en-US" w:eastAsia="zh-CN"/>
         </w:rPr>
       </w:pPr>
-      <w:bookmarkStart w:id="19" w:name="_Toc28633"/>
+      <w:bookmarkStart w:id="18" w:name="_Toc28633"/>
       <w:r>
         <w:rPr>
           <w:rFonts w:hint="default"/>
@@ -5281,11 +5306,11 @@
         </w:rPr>
         <w:t>持续改进</w:t>
       </w:r>
-      <w:bookmarkEnd w:id="19"/>
-    </w:p>
-    <w:p>
-      <w:pPr>
-        <w:pStyle w:val="a1"/>
+      <w:bookmarkEnd w:id="18"/>
+    </w:p>
+    <w:p>
+      <w:pPr>
+        <w:pStyle w:val="29"/>
         <w:rPr>
           <w:rFonts w:hint="default"/>
           <w:lang w:val="en-US" w:eastAsia="zh-CN"/>
@@ -5308,12 +5333,12 @@
     </w:p>
     <w:p>
       <w:pPr>
-        <w:pStyle w:val="a1"/>
+        <w:pStyle w:val="29"/>
         <w:numPr>
           <w:ilvl w:val="0"/>
           <w:numId w:val="18"/>
         </w:numPr>
-        <w:ind w:left="425" w:hanging="425" w:leftChars="0" w:firstLineChars="0"/>
+        <w:ind w:left="425" w:leftChars="0" w:hanging="425" w:firstLineChars="0"/>
         <w:rPr>
           <w:rFonts w:hint="default"/>
           <w:lang w:val="en-US" w:eastAsia="zh-CN"/>
@@ -5329,12 +5354,12 @@
     </w:p>
     <w:p>
       <w:pPr>
-        <w:pStyle w:val="a1"/>
+        <w:pStyle w:val="29"/>
         <w:numPr>
           <w:ilvl w:val="0"/>
           <w:numId w:val="18"/>
         </w:numPr>
-        <w:ind w:left="425" w:hanging="425" w:leftChars="0" w:firstLineChars="0"/>
+        <w:ind w:left="425" w:leftChars="0" w:hanging="425" w:firstLineChars="0"/>
         <w:rPr>
           <w:rFonts w:hint="default"/>
           <w:lang w:val="en-US" w:eastAsia="zh-CN"/>
@@ -5350,12 +5375,12 @@
     </w:p>
     <w:p>
       <w:pPr>
-        <w:pStyle w:val="a1"/>
+        <w:pStyle w:val="29"/>
         <w:numPr>
           <w:ilvl w:val="0"/>
           <w:numId w:val="18"/>
         </w:numPr>
-        <w:ind w:left="425" w:hanging="425" w:leftChars="0" w:firstLineChars="0"/>
+        <w:ind w:left="425" w:leftChars="0" w:hanging="425" w:firstLineChars="0"/>
         <w:rPr>
           <w:rFonts w:hint="default"/>
           <w:lang w:val="en-US" w:eastAsia="zh-CN"/>
@@ -5371,12 +5396,12 @@
     </w:p>
     <w:p>
       <w:pPr>
-        <w:pStyle w:val="a1"/>
+        <w:pStyle w:val="29"/>
         <w:numPr>
           <w:ilvl w:val="0"/>
           <w:numId w:val="18"/>
         </w:numPr>
-        <w:ind w:left="425" w:hanging="425" w:leftChars="0" w:firstLineChars="0"/>
+        <w:ind w:left="425" w:leftChars="0" w:hanging="425" w:firstLineChars="0"/>
         <w:rPr>
           <w:rFonts w:hint="default"/>
           <w:lang w:val="en-US" w:eastAsia="zh-CN"/>
@@ -5406,7 +5431,7 @@
     </w:p>
     <w:p>
       <w:pPr>
-        <w:pStyle w:val="a1"/>
+        <w:pStyle w:val="29"/>
         <w:rPr>
           <w:rFonts w:hint="default"/>
           <w:lang w:val="en-US" w:eastAsia="zh-CN"/>
@@ -5464,30 +5489,31 @@
     </w:p>
     <w:p>
       <w:pPr>
-        <w:pStyle w:val="2"/>
+        <w:pStyle w:val="30"/>
         <w:bidi w:val="0"/>
       </w:pPr>
+      <w:bookmarkStart w:id="19" w:name="_Toc6088"/>
       <w:bookmarkStart w:id="20" w:name="_Toc11930"/>
-      <w:bookmarkStart w:id="21" w:name="_Toc6088"/>
       <w:r>
         <w:t>考核指标</w:t>
       </w:r>
+      <w:bookmarkEnd w:id="19"/>
       <w:bookmarkEnd w:id="20"/>
-      <w:bookmarkEnd w:id="21"/>
     </w:p>
     <w:tbl>
       <w:tblPr>
-        <w:tblStyle w:val="TableGrid"/>
+        <w:tblStyle w:val="21"/>
         <w:tblW w:w="0" w:type="auto"/>
         <w:tblInd w:w="0" w:type="dxa"/>
         <w:tblBorders>
-          <w:top w:val="single" w:sz="4" w:space="0" w:color="auto"/>
-          <w:left w:val="single" w:sz="4" w:space="0" w:color="auto"/>
-          <w:bottom w:val="single" w:sz="4" w:space="0" w:color="auto"/>
-          <w:right w:val="single" w:sz="4" w:space="0" w:color="auto"/>
-          <w:insideH w:val="single" w:sz="4" w:space="0" w:color="auto"/>
-          <w:insideV w:val="single" w:sz="4" w:space="0" w:color="auto"/>
+          <w:top w:val="single" w:color="auto" w:sz="4" w:space="0"/>
+          <w:left w:val="single" w:color="auto" w:sz="4" w:space="0"/>
+          <w:bottom w:val="single" w:color="auto" w:sz="4" w:space="0"/>
+          <w:right w:val="single" w:color="auto" w:sz="4" w:space="0"/>
+          <w:insideH w:val="single" w:color="auto" w:sz="4" w:space="0"/>
+          <w:insideV w:val="single" w:color="auto" w:sz="4" w:space="0"/>
         </w:tblBorders>
+        <w:tblLayout w:type="autofit"/>
         <w:tblCellMar>
           <w:top w:w="0" w:type="dxa"/>
           <w:left w:w="108" w:type="dxa"/>
@@ -5503,15 +5529,13 @@
       </w:tblGrid>
       <w:tr>
         <w:tblPrEx>
-          <w:tblW w:w="0" w:type="auto"/>
-          <w:tblInd w:w="0" w:type="dxa"/>
           <w:tblBorders>
-            <w:top w:val="single" w:sz="4" w:space="0" w:color="auto"/>
-            <w:left w:val="single" w:sz="4" w:space="0" w:color="auto"/>
-            <w:bottom w:val="single" w:sz="4" w:space="0" w:color="auto"/>
-            <w:right w:val="single" w:sz="4" w:space="0" w:color="auto"/>
-            <w:insideH w:val="single" w:sz="4" w:space="0" w:color="auto"/>
-            <w:insideV w:val="single" w:sz="4" w:space="0" w:color="auto"/>
+            <w:top w:val="single" w:color="auto" w:sz="4" w:space="0"/>
+            <w:left w:val="single" w:color="auto" w:sz="4" w:space="0"/>
+            <w:bottom w:val="single" w:color="auto" w:sz="4" w:space="0"/>
+            <w:right w:val="single" w:color="auto" w:sz="4" w:space="0"/>
+            <w:insideH w:val="single" w:color="auto" w:sz="4" w:space="0"/>
+            <w:insideV w:val="single" w:color="auto" w:sz="4" w:space="0"/>
           </w:tblBorders>
           <w:tblCellMar>
             <w:top w:w="0" w:type="dxa"/>
@@ -5526,7 +5550,7 @@
           </w:tcPr>
           <w:p>
             <w:pPr>
-              <w:pStyle w:val="a1"/>
+              <w:pStyle w:val="29"/>
               <w:widowControl w:val="0"/>
               <w:rPr>
                 <w:rFonts w:hint="default"/>
@@ -5550,9 +5574,9 @@
           </w:tcPr>
           <w:p>
             <w:pPr>
-              <w:pStyle w:val="a1"/>
+              <w:pStyle w:val="29"/>
               <w:widowControl w:val="0"/>
-              <w:ind w:left="0" w:firstLine="0" w:leftChars="0" w:firstLineChars="0"/>
+              <w:ind w:left="0" w:leftChars="0" w:firstLine="0" w:firstLineChars="0"/>
               <w:jc w:val="center"/>
               <w:rPr>
                 <w:rFonts w:hint="default"/>
@@ -5576,9 +5600,9 @@
           </w:tcPr>
           <w:p>
             <w:pPr>
-              <w:pStyle w:val="a1"/>
+              <w:pStyle w:val="29"/>
               <w:widowControl w:val="0"/>
-              <w:ind w:left="0" w:firstLine="0" w:leftChars="0" w:firstLineChars="0"/>
+              <w:ind w:left="0" w:leftChars="0" w:firstLine="0" w:firstLineChars="0"/>
               <w:jc w:val="center"/>
               <w:rPr>
                 <w:rFonts w:hint="default"/>
@@ -5602,9 +5626,9 @@
           </w:tcPr>
           <w:p>
             <w:pPr>
-              <w:pStyle w:val="a1"/>
+              <w:pStyle w:val="29"/>
               <w:widowControl w:val="0"/>
-              <w:ind w:left="0" w:firstLine="0" w:leftChars="0" w:firstLineChars="0"/>
+              <w:ind w:left="0" w:leftChars="0" w:firstLine="0" w:firstLineChars="0"/>
               <w:jc w:val="center"/>
               <w:rPr>
                 <w:rFonts w:hint="default"/>
@@ -5625,8 +5649,14 @@
       </w:tr>
       <w:tr>
         <w:tblPrEx>
-          <w:tblW w:w="0" w:type="auto"/>
-          <w:tblInd w:w="0" w:type="dxa"/>
+          <w:tblBorders>
+            <w:top w:val="single" w:color="auto" w:sz="4" w:space="0"/>
+            <w:left w:val="single" w:color="auto" w:sz="4" w:space="0"/>
+            <w:bottom w:val="single" w:color="auto" w:sz="4" w:space="0"/>
+            <w:right w:val="single" w:color="auto" w:sz="4" w:space="0"/>
+            <w:insideH w:val="single" w:color="auto" w:sz="4" w:space="0"/>
+            <w:insideV w:val="single" w:color="auto" w:sz="4" w:space="0"/>
+          </w:tblBorders>
           <w:tblCellMar>
             <w:top w:w="0" w:type="dxa"/>
             <w:left w:w="108" w:type="dxa"/>
@@ -5635,7 +5665,7 @@
           </w:tblCellMar>
         </w:tblPrEx>
         <w:trPr>
-          <w:trHeight w:val="296"/>
+          <w:trHeight w:val="296" w:hRule="atLeast"/>
         </w:trPr>
         <w:tc>
           <w:tcPr>
@@ -5741,8 +5771,14 @@
       </w:tr>
       <w:tr>
         <w:tblPrEx>
-          <w:tblW w:w="0" w:type="auto"/>
-          <w:tblInd w:w="0" w:type="dxa"/>
+          <w:tblBorders>
+            <w:top w:val="single" w:color="auto" w:sz="4" w:space="0"/>
+            <w:left w:val="single" w:color="auto" w:sz="4" w:space="0"/>
+            <w:bottom w:val="single" w:color="auto" w:sz="4" w:space="0"/>
+            <w:right w:val="single" w:color="auto" w:sz="4" w:space="0"/>
+            <w:insideH w:val="single" w:color="auto" w:sz="4" w:space="0"/>
+            <w:insideV w:val="single" w:color="auto" w:sz="4" w:space="0"/>
+          </w:tblBorders>
           <w:tblCellMar>
             <w:top w:w="0" w:type="dxa"/>
             <w:left w:w="108" w:type="dxa"/>
@@ -5751,7 +5787,7 @@
           </w:tblCellMar>
         </w:tblPrEx>
         <w:trPr>
-          <w:trHeight w:val="318"/>
+          <w:trHeight w:val="318" w:hRule="atLeast"/>
         </w:trPr>
         <w:tc>
           <w:tcPr>
@@ -5857,8 +5893,14 @@
       </w:tr>
       <w:tr>
         <w:tblPrEx>
-          <w:tblW w:w="0" w:type="auto"/>
-          <w:tblInd w:w="0" w:type="dxa"/>
+          <w:tblBorders>
+            <w:top w:val="single" w:color="auto" w:sz="4" w:space="0"/>
+            <w:left w:val="single" w:color="auto" w:sz="4" w:space="0"/>
+            <w:bottom w:val="single" w:color="auto" w:sz="4" w:space="0"/>
+            <w:right w:val="single" w:color="auto" w:sz="4" w:space="0"/>
+            <w:insideH w:val="single" w:color="auto" w:sz="4" w:space="0"/>
+            <w:insideV w:val="single" w:color="auto" w:sz="4" w:space="0"/>
+          </w:tblBorders>
           <w:tblCellMar>
             <w:top w:w="0" w:type="dxa"/>
             <w:left w:w="108" w:type="dxa"/>
@@ -5867,7 +5909,7 @@
           </w:tblCellMar>
         </w:tblPrEx>
         <w:trPr>
-          <w:trHeight w:val="710"/>
+          <w:trHeight w:val="710" w:hRule="atLeast"/>
         </w:trPr>
         <w:tc>
           <w:tcPr>
@@ -5974,28 +6016,28 @@
     </w:tbl>
     <w:p>
       <w:pPr>
-        <w:pStyle w:val="1"/>
+        <w:pStyle w:val="28"/>
         <w:bidi w:val="0"/>
         <w:rPr>
-          <w:rStyle w:val="1Char"/>
-          <w:rFonts w:eastAsia="宋体" w:hint="default"/>
-          <w:lang w:val="en-US" w:eastAsia="zh-CN"/>
-        </w:rPr>
-      </w:pPr>
-      <w:bookmarkStart w:id="22" w:name="bookmark3"/>
+          <w:rStyle w:val="38"/>
+          <w:rFonts w:hint="default" w:eastAsia="宋体"/>
+          <w:lang w:val="en-US" w:eastAsia="zh-CN"/>
+        </w:rPr>
+      </w:pPr>
+      <w:bookmarkStart w:id="21" w:name="bookmark3"/>
+      <w:bookmarkEnd w:id="21"/>
+      <w:bookmarkStart w:id="22" w:name="_Toc18367"/>
+      <w:bookmarkStart w:id="23" w:name="_Toc17424"/>
+      <w:r>
+        <w:rPr>
+          <w:rStyle w:val="38"/>
+          <w:rFonts w:hint="eastAsia" w:eastAsia="宋体"/>
+          <w:lang w:val="en-US" w:eastAsia="zh-CN"/>
+        </w:rPr>
+        <w:t>附则</w:t>
+      </w:r>
       <w:bookmarkEnd w:id="22"/>
-      <w:bookmarkStart w:id="23" w:name="_Toc18367"/>
-      <w:bookmarkStart w:id="24" w:name="_Toc17424"/>
-      <w:r>
-        <w:rPr>
-          <w:rStyle w:val="1Char"/>
-          <w:rFonts w:eastAsia="宋体" w:hint="eastAsia"/>
-          <w:lang w:val="en-US" w:eastAsia="zh-CN"/>
-        </w:rPr>
-        <w:t>附则</w:t>
-      </w:r>
       <w:bookmarkEnd w:id="23"/>
-      <w:bookmarkEnd w:id="24"/>
     </w:p>
     <w:p>
       <w:pPr>
@@ -6017,17 +6059,17 @@
         <w:adjustRightInd w:val="0"/>
         <w:snapToGrid w:val="0"/>
         <w:spacing w:line="360" w:lineRule="auto"/>
-        <w:ind w:left="425" w:hanging="425" w:leftChars="0" w:firstLineChars="0"/>
+        <w:ind w:left="425" w:leftChars="0" w:hanging="425" w:firstLineChars="0"/>
         <w:textAlignment w:val="baseline"/>
         <w:rPr>
-          <w:rFonts w:ascii="宋体" w:eastAsia="宋体" w:hAnsi="宋体" w:cs="宋体"/>
+          <w:rFonts w:ascii="宋体" w:hAnsi="宋体" w:eastAsia="宋体" w:cs="宋体"/>
           <w:sz w:val="24"/>
           <w:szCs w:val="24"/>
         </w:rPr>
       </w:pPr>
       <w:r>
         <w:rPr>
-          <w:rFonts w:ascii="宋体" w:eastAsia="宋体" w:hAnsi="宋体" w:cs="宋体"/>
+          <w:rFonts w:ascii="宋体" w:hAnsi="宋体" w:eastAsia="宋体" w:cs="宋体"/>
           <w:spacing w:val="-1"/>
           <w:sz w:val="24"/>
           <w:szCs w:val="24"/>
@@ -6036,7 +6078,7 @@
       </w:r>
       <w:r>
         <w:rPr>
-          <w:rFonts w:ascii="宋体" w:eastAsia="宋体" w:hAnsi="宋体" w:cs="宋体" w:hint="eastAsia"/>
+          <w:rFonts w:hint="eastAsia" w:ascii="宋体" w:hAnsi="宋体" w:eastAsia="宋体" w:cs="宋体"/>
           <w:spacing w:val="-1"/>
           <w:sz w:val="24"/>
           <w:szCs w:val="24"/>
@@ -6046,7 +6088,7 @@
       </w:r>
       <w:r>
         <w:rPr>
-          <w:rFonts w:ascii="宋体" w:eastAsia="宋体" w:hAnsi="宋体" w:cs="宋体"/>
+          <w:rFonts w:ascii="宋体" w:hAnsi="宋体" w:eastAsia="宋体" w:cs="宋体"/>
           <w:spacing w:val="-1"/>
           <w:sz w:val="24"/>
           <w:szCs w:val="24"/>
@@ -6074,7 +6116,7 @@
         <w:adjustRightInd w:val="0"/>
         <w:snapToGrid w:val="0"/>
         <w:spacing w:line="360" w:lineRule="auto"/>
-        <w:ind w:left="425" w:hanging="425" w:leftChars="0" w:firstLineChars="0"/>
+        <w:ind w:left="425" w:leftChars="0" w:hanging="425" w:firstLineChars="0"/>
         <w:textAlignment w:val="baseline"/>
         <w:rPr>
           <w:rFonts w:hint="default"/>
@@ -6083,7 +6125,7 @@
       </w:pPr>
       <w:r>
         <w:rPr>
-          <w:rFonts w:ascii="宋体" w:eastAsia="宋体" w:hAnsi="宋体" w:cs="宋体"/>
+          <w:rFonts w:ascii="宋体" w:hAnsi="宋体" w:eastAsia="宋体" w:cs="宋体"/>
           <w:spacing w:val="-2"/>
           <w:sz w:val="24"/>
           <w:szCs w:val="24"/>
@@ -6093,32 +6135,148 @@
     </w:p>
     <w:p>
       <w:pPr>
-        <w:pStyle w:val="1"/>
+        <w:pStyle w:val="28"/>
         <w:bidi w:val="0"/>
         <w:rPr>
           <w:rFonts w:hint="default"/>
           <w:lang w:val="en-US" w:eastAsia="zh-CN"/>
         </w:rPr>
       </w:pPr>
-      <w:bookmarkStart w:id="25" w:name="bookmark14"/>
+      <w:bookmarkStart w:id="24" w:name="bookmark14"/>
+      <w:bookmarkEnd w:id="24"/>
+      <w:bookmarkStart w:id="25" w:name="_Toc27269"/>
+      <w:r>
+        <w:rPr>
+          <w:rFonts w:hint="eastAsia"/>
+          <w:lang w:val="en-US" w:eastAsia="zh-CN"/>
+        </w:rPr>
+        <w:t>附件</w:t>
+      </w:r>
       <w:bookmarkEnd w:id="25"/>
-      <w:bookmarkStart w:id="26" w:name="_Toc27269"/>
-      <w:r>
-        <w:rPr>
-          <w:rFonts w:hint="eastAsia"/>
-          <w:lang w:val="en-US" w:eastAsia="zh-CN"/>
-        </w:rPr>
-        <w:t>附件</w:t>
+    </w:p>
+    <w:p>
+      <w:pPr>
+        <w:pStyle w:val="39"/>
+        <w:bidi w:val="0"/>
+      </w:pPr>
+      <w:r>
+        <w:t>《供应商管理</w:t>
+      </w:r>
+      <w:r>
+        <w:rPr>
+          <w:rFonts w:hint="eastAsia"/>
+          <w:lang w:val="en-US" w:eastAsia="zh-CN"/>
+        </w:rPr>
+        <w:t>制度</w:t>
+      </w:r>
+      <w:r>
+        <w:t>》</w:t>
+      </w:r>
+    </w:p>
+    <w:p>
+      <w:pPr>
+        <w:pStyle w:val="28"/>
+        <w:bidi w:val="0"/>
+        <w:rPr>
+          <w:rFonts w:hint="eastAsia"/>
+          <w:lang w:val="en-US" w:eastAsia="zh-CN"/>
+        </w:rPr>
+      </w:pPr>
+      <w:bookmarkStart w:id="26" w:name="_Toc11332"/>
+      <w:r>
+        <w:rPr>
+          <w:rFonts w:hint="eastAsia"/>
+          <w:lang w:val="en-US" w:eastAsia="zh-CN"/>
+        </w:rPr>
+        <w:t>记录</w:t>
       </w:r>
       <w:bookmarkEnd w:id="26"/>
     </w:p>
     <w:p>
       <w:pPr>
-        <w:pStyle w:val="a3"/>
+        <w:pStyle w:val="39"/>
         <w:bidi w:val="0"/>
       </w:pPr>
       <w:r>
-        <w:t>《供应商管理</w:t>
+        <w:t>《</w:t>
+      </w:r>
+      <w:r>
+        <w:rPr>
+          <w:rFonts w:hint="eastAsia"/>
+        </w:rPr>
+        <w:t>运维服务目录管理制度</w:t>
+      </w:r>
+      <w:r>
+        <w:t>》</w:t>
+      </w:r>
+    </w:p>
+    <w:p>
+      <w:pPr>
+        <w:pStyle w:val="39"/>
+        <w:bidi w:val="0"/>
+      </w:pPr>
+      <w:r>
+        <w:t>《</w:t>
+      </w:r>
+      <w:r>
+        <w:rPr>
+          <w:rFonts w:hint="eastAsia"/>
+          <w:lang w:val="en-US" w:eastAsia="zh-CN"/>
+        </w:rPr>
+        <w:t>组织级运维服务目录</w:t>
+      </w:r>
+      <w:r>
+        <w:t>》</w:t>
+      </w:r>
+    </w:p>
+    <w:p>
+      <w:pPr>
+        <w:pStyle w:val="39"/>
+        <w:bidi w:val="0"/>
+      </w:pPr>
+      <w:r>
+        <w:t>《服务改进记录》</w:t>
+      </w:r>
+    </w:p>
+    <w:p>
+      <w:pPr>
+        <w:pStyle w:val="39"/>
+        <w:bidi w:val="0"/>
+      </w:pPr>
+      <w:r>
+        <w:rPr>
+          <w:rFonts w:hint="default"/>
+          <w:lang w:val="en-US" w:eastAsia="zh-CN"/>
+        </w:rPr>
+        <w:t>《</w:t>
+      </w:r>
+      <w:r>
+        <w:rPr>
+          <w:rFonts w:hint="eastAsia"/>
+          <w:lang w:val="en-US" w:eastAsia="zh-CN"/>
+        </w:rPr>
+        <w:t>运维</w:t>
+      </w:r>
+      <w:r>
+        <w:rPr>
+          <w:rFonts w:hint="default"/>
+          <w:lang w:val="en-US" w:eastAsia="zh-CN"/>
+        </w:rPr>
+        <w:t>服务</w:t>
+      </w:r>
+      <w:r>
+        <w:rPr>
+          <w:rFonts w:hint="eastAsia"/>
+          <w:lang w:val="en-US" w:eastAsia="zh-CN"/>
+        </w:rPr>
+        <w:t>能力改进</w:t>
+      </w:r>
+      <w:r>
+        <w:rPr>
+          <w:rFonts w:hint="default"/>
+          <w:lang w:val="en-US" w:eastAsia="zh-CN"/>
+        </w:rPr>
+        <w:t>管理</w:t>
       </w:r>
       <w:r>
         <w:rPr>
@@ -6128,132 +6286,16 @@
         <w:t>制度</w:t>
       </w:r>
       <w:r>
+        <w:rPr>
+          <w:rFonts w:hint="default"/>
+          <w:lang w:val="en-US" w:eastAsia="zh-CN"/>
+        </w:rPr>
         <w:t>》</w:t>
       </w:r>
     </w:p>
     <w:p>
       <w:pPr>
-        <w:pStyle w:val="1"/>
-        <w:bidi w:val="0"/>
-        <w:rPr>
-          <w:rFonts w:hint="eastAsia"/>
-          <w:lang w:val="en-US" w:eastAsia="zh-CN"/>
-        </w:rPr>
-      </w:pPr>
-      <w:bookmarkStart w:id="27" w:name="_Toc11332"/>
-      <w:r>
-        <w:rPr>
-          <w:rFonts w:hint="eastAsia"/>
-          <w:lang w:val="en-US" w:eastAsia="zh-CN"/>
-        </w:rPr>
-        <w:t>记录</w:t>
-      </w:r>
-      <w:bookmarkEnd w:id="27"/>
-    </w:p>
-    <w:p>
-      <w:pPr>
-        <w:pStyle w:val="a3"/>
-        <w:bidi w:val="0"/>
-      </w:pPr>
-      <w:r>
-        <w:t>《</w:t>
-      </w:r>
-      <w:r>
-        <w:rPr>
-          <w:rFonts w:hint="eastAsia"/>
-        </w:rPr>
-        <w:t>运维服务目录管理制度</w:t>
-      </w:r>
-      <w:r>
-        <w:t>》</w:t>
-      </w:r>
-    </w:p>
-    <w:p>
-      <w:pPr>
-        <w:pStyle w:val="a3"/>
-        <w:bidi w:val="0"/>
-      </w:pPr>
-      <w:r>
-        <w:t>《</w:t>
-      </w:r>
-      <w:r>
-        <w:rPr>
-          <w:rFonts w:hint="eastAsia"/>
-          <w:lang w:val="en-US" w:eastAsia="zh-CN"/>
-        </w:rPr>
-        <w:t>组织级运维服务目录</w:t>
-      </w:r>
-      <w:r>
-        <w:t>》</w:t>
-      </w:r>
-    </w:p>
-    <w:p>
-      <w:pPr>
-        <w:pStyle w:val="a3"/>
-        <w:bidi w:val="0"/>
-      </w:pPr>
-      <w:r>
-        <w:t>《服务改进记录》</w:t>
-      </w:r>
-    </w:p>
-    <w:p>
-      <w:pPr>
-        <w:pStyle w:val="a3"/>
-        <w:bidi w:val="0"/>
-      </w:pPr>
-      <w:r>
-        <w:rPr>
-          <w:rFonts w:hint="default"/>
-          <w:lang w:val="en-US" w:eastAsia="zh-CN"/>
-        </w:rPr>
-        <w:t>《</w:t>
-      </w:r>
-      <w:r>
-        <w:rPr>
-          <w:rFonts w:hint="eastAsia"/>
-          <w:lang w:val="en-US" w:eastAsia="zh-CN"/>
-        </w:rPr>
-        <w:t>运维</w:t>
-      </w:r>
-      <w:r>
-        <w:rPr>
-          <w:rFonts w:hint="default"/>
-          <w:lang w:val="en-US" w:eastAsia="zh-CN"/>
-        </w:rPr>
-        <w:t>服务</w:t>
-      </w:r>
-      <w:r>
-        <w:rPr>
-          <w:rFonts w:hint="eastAsia"/>
-          <w:lang w:val="en-US" w:eastAsia="zh-CN"/>
-        </w:rPr>
-        <w:t>能力改进</w:t>
-      </w:r>
-      <w:r>
-        <w:rPr>
-          <w:rFonts w:hint="default"/>
-          <w:lang w:val="en-US" w:eastAsia="zh-CN"/>
-        </w:rPr>
-        <w:t>管理</w:t>
-      </w:r>
-      <w:r>
-        <w:rPr>
-          <w:rFonts w:hint="eastAsia"/>
-          <w:lang w:val="en-US" w:eastAsia="zh-CN"/>
-        </w:rPr>
-        <w:t>制度</w:t>
-      </w:r>
-      <w:r>
-        <w:rPr>
-          <w:rFonts w:hint="default"/>
-          <w:lang w:val="en-US" w:eastAsia="zh-CN"/>
-        </w:rPr>
-        <w:t>》</w:t>
-      </w:r>
-    </w:p>
-    <w:p>
-      <w:pPr>
-        <w:pStyle w:val="a1"/>
+        <w:pStyle w:val="29"/>
         <w:rPr>
           <w:rFonts w:hint="eastAsia"/>
           <w:lang w:val="en-US" w:eastAsia="zh-CN"/>
@@ -6261,44 +6303,94 @@
       </w:pPr>
     </w:p>
     <w:sectPr>
-      <w:headerReference w:type="default" r:id="rId6"/>
-      <w:footerReference w:type="default" r:id="rId7"/>
+      <w:headerReference r:id="rId5" w:type="default"/>
+      <w:footerReference r:id="rId6" w:type="default"/>
       <w:pgSz w:w="11906" w:h="16838"/>
       <w:pgMar w:top="1417" w:right="1800" w:bottom="1440" w:left="1800" w:header="1140" w:footer="992" w:gutter="0"/>
-      <w:cols w:num="1" w:space="425"/>
+      <w:cols w:space="425" w:num="1"/>
       <w:docGrid w:type="lines" w:linePitch="312" w:charSpace="0"/>
     </w:sectPr>
   </w:body>
 </w:document>
 </file>
 
+<file path=word/endnotes.xml><?xml version="1.0" encoding="utf-8"?>
+<w:endnotes xmlns:wpc="http://schemas.microsoft.com/office/word/2010/wordprocessingCanvas" xmlns:mc="http://schemas.openxmlformats.org/markup-compatibility/2006" xmlns:o="urn:schemas-microsoft-com:office:office" xmlns:r="http://schemas.openxmlformats.org/officeDocument/2006/relationships" xmlns:m="http://schemas.openxmlformats.org/officeDocument/2006/math" xmlns:v="urn:schemas-microsoft-com:vml" xmlns:wp14="http://schemas.microsoft.com/office/word/2010/wordprocessingDrawing" xmlns:wp="http://schemas.openxmlformats.org/drawingml/2006/wordprocessingDrawing" xmlns:w="http://schemas.openxmlformats.org/wordprocessingml/2006/main" xmlns:w14="http://schemas.microsoft.com/office/word/2010/wordml" xmlns:w15="http://schemas.microsoft.com/office/word/2012/wordml" xmlns:w10="urn:schemas-microsoft-com:office:word" xmlns:wpg="http://schemas.microsoft.com/office/word/2010/wordprocessingGroup" xmlns:wpi="http://schemas.microsoft.com/office/word/2010/wordprocessingInk" xmlns:wne="http://schemas.microsoft.com/office/word/2006/wordml" xmlns:wps="http://schemas.microsoft.com/office/word/2010/wordprocessingShape" xmlns:wpsCustomData="http://www.wps.cn/officeDocument/2013/wpsCustomData" mc:Ignorable="w14 w15 wp14">
+  <w:endnote w:type="separator" w:id="0">
+    <w:p>
+      <w:pPr>
+        <w:spacing w:line="240" w:lineRule="auto"/>
+      </w:pPr>
+      <w:r>
+        <w:separator/>
+      </w:r>
+    </w:p>
+  </w:endnote>
+  <w:endnote w:type="continuationSeparator" w:id="1">
+    <w:p>
+      <w:pPr>
+        <w:spacing w:line="240" w:lineRule="auto"/>
+      </w:pPr>
+      <w:r>
+        <w:continuationSeparator/>
+      </w:r>
+    </w:p>
+  </w:endnote>
+</w:endnotes>
+</file>
+
 <file path=word/footer1.xml><?xml version="1.0" encoding="utf-8"?>
-<w:ftr xmlns:wpc="http://schemas.microsoft.com/office/word/2010/wordprocessingCanvas" xmlns:mc="http://schemas.openxmlformats.org/markup-compatibility/2006" xmlns:o="urn:schemas-microsoft-com:office:office" xmlns:r="http://schemas.openxmlformats.org/officeDocument/2006/relationships" xmlns:m="http://schemas.openxmlformats.org/officeDocument/2006/math" xmlns:v="urn:schemas-microsoft-com:vml" xmlns:wp14="http://schemas.microsoft.com/office/word/2010/wordprocessingDrawing" xmlns:wp="http://schemas.openxmlformats.org/drawingml/2006/wordprocessingDrawing" xmlns:w10="urn:schemas-microsoft-com:office:word" xmlns:w="http://schemas.openxmlformats.org/wordprocessingml/2006/main" xmlns:w14="http://schemas.microsoft.com/office/word/2010/wordml" xmlns:w15="http://schemas.microsoft.com/office/word/2012/wordml" xmlns:wne="http://schemas.microsoft.com/office/word/2006/wordml" xmlns:wpg="http://schemas.microsoft.com/office/word/2010/wordprocessingGroup" xmlns:wpi="http://schemas.microsoft.com/office/word/2010/wordprocessingInk" xmlns:wps="http://schemas.microsoft.com/office/word/2010/wordprocessingShape" mc:Ignorable="w14 w15 wp14">
+<w:ftr xmlns:wpc="http://schemas.microsoft.com/office/word/2010/wordprocessingCanvas" xmlns:mc="http://schemas.openxmlformats.org/markup-compatibility/2006" xmlns:o="urn:schemas-microsoft-com:office:office" xmlns:r="http://schemas.openxmlformats.org/officeDocument/2006/relationships" xmlns:m="http://schemas.openxmlformats.org/officeDocument/2006/math" xmlns:v="urn:schemas-microsoft-com:vml" xmlns:wp14="http://schemas.microsoft.com/office/word/2010/wordprocessingDrawing" xmlns:wp="http://schemas.openxmlformats.org/drawingml/2006/wordprocessingDrawing" xmlns:w10="urn:schemas-microsoft-com:office:word" xmlns:w="http://schemas.openxmlformats.org/wordprocessingml/2006/main" xmlns:w14="http://schemas.microsoft.com/office/word/2010/wordml" xmlns:w15="http://schemas.microsoft.com/office/word/2012/wordml" xmlns:wpg="http://schemas.microsoft.com/office/word/2010/wordprocessingGroup" xmlns:wpi="http://schemas.microsoft.com/office/word/2010/wordprocessingInk" xmlns:wne="http://schemas.microsoft.com/office/word/2006/wordml" xmlns:wps="http://schemas.microsoft.com/office/word/2010/wordprocessingShape" xmlns:wpsCustomData="http://www.wps.cn/officeDocument/2013/wpsCustomData" mc:Ignorable="w14 w15 wp14">
   <w:p>
     <w:pPr>
-      <w:pStyle w:val="Footer"/>
+      <w:pStyle w:val="14"/>
     </w:pPr>
   </w:p>
 </w:ftr>
 </file>
 
+<file path=word/footnotes.xml><?xml version="1.0" encoding="utf-8"?>
+<w:footnotes xmlns:wpc="http://schemas.microsoft.com/office/word/2010/wordprocessingCanvas" xmlns:mc="http://schemas.openxmlformats.org/markup-compatibility/2006" xmlns:o="urn:schemas-microsoft-com:office:office" xmlns:r="http://schemas.openxmlformats.org/officeDocument/2006/relationships" xmlns:m="http://schemas.openxmlformats.org/officeDocument/2006/math" xmlns:v="urn:schemas-microsoft-com:vml" xmlns:wp14="http://schemas.microsoft.com/office/word/2010/wordprocessingDrawing" xmlns:wp="http://schemas.openxmlformats.org/drawingml/2006/wordprocessingDrawing" xmlns:w="http://schemas.openxmlformats.org/wordprocessingml/2006/main" xmlns:w14="http://schemas.microsoft.com/office/word/2010/wordml" xmlns:w15="http://schemas.microsoft.com/office/word/2012/wordml" xmlns:w10="urn:schemas-microsoft-com:office:word" xmlns:wpg="http://schemas.microsoft.com/office/word/2010/wordprocessingGroup" xmlns:wpi="http://schemas.microsoft.com/office/word/2010/wordprocessingInk" xmlns:wne="http://schemas.microsoft.com/office/word/2006/wordml" xmlns:wps="http://schemas.microsoft.com/office/word/2010/wordprocessingShape" xmlns:wpsCustomData="http://www.wps.cn/officeDocument/2013/wpsCustomData" mc:Ignorable="w14 w15 wp14">
+  <w:footnote w:type="separator" w:id="0">
+    <w:p>
+      <w:pPr>
+        <w:spacing w:line="360" w:lineRule="auto"/>
+      </w:pPr>
+      <w:r>
+        <w:separator/>
+      </w:r>
+    </w:p>
+  </w:footnote>
+  <w:footnote w:type="continuationSeparator" w:id="1">
+    <w:p>
+      <w:pPr>
+        <w:spacing w:line="360" w:lineRule="auto"/>
+      </w:pPr>
+      <w:r>
+        <w:continuationSeparator/>
+      </w:r>
+    </w:p>
+  </w:footnote>
+</w:footnotes>
+</file>
+
 <file path=word/header1.xml><?xml version="1.0" encoding="utf-8"?>
-<w:hdr xmlns:wpc="http://schemas.microsoft.com/office/word/2010/wordprocessingCanvas" xmlns:mc="http://schemas.openxmlformats.org/markup-compatibility/2006" xmlns:o="urn:schemas-microsoft-com:office:office" xmlns:r="http://schemas.openxmlformats.org/officeDocument/2006/relationships" xmlns:m="http://schemas.openxmlformats.org/officeDocument/2006/math" xmlns:v="urn:schemas-microsoft-com:vml" xmlns:wp14="http://schemas.microsoft.com/office/word/2010/wordprocessingDrawing" xmlns:wp="http://schemas.openxmlformats.org/drawingml/2006/wordprocessingDrawing" xmlns:w10="urn:schemas-microsoft-com:office:word" xmlns:w="http://schemas.openxmlformats.org/wordprocessingml/2006/main" xmlns:w14="http://schemas.microsoft.com/office/word/2010/wordml" xmlns:w15="http://schemas.microsoft.com/office/word/2012/wordml" xmlns:wne="http://schemas.microsoft.com/office/word/2006/wordml" xmlns:wpg="http://schemas.microsoft.com/office/word/2010/wordprocessingGroup" xmlns:wpi="http://schemas.microsoft.com/office/word/2010/wordprocessingInk" xmlns:wps="http://schemas.microsoft.com/office/word/2010/wordprocessingShape" mc:Ignorable="w14 w15 wp14">
+<w:hdr xmlns:wpc="http://schemas.microsoft.com/office/word/2010/wordprocessingCanvas" xmlns:mc="http://schemas.openxmlformats.org/markup-compatibility/2006" xmlns:o="urn:schemas-microsoft-com:office:office" xmlns:r="http://schemas.openxmlformats.org/officeDocument/2006/relationships" xmlns:m="http://schemas.openxmlformats.org/officeDocument/2006/math" xmlns:v="urn:schemas-microsoft-com:vml" xmlns:wp14="http://schemas.microsoft.com/office/word/2010/wordprocessingDrawing" xmlns:wp="http://schemas.openxmlformats.org/drawingml/2006/wordprocessingDrawing" xmlns:w10="urn:schemas-microsoft-com:office:word" xmlns:w="http://schemas.openxmlformats.org/wordprocessingml/2006/main" xmlns:w14="http://schemas.microsoft.com/office/word/2010/wordml" xmlns:w15="http://schemas.microsoft.com/office/word/2012/wordml" xmlns:wpg="http://schemas.microsoft.com/office/word/2010/wordprocessingGroup" xmlns:wpi="http://schemas.microsoft.com/office/word/2010/wordprocessingInk" xmlns:wne="http://schemas.microsoft.com/office/word/2006/wordml" xmlns:wps="http://schemas.microsoft.com/office/word/2010/wordprocessingShape" xmlns:wpsCustomData="http://www.wps.cn/officeDocument/2013/wpsCustomData" mc:Ignorable="w14 w15 wp14">
   <w:p>
     <w:pPr>
-      <w:pStyle w:val="Header"/>
+      <w:pStyle w:val="15"/>
       <w:pBdr>
-        <w:bottom w:val="single" w:sz="4" w:space="1" w:color="auto"/>
+        <w:bottom w:val="single" w:color="auto" w:sz="4" w:space="1"/>
       </w:pBdr>
       <w:jc w:val="right"/>
       <w:rPr>
-        <w:rFonts w:eastAsiaTheme="minorEastAsia" w:hint="eastAsia"/>
+        <w:rFonts w:hint="eastAsia" w:eastAsiaTheme="minorEastAsia"/>
         <w:lang w:eastAsia="zh-CN"/>
       </w:rPr>
     </w:pPr>
     <w:r>
       <w:rPr>
-        <w:rFonts w:eastAsiaTheme="minorEastAsia" w:hint="eastAsia"/>
+        <w:rFonts w:hint="eastAsia" w:eastAsiaTheme="minorEastAsia"/>
         <w:lang w:eastAsia="zh-CN"/>
       </w:rPr>
       <w:t>天津通海信息技术有限公司</w:t>
@@ -6308,12 +6400,12 @@
 </file>
 
 <file path=word/numbering.xml><?xml version="1.0" encoding="utf-8"?>
-<w:numbering xmlns:wpc="http://schemas.microsoft.com/office/word/2010/wordprocessingCanvas" xmlns:mc="http://schemas.openxmlformats.org/markup-compatibility/2006" xmlns:o="urn:schemas-microsoft-com:office:office" xmlns:r="http://schemas.openxmlformats.org/officeDocument/2006/relationships" xmlns:m="http://schemas.openxmlformats.org/officeDocument/2006/math" xmlns:v="urn:schemas-microsoft-com:vml" xmlns:wp14="http://schemas.microsoft.com/office/word/2010/wordprocessingDrawing" xmlns:wp="http://schemas.openxmlformats.org/drawingml/2006/wordprocessingDrawing" xmlns:w10="urn:schemas-microsoft-com:office:word" xmlns:w="http://schemas.openxmlformats.org/wordprocessingml/2006/main" xmlns:w14="http://schemas.microsoft.com/office/word/2010/wordml" xmlns:w15="http://schemas.microsoft.com/office/word/2012/wordml" xmlns:wne="http://schemas.microsoft.com/office/word/2006/wordml" xmlns:wpg="http://schemas.microsoft.com/office/word/2010/wordprocessingGroup" xmlns:wpi="http://schemas.microsoft.com/office/word/2010/wordprocessingInk" xmlns:wps="http://schemas.microsoft.com/office/word/2010/wordprocessingShape" mc:Ignorable="w14 w15 wp14">
+<w:numbering xmlns:wpc="http://schemas.microsoft.com/office/word/2010/wordprocessingCanvas" xmlns:mc="http://schemas.openxmlformats.org/markup-compatibility/2006" xmlns:o="urn:schemas-microsoft-com:office:office" xmlns:r="http://schemas.openxmlformats.org/officeDocument/2006/relationships" xmlns:m="http://schemas.openxmlformats.org/officeDocument/2006/math" xmlns:v="urn:schemas-microsoft-com:vml" xmlns:wp14="http://schemas.microsoft.com/office/word/2010/wordprocessingDrawing" xmlns:wp="http://schemas.openxmlformats.org/drawingml/2006/wordprocessingDrawing" xmlns:w10="urn:schemas-microsoft-com:office:word" xmlns:w="http://schemas.openxmlformats.org/wordprocessingml/2006/main" xmlns:w14="http://schemas.microsoft.com/office/word/2010/wordml" xmlns:wpg="http://schemas.microsoft.com/office/word/2010/wordprocessingGroup" xmlns:wpi="http://schemas.microsoft.com/office/word/2010/wordprocessingInk" xmlns:wne="http://schemas.microsoft.com/office/word/2006/wordml" xmlns:wps="http://schemas.microsoft.com/office/word/2010/wordprocessingShape" xmlns:wpsCustomData="http://www.wps.cn/officeDocument/2013/wpsCustomData" mc:Ignorable="w14 wp14">
   <w:abstractNum w:abstractNumId="0">
     <w:nsid w:val="863CD3E1"/>
     <w:multiLevelType w:val="singleLevel"/>
     <w:tmpl w:val="863CD3E1"/>
-    <w:lvl w:ilvl="0">
+    <w:lvl w:ilvl="0" w:tentative="0">
       <w:start w:val="1"/>
       <w:numFmt w:val="decimal"/>
       <w:lvlText w:val="(%1)"/>
@@ -6333,10 +6425,10 @@
     <w:nsid w:val="8E964DCE"/>
     <w:multiLevelType w:val="multilevel"/>
     <w:tmpl w:val="8E964DCE"/>
-    <w:lvl w:ilvl="0">
+    <w:lvl w:ilvl="0" w:tentative="0">
       <w:start w:val="1"/>
       <w:numFmt w:val="decimal"/>
-      <w:pStyle w:val="Heading1"/>
+      <w:pStyle w:val="2"/>
       <w:lvlText w:val="%1."/>
       <w:lvlJc w:val="left"/>
       <w:pPr>
@@ -6346,10 +6438,10 @@
         <w:rFonts w:hint="default"/>
       </w:rPr>
     </w:lvl>
-    <w:lvl w:ilvl="1">
+    <w:lvl w:ilvl="1" w:tentative="0">
       <w:start w:val="1"/>
       <w:numFmt w:val="decimal"/>
-      <w:pStyle w:val="Heading2"/>
+      <w:pStyle w:val="3"/>
       <w:lvlText w:val="%1.%2."/>
       <w:lvlJc w:val="left"/>
       <w:pPr>
@@ -6359,10 +6451,10 @@
         <w:rFonts w:hint="default"/>
       </w:rPr>
     </w:lvl>
-    <w:lvl w:ilvl="2">
+    <w:lvl w:ilvl="2" w:tentative="0">
       <w:start w:val="1"/>
       <w:numFmt w:val="decimal"/>
-      <w:pStyle w:val="Heading3"/>
+      <w:pStyle w:val="4"/>
       <w:lvlText w:val="%1.%2.%3."/>
       <w:lvlJc w:val="left"/>
       <w:pPr>
@@ -6372,10 +6464,10 @@
         <w:rFonts w:hint="default"/>
       </w:rPr>
     </w:lvl>
-    <w:lvl w:ilvl="3">
+    <w:lvl w:ilvl="3" w:tentative="0">
       <w:start w:val="1"/>
       <w:numFmt w:val="decimal"/>
-      <w:pStyle w:val="Heading4"/>
+      <w:pStyle w:val="5"/>
       <w:lvlText w:val="%1.%2.%3.%4."/>
       <w:lvlJc w:val="left"/>
       <w:pPr>
@@ -6385,10 +6477,10 @@
         <w:rFonts w:hint="default"/>
       </w:rPr>
     </w:lvl>
-    <w:lvl w:ilvl="4">
+    <w:lvl w:ilvl="4" w:tentative="0">
       <w:start w:val="1"/>
       <w:numFmt w:val="decimal"/>
-      <w:pStyle w:val="Heading5"/>
+      <w:pStyle w:val="6"/>
       <w:lvlText w:val="%1.%2.%3.%4.%5."/>
       <w:lvlJc w:val="left"/>
       <w:pPr>
@@ -6398,10 +6490,10 @@
         <w:rFonts w:hint="default"/>
       </w:rPr>
     </w:lvl>
-    <w:lvl w:ilvl="5">
+    <w:lvl w:ilvl="5" w:tentative="0">
       <w:start w:val="1"/>
       <w:numFmt w:val="decimal"/>
-      <w:pStyle w:val="Heading6"/>
+      <w:pStyle w:val="7"/>
       <w:lvlText w:val="%1.%2.%3.%4.%5.%6."/>
       <w:lvlJc w:val="left"/>
       <w:pPr>
@@ -6411,10 +6503,10 @@
         <w:rFonts w:hint="default"/>
       </w:rPr>
     </w:lvl>
-    <w:lvl w:ilvl="6">
+    <w:lvl w:ilvl="6" w:tentative="0">
       <w:start w:val="1"/>
       <w:numFmt w:val="decimal"/>
-      <w:pStyle w:val="Heading7"/>
+      <w:pStyle w:val="8"/>
       <w:lvlText w:val="%1.%2.%3.%4.%5.%6.%7."/>
       <w:lvlJc w:val="left"/>
       <w:pPr>
@@ -6424,10 +6516,10 @@
         <w:rFonts w:hint="default"/>
       </w:rPr>
     </w:lvl>
-    <w:lvl w:ilvl="7">
+    <w:lvl w:ilvl="7" w:tentative="0">
       <w:start w:val="1"/>
       <w:numFmt w:val="decimal"/>
-      <w:pStyle w:val="Heading8"/>
+      <w:pStyle w:val="9"/>
       <w:lvlText w:val="%1.%2.%3.%4.%5.%6.%7.%8."/>
       <w:lvlJc w:val="left"/>
       <w:pPr>
@@ -6437,10 +6529,10 @@
         <w:rFonts w:hint="default"/>
       </w:rPr>
     </w:lvl>
-    <w:lvl w:ilvl="8">
+    <w:lvl w:ilvl="8" w:tentative="0">
       <w:start w:val="1"/>
       <w:numFmt w:val="decimal"/>
-      <w:pStyle w:val="Heading9"/>
+      <w:pStyle w:val="10"/>
       <w:lvlText w:val="%1.%2.%3.%4.%5.%6.%7.%8.%9."/>
       <w:lvlJc w:val="left"/>
       <w:pPr>
@@ -6455,7 +6547,7 @@
     <w:nsid w:val="A10DD649"/>
     <w:multiLevelType w:val="singleLevel"/>
     <w:tmpl w:val="A10DD649"/>
-    <w:lvl w:ilvl="0">
+    <w:lvl w:ilvl="0" w:tentative="0">
       <w:start w:val="1"/>
       <w:numFmt w:val="decimal"/>
       <w:lvlText w:val="(%1)"/>
@@ -6475,7 +6567,7 @@
     <w:nsid w:val="B0766F08"/>
     <w:multiLevelType w:val="singleLevel"/>
     <w:tmpl w:val="B0766F08"/>
-    <w:lvl w:ilvl="0">
+    <w:lvl w:ilvl="0" w:tentative="0">
       <w:start w:val="1"/>
       <w:numFmt w:val="decimal"/>
       <w:lvlText w:val="(%1)"/>
@@ -6495,7 +6587,7 @@
     <w:nsid w:val="C83E68AB"/>
     <w:multiLevelType w:val="singleLevel"/>
     <w:tmpl w:val="C83E68AB"/>
-    <w:lvl w:ilvl="0">
+    <w:lvl w:ilvl="0" w:tentative="0">
       <w:start w:val="1"/>
       <w:numFmt w:val="decimal"/>
       <w:lvlText w:val="%1."/>
@@ -6512,7 +6604,7 @@
     <w:nsid w:val="D5D45681"/>
     <w:multiLevelType w:val="singleLevel"/>
     <w:tmpl w:val="D5D45681"/>
-    <w:lvl w:ilvl="0">
+    <w:lvl w:ilvl="0" w:tentative="0">
       <w:start w:val="1"/>
       <w:numFmt w:val="decimal"/>
       <w:lvlText w:val="%1."/>
@@ -6529,7 +6621,7 @@
     <w:nsid w:val="E73A8041"/>
     <w:multiLevelType w:val="singleLevel"/>
     <w:tmpl w:val="E73A8041"/>
-    <w:lvl w:ilvl="0">
+    <w:lvl w:ilvl="0" w:tentative="0">
       <w:start w:val="1"/>
       <w:numFmt w:val="decimal"/>
       <w:lvlText w:val="%1."/>
@@ -6546,7 +6638,7 @@
     <w:nsid w:val="E8BF01C3"/>
     <w:multiLevelType w:val="singleLevel"/>
     <w:tmpl w:val="E8BF01C3"/>
-    <w:lvl w:ilvl="0">
+    <w:lvl w:ilvl="0" w:tentative="0">
       <w:start w:val="1"/>
       <w:numFmt w:val="decimal"/>
       <w:lvlText w:val="(%1)"/>
@@ -6566,7 +6658,7 @@
     <w:nsid w:val="F9539CF3"/>
     <w:multiLevelType w:val="singleLevel"/>
     <w:tmpl w:val="F9539CF3"/>
-    <w:lvl w:ilvl="0">
+    <w:lvl w:ilvl="0" w:tentative="0">
       <w:start w:val="1"/>
       <w:numFmt w:val="decimal"/>
       <w:lvlText w:val="%1."/>
@@ -6583,7 +6675,7 @@
     <w:nsid w:val="002ED24C"/>
     <w:multiLevelType w:val="singleLevel"/>
     <w:tmpl w:val="002ED24C"/>
-    <w:lvl w:ilvl="0">
+    <w:lvl w:ilvl="0" w:tentative="0">
       <w:start w:val="1"/>
       <w:numFmt w:val="decimal"/>
       <w:lvlText w:val="%1."/>
@@ -6600,7 +6692,7 @@
     <w:nsid w:val="02CB9B08"/>
     <w:multiLevelType w:val="singleLevel"/>
     <w:tmpl w:val="02CB9B08"/>
-    <w:lvl w:ilvl="0">
+    <w:lvl w:ilvl="0" w:tentative="0">
       <w:start w:val="1"/>
       <w:numFmt w:val="decimal"/>
       <w:lvlText w:val="%1."/>
@@ -6617,7 +6709,7 @@
     <w:nsid w:val="0930E691"/>
     <w:multiLevelType w:val="singleLevel"/>
     <w:tmpl w:val="0930E691"/>
-    <w:lvl w:ilvl="0">
+    <w:lvl w:ilvl="0" w:tentative="0">
       <w:start w:val="1"/>
       <w:numFmt w:val="decimal"/>
       <w:lvlText w:val="(%1)"/>
@@ -6637,7 +6729,7 @@
     <w:nsid w:val="13A488A5"/>
     <w:multiLevelType w:val="singleLevel"/>
     <w:tmpl w:val="13A488A5"/>
-    <w:lvl w:ilvl="0">
+    <w:lvl w:ilvl="0" w:tentative="0">
       <w:start w:val="1"/>
       <w:numFmt w:val="decimal"/>
       <w:lvlText w:val="%1."/>
@@ -6654,7 +6746,7 @@
     <w:nsid w:val="1CE00D6C"/>
     <w:multiLevelType w:val="singleLevel"/>
     <w:tmpl w:val="1CE00D6C"/>
-    <w:lvl w:ilvl="0">
+    <w:lvl w:ilvl="0" w:tentative="0">
       <w:start w:val="1"/>
       <w:numFmt w:val="decimal"/>
       <w:lvlText w:val="%1."/>
@@ -6671,7 +6763,7 @@
     <w:nsid w:val="253DE531"/>
     <w:multiLevelType w:val="singleLevel"/>
     <w:tmpl w:val="253DE531"/>
-    <w:lvl w:ilvl="0">
+    <w:lvl w:ilvl="0" w:tentative="0">
       <w:start w:val="1"/>
       <w:numFmt w:val="decimal"/>
       <w:lvlText w:val="(%1)"/>
@@ -6691,7 +6783,7 @@
     <w:nsid w:val="2CA554D1"/>
     <w:multiLevelType w:val="singleLevel"/>
     <w:tmpl w:val="2CA554D1"/>
-    <w:lvl w:ilvl="0">
+    <w:lvl w:ilvl="0" w:tentative="0">
       <w:start w:val="1"/>
       <w:numFmt w:val="decimal"/>
       <w:lvlText w:val="%1."/>
@@ -6708,7 +6800,7 @@
     <w:nsid w:val="59063A32"/>
     <w:multiLevelType w:val="singleLevel"/>
     <w:tmpl w:val="59063A32"/>
-    <w:lvl w:ilvl="0">
+    <w:lvl w:ilvl="0" w:tentative="0">
       <w:start w:val="1"/>
       <w:numFmt w:val="decimal"/>
       <w:lvlText w:val="%1."/>
@@ -6725,7 +6817,7 @@
     <w:nsid w:val="6F777DAF"/>
     <w:multiLevelType w:val="singleLevel"/>
     <w:tmpl w:val="6F777DAF"/>
-    <w:lvl w:ilvl="0">
+    <w:lvl w:ilvl="0" w:tentative="0">
       <w:start w:val="1"/>
       <w:numFmt w:val="decimal"/>
       <w:lvlText w:val="(%1)"/>
@@ -6745,7 +6837,7 @@
     <w:nsid w:val="71F07891"/>
     <w:multiLevelType w:val="singleLevel"/>
     <w:tmpl w:val="71F07891"/>
-    <w:lvl w:ilvl="0">
+    <w:lvl w:ilvl="0" w:tentative="0">
       <w:start w:val="1"/>
       <w:numFmt w:val="decimal"/>
       <w:lvlText w:val="%1."/>
@@ -6819,267 +6911,269 @@
 </file>
 
 <file path=word/styles.xml><?xml version="1.0" encoding="utf-8"?>
-<w:styles xmlns:mc="http://schemas.openxmlformats.org/markup-compatibility/2006" xmlns:r="http://schemas.openxmlformats.org/officeDocument/2006/relationships" xmlns:w="http://schemas.openxmlformats.org/wordprocessingml/2006/main" xmlns:w14="http://schemas.microsoft.com/office/word/2010/wordml" xmlns:w15="http://schemas.microsoft.com/office/word/2012/wordml" mc:Ignorable="w14 w15">
+<w:styles xmlns:mc="http://schemas.openxmlformats.org/markup-compatibility/2006" xmlns:o="urn:schemas-microsoft-com:office:office" xmlns:r="http://schemas.openxmlformats.org/officeDocument/2006/relationships" xmlns:m="http://schemas.openxmlformats.org/officeDocument/2006/math" xmlns:v="urn:schemas-microsoft-com:vml" xmlns:w="http://schemas.openxmlformats.org/wordprocessingml/2006/main" xmlns:w14="http://schemas.microsoft.com/office/word/2010/wordml" xmlns:w10="urn:schemas-microsoft-com:office:word" xmlns:sl="http://schemas.openxmlformats.org/schemaLibrary/2006/main" xmlns:wpsCustomData="http://www.wps.cn/officeDocument/2013/wpsCustomData" mc:Ignorable="w14">
   <w:docDefaults>
     <w:rPrDefault>
       <w:rPr>
-        <w:rFonts w:ascii="Times New Roman" w:eastAsia="宋体" w:hAnsi="Times New Roman" w:cs="Times New Roman"/>
+        <w:rFonts w:ascii="Times New Roman" w:hAnsi="Times New Roman" w:eastAsia="宋体" w:cs="Times New Roman"/>
       </w:rPr>
     </w:rPrDefault>
     <w:pPrDefault/>
   </w:docDefaults>
-  <w:latentStyles w:defLockedState="0" w:defUIPriority="99" w:defSemiHidden="1" w:defUnhideWhenUsed="1" w:defQFormat="0" w:count="260">
-    <w:lsdException w:name="Normal" w:semiHidden="0" w:uiPriority="0" w:unhideWhenUsed="0" w:qFormat="1"/>
-    <w:lsdException w:name="heading 1" w:semiHidden="0" w:uiPriority="0" w:unhideWhenUsed="0" w:qFormat="1"/>
-    <w:lsdException w:name="heading 2" w:semiHidden="0" w:uiPriority="0" w:qFormat="1"/>
-    <w:lsdException w:name="heading 3" w:uiPriority="0" w:qFormat="1"/>
-    <w:lsdException w:name="heading 4" w:semiHidden="0" w:uiPriority="0" w:qFormat="1"/>
-    <w:lsdException w:name="heading 5" w:uiPriority="0" w:qFormat="1"/>
-    <w:lsdException w:name="heading 6" w:uiPriority="0" w:qFormat="1"/>
-    <w:lsdException w:name="heading 7" w:uiPriority="0" w:qFormat="1"/>
-    <w:lsdException w:name="heading 8" w:uiPriority="0" w:qFormat="1"/>
-    <w:lsdException w:name="heading 9" w:uiPriority="0" w:qFormat="1"/>
-    <w:lsdException w:name="index 1" w:semiHidden="0" w:uiPriority="0" w:unhideWhenUsed="0"/>
-    <w:lsdException w:name="index 2" w:semiHidden="0" w:uiPriority="0" w:unhideWhenUsed="0"/>
-    <w:lsdException w:name="index 3" w:semiHidden="0" w:uiPriority="0" w:unhideWhenUsed="0"/>
-    <w:lsdException w:name="index 4" w:semiHidden="0" w:uiPriority="0" w:unhideWhenUsed="0"/>
-    <w:lsdException w:name="index 5" w:semiHidden="0" w:uiPriority="0" w:unhideWhenUsed="0"/>
-    <w:lsdException w:name="index 6" w:semiHidden="0" w:uiPriority="0" w:unhideWhenUsed="0"/>
-    <w:lsdException w:name="index 7" w:semiHidden="0" w:uiPriority="0" w:unhideWhenUsed="0"/>
-    <w:lsdException w:name="index 8" w:semiHidden="0" w:uiPriority="0" w:unhideWhenUsed="0"/>
-    <w:lsdException w:name="index 9" w:semiHidden="0" w:uiPriority="0" w:unhideWhenUsed="0"/>
-    <w:lsdException w:name="toc 1" w:semiHidden="0" w:uiPriority="0" w:unhideWhenUsed="0" w:qFormat="1"/>
-    <w:lsdException w:name="toc 2" w:semiHidden="0" w:uiPriority="0" w:unhideWhenUsed="0" w:qFormat="1"/>
-    <w:lsdException w:name="toc 3" w:semiHidden="0" w:uiPriority="0" w:unhideWhenUsed="0" w:qFormat="1"/>
-    <w:lsdException w:name="toc 4" w:semiHidden="0" w:uiPriority="0" w:unhideWhenUsed="0"/>
-    <w:lsdException w:name="toc 5" w:semiHidden="0" w:uiPriority="0" w:unhideWhenUsed="0"/>
-    <w:lsdException w:name="toc 6" w:semiHidden="0" w:uiPriority="0" w:unhideWhenUsed="0"/>
-    <w:lsdException w:name="toc 7" w:semiHidden="0" w:uiPriority="0" w:unhideWhenUsed="0"/>
-    <w:lsdException w:name="toc 8" w:semiHidden="0" w:uiPriority="0" w:unhideWhenUsed="0"/>
-    <w:lsdException w:name="toc 9" w:semiHidden="0" w:uiPriority="0" w:unhideWhenUsed="0"/>
-    <w:lsdException w:name="Normal Indent" w:semiHidden="0" w:uiPriority="0" w:unhideWhenUsed="0"/>
-    <w:lsdException w:name="footnote text" w:semiHidden="0" w:uiPriority="0" w:unhideWhenUsed="0"/>
-    <w:lsdException w:name="annotation text" w:semiHidden="0" w:uiPriority="0" w:unhideWhenUsed="0" w:qFormat="1"/>
-    <w:lsdException w:name="header" w:semiHidden="0" w:uiPriority="0" w:unhideWhenUsed="0" w:qFormat="1"/>
-    <w:lsdException w:name="footer" w:semiHidden="0" w:uiPriority="0" w:unhideWhenUsed="0" w:qFormat="1"/>
-    <w:lsdException w:name="index heading" w:semiHidden="0" w:uiPriority="0" w:unhideWhenUsed="0"/>
-    <w:lsdException w:name="caption" w:uiPriority="0" w:qFormat="1"/>
-    <w:lsdException w:name="table of figures" w:semiHidden="0" w:uiPriority="0" w:unhideWhenUsed="0"/>
-    <w:lsdException w:name="envelope address" w:semiHidden="0" w:uiPriority="0" w:unhideWhenUsed="0"/>
-    <w:lsdException w:name="envelope return" w:semiHidden="0" w:uiPriority="0" w:unhideWhenUsed="0"/>
-    <w:lsdException w:name="footnote reference" w:semiHidden="0" w:uiPriority="0" w:unhideWhenUsed="0"/>
-    <w:lsdException w:name="annotation reference" w:semiHidden="0" w:uiPriority="0" w:unhideWhenUsed="0"/>
-    <w:lsdException w:name="line number" w:semiHidden="0" w:uiPriority="0" w:unhideWhenUsed="0"/>
-    <w:lsdException w:name="page number" w:semiHidden="0" w:uiPriority="0" w:unhideWhenUsed="0"/>
-    <w:lsdException w:name="endnote reference" w:semiHidden="0" w:uiPriority="0" w:unhideWhenUsed="0"/>
-    <w:lsdException w:name="endnote text" w:semiHidden="0" w:uiPriority="0" w:unhideWhenUsed="0"/>
-    <w:lsdException w:name="table of authorities" w:semiHidden="0" w:uiPriority="0" w:unhideWhenUsed="0"/>
-    <w:lsdException w:name="macro" w:semiHidden="0" w:uiPriority="0" w:unhideWhenUsed="0"/>
-    <w:lsdException w:name="toa heading" w:semiHidden="0" w:uiPriority="0" w:unhideWhenUsed="0"/>
-    <w:lsdException w:name="List" w:semiHidden="0" w:uiPriority="0" w:unhideWhenUsed="0"/>
-    <w:lsdException w:name="List Bullet" w:semiHidden="0" w:uiPriority="0" w:unhideWhenUsed="0"/>
-    <w:lsdException w:name="List Number" w:semiHidden="0" w:uiPriority="0" w:unhideWhenUsed="0"/>
-    <w:lsdException w:name="List 2" w:semiHidden="0" w:uiPriority="0" w:unhideWhenUsed="0"/>
-    <w:lsdException w:name="List 3" w:semiHidden="0" w:uiPriority="0" w:unhideWhenUsed="0"/>
-    <w:lsdException w:name="List 4" w:semiHidden="0" w:uiPriority="0" w:unhideWhenUsed="0"/>
-    <w:lsdException w:name="List 5" w:semiHidden="0" w:uiPriority="0" w:unhideWhenUsed="0"/>
-    <w:lsdException w:name="List Bullet 2" w:semiHidden="0" w:uiPriority="0" w:unhideWhenUsed="0"/>
-    <w:lsdException w:name="List Bullet 3" w:semiHidden="0" w:uiPriority="0" w:unhideWhenUsed="0"/>
-    <w:lsdException w:name="List Bullet 4" w:semiHidden="0" w:uiPriority="0" w:unhideWhenUsed="0"/>
-    <w:lsdException w:name="List Bullet 5" w:semiHidden="0" w:uiPriority="0" w:unhideWhenUsed="0"/>
-    <w:lsdException w:name="List Number 2" w:semiHidden="0" w:uiPriority="0" w:unhideWhenUsed="0"/>
-    <w:lsdException w:name="List Number 3" w:semiHidden="0" w:uiPriority="0" w:unhideWhenUsed="0"/>
-    <w:lsdException w:name="List Number 4" w:semiHidden="0" w:uiPriority="0" w:unhideWhenUsed="0"/>
-    <w:lsdException w:name="List Number 5" w:semiHidden="0" w:uiPriority="0" w:unhideWhenUsed="0"/>
-    <w:lsdException w:name="Title" w:semiHidden="0" w:uiPriority="0" w:unhideWhenUsed="0" w:qFormat="1"/>
-    <w:lsdException w:name="Closing" w:semiHidden="0" w:uiPriority="0" w:unhideWhenUsed="0"/>
-    <w:lsdException w:name="Signature" w:semiHidden="0" w:uiPriority="0" w:unhideWhenUsed="0"/>
-    <w:lsdException w:name="Default Paragraph Font" w:uiPriority="0" w:unhideWhenUsed="0" w:qFormat="1"/>
-    <w:lsdException w:name="Body Text" w:uiPriority="0" w:unhideWhenUsed="0" w:qFormat="1"/>
-    <w:lsdException w:name="Body Text Indent" w:semiHidden="0" w:uiPriority="0" w:unhideWhenUsed="0"/>
-    <w:lsdException w:name="List Continue" w:semiHidden="0" w:uiPriority="0" w:unhideWhenUsed="0"/>
-    <w:lsdException w:name="List Continue 2" w:semiHidden="0" w:uiPriority="0" w:unhideWhenUsed="0"/>
-    <w:lsdException w:name="List Continue 3" w:semiHidden="0" w:uiPriority="0" w:unhideWhenUsed="0"/>
-    <w:lsdException w:name="List Continue 4" w:semiHidden="0" w:uiPriority="0" w:unhideWhenUsed="0"/>
-    <w:lsdException w:name="List Continue 5" w:semiHidden="0" w:uiPriority="0" w:unhideWhenUsed="0"/>
-    <w:lsdException w:name="Message Header" w:semiHidden="0" w:uiPriority="0" w:unhideWhenUsed="0"/>
-    <w:lsdException w:name="Subtitle" w:semiHidden="0" w:uiPriority="0" w:unhideWhenUsed="0" w:qFormat="1"/>
-    <w:lsdException w:name="Salutation" w:semiHidden="0" w:uiPriority="0" w:unhideWhenUsed="0"/>
-    <w:lsdException w:name="Date" w:semiHidden="0" w:uiPriority="0" w:unhideWhenUsed="0"/>
-    <w:lsdException w:name="Body Text First Indent" w:semiHidden="0" w:uiPriority="0" w:unhideWhenUsed="0"/>
-    <w:lsdException w:name="Body Text First Indent 2" w:semiHidden="0" w:uiPriority="0" w:unhideWhenUsed="0"/>
-    <w:lsdException w:name="Body Text 2" w:semiHidden="0" w:uiPriority="0" w:unhideWhenUsed="0"/>
-    <w:lsdException w:name="Body Text 3" w:semiHidden="0" w:uiPriority="0" w:unhideWhenUsed="0"/>
-    <w:lsdException w:name="Body Text Indent 2" w:semiHidden="0" w:uiPriority="0" w:unhideWhenUsed="0"/>
-    <w:lsdException w:name="Body Text Indent 3" w:semiHidden="0" w:uiPriority="0" w:unhideWhenUsed="0"/>
-    <w:lsdException w:name="Block Text" w:semiHidden="0" w:uiPriority="0" w:unhideWhenUsed="0"/>
-    <w:lsdException w:name="Hyperlink" w:semiHidden="0" w:uiPriority="0" w:unhideWhenUsed="0"/>
-    <w:lsdException w:name="FollowedHyperlink" w:semiHidden="0" w:uiPriority="0" w:unhideWhenUsed="0"/>
-    <w:lsdException w:name="Strong" w:semiHidden="0" w:uiPriority="0" w:unhideWhenUsed="0" w:qFormat="1"/>
-    <w:lsdException w:name="Emphasis" w:semiHidden="0" w:uiPriority="0" w:unhideWhenUsed="0" w:qFormat="1"/>
-    <w:lsdException w:name="Document Map" w:semiHidden="0" w:uiPriority="0" w:unhideWhenUsed="0"/>
-    <w:lsdException w:name="Plain Text" w:semiHidden="0" w:uiPriority="0" w:unhideWhenUsed="0"/>
-    <w:lsdException w:name="E-mail Signature" w:semiHidden="0" w:uiPriority="0" w:unhideWhenUsed="0"/>
-    <w:lsdException w:name="Normal (Web)" w:semiHidden="0" w:uiPriority="0" w:unhideWhenUsed="0" w:qFormat="1"/>
-    <w:lsdException w:name="HTML Acronym" w:semiHidden="0" w:uiPriority="0" w:unhideWhenUsed="0"/>
-    <w:lsdException w:name="HTML Address" w:semiHidden="0" w:uiPriority="0" w:unhideWhenUsed="0"/>
-    <w:lsdException w:name="HTML Cite" w:semiHidden="0" w:uiPriority="0" w:unhideWhenUsed="0"/>
-    <w:lsdException w:name="HTML Code" w:semiHidden="0" w:uiPriority="0" w:unhideWhenUsed="0"/>
-    <w:lsdException w:name="HTML Definition" w:semiHidden="0" w:uiPriority="0" w:unhideWhenUsed="0"/>
-    <w:lsdException w:name="HTML Keyboard" w:semiHidden="0" w:uiPriority="0" w:unhideWhenUsed="0"/>
-    <w:lsdException w:name="HTML Preformatted" w:semiHidden="0" w:uiPriority="0" w:unhideWhenUsed="0"/>
-    <w:lsdException w:name="HTML Sample" w:semiHidden="0" w:uiPriority="0" w:unhideWhenUsed="0"/>
-    <w:lsdException w:name="HTML Typewriter" w:semiHidden="0" w:uiPriority="0" w:unhideWhenUsed="0"/>
-    <w:lsdException w:name="HTML Variable" w:semiHidden="0" w:uiPriority="0" w:unhideWhenUsed="0"/>
-    <w:lsdException w:name="Normal Table" w:uiPriority="0" w:unhideWhenUsed="0" w:qFormat="1"/>
-    <w:lsdException w:name="annotation subject" w:semiHidden="0" w:uiPriority="0" w:unhideWhenUsed="0"/>
-    <w:lsdException w:name="Table Simple 1" w:semiHidden="0" w:uiPriority="0" w:unhideWhenUsed="0"/>
-    <w:lsdException w:name="Table Simple 2" w:semiHidden="0" w:uiPriority="0" w:unhideWhenUsed="0"/>
-    <w:lsdException w:name="Table Simple 3" w:semiHidden="0" w:uiPriority="0" w:unhideWhenUsed="0"/>
-    <w:lsdException w:name="Table Classic 1" w:semiHidden="0" w:uiPriority="0" w:unhideWhenUsed="0"/>
-    <w:lsdException w:name="Table Classic 2" w:semiHidden="0" w:uiPriority="0" w:unhideWhenUsed="0"/>
-    <w:lsdException w:name="Table Classic 3" w:semiHidden="0" w:uiPriority="0" w:unhideWhenUsed="0"/>
-    <w:lsdException w:name="Table Classic 4" w:semiHidden="0" w:uiPriority="0" w:unhideWhenUsed="0"/>
-    <w:lsdException w:name="Table Colorful 1" w:semiHidden="0" w:uiPriority="0" w:unhideWhenUsed="0"/>
-    <w:lsdException w:name="Table Colorful 2" w:semiHidden="0" w:uiPriority="0" w:unhideWhenUsed="0"/>
-    <w:lsdException w:name="Table Colorful 3" w:semiHidden="0" w:uiPriority="0" w:unhideWhenUsed="0"/>
-    <w:lsdException w:name="Table Columns 1" w:semiHidden="0" w:uiPriority="0" w:unhideWhenUsed="0"/>
-    <w:lsdException w:name="Table Columns 2" w:semiHidden="0" w:uiPriority="0" w:unhideWhenUsed="0"/>
-    <w:lsdException w:name="Table Columns 3" w:semiHidden="0" w:uiPriority="0" w:unhideWhenUsed="0"/>
-    <w:lsdException w:name="Table Columns 4" w:semiHidden="0" w:uiPriority="0" w:unhideWhenUsed="0"/>
-    <w:lsdException w:name="Table Columns 5" w:semiHidden="0" w:uiPriority="0" w:unhideWhenUsed="0"/>
-    <w:lsdException w:name="Table Grid 1" w:semiHidden="0" w:uiPriority="0" w:unhideWhenUsed="0"/>
-    <w:lsdException w:name="Table Grid 2" w:semiHidden="0" w:uiPriority="0" w:unhideWhenUsed="0"/>
-    <w:lsdException w:name="Table Grid 3" w:semiHidden="0" w:uiPriority="0" w:unhideWhenUsed="0"/>
-    <w:lsdException w:name="Table Grid 4" w:semiHidden="0" w:uiPriority="0" w:unhideWhenUsed="0"/>
-    <w:lsdException w:name="Table Grid 5" w:semiHidden="0" w:uiPriority="0" w:unhideWhenUsed="0"/>
-    <w:lsdException w:name="Table Grid 6" w:semiHidden="0" w:uiPriority="0" w:unhideWhenUsed="0"/>
-    <w:lsdException w:name="Table Grid 7" w:semiHidden="0" w:uiPriority="0" w:unhideWhenUsed="0"/>
-    <w:lsdException w:name="Table Grid 8" w:semiHidden="0" w:uiPriority="0" w:unhideWhenUsed="0"/>
-    <w:lsdException w:name="Table List 1" w:semiHidden="0" w:uiPriority="0" w:unhideWhenUsed="0"/>
-    <w:lsdException w:name="Table List 2" w:semiHidden="0" w:uiPriority="0" w:unhideWhenUsed="0"/>
-    <w:lsdException w:name="Table List 3" w:semiHidden="0" w:uiPriority="0" w:unhideWhenUsed="0"/>
-    <w:lsdException w:name="Table List 4" w:semiHidden="0" w:uiPriority="0" w:unhideWhenUsed="0"/>
-    <w:lsdException w:name="Table List 5" w:semiHidden="0" w:uiPriority="0" w:unhideWhenUsed="0"/>
-    <w:lsdException w:name="Table List 6" w:semiHidden="0" w:uiPriority="0" w:unhideWhenUsed="0"/>
-    <w:lsdException w:name="Table List 7" w:semiHidden="0" w:uiPriority="0" w:unhideWhenUsed="0"/>
-    <w:lsdException w:name="Table List 8" w:semiHidden="0" w:uiPriority="0" w:unhideWhenUsed="0"/>
-    <w:lsdException w:name="Table 3D effects 1" w:semiHidden="0" w:uiPriority="0" w:unhideWhenUsed="0"/>
-    <w:lsdException w:name="Table 3D effects 2" w:semiHidden="0" w:uiPriority="0" w:unhideWhenUsed="0"/>
-    <w:lsdException w:name="Table 3D effects 3" w:semiHidden="0" w:uiPriority="0" w:unhideWhenUsed="0"/>
-    <w:lsdException w:name="Table Contemporary" w:semiHidden="0" w:uiPriority="0" w:unhideWhenUsed="0"/>
-    <w:lsdException w:name="Table Elegant" w:semiHidden="0" w:uiPriority="0" w:unhideWhenUsed="0"/>
-    <w:lsdException w:name="Table Professional" w:semiHidden="0" w:uiPriority="0" w:unhideWhenUsed="0"/>
-    <w:lsdException w:name="Table Subtle 1" w:semiHidden="0" w:uiPriority="0" w:unhideWhenUsed="0"/>
-    <w:lsdException w:name="Table Subtle 2" w:semiHidden="0" w:uiPriority="0" w:unhideWhenUsed="0"/>
-    <w:lsdException w:name="Table Web 1" w:semiHidden="0" w:uiPriority="0" w:unhideWhenUsed="0"/>
-    <w:lsdException w:name="Table Web 2" w:semiHidden="0" w:uiPriority="0" w:unhideWhenUsed="0"/>
-    <w:lsdException w:name="Table Web 3" w:semiHidden="0" w:uiPriority="0" w:unhideWhenUsed="0"/>
-    <w:lsdException w:name="Balloon Text" w:semiHidden="0" w:uiPriority="0" w:unhideWhenUsed="0"/>
-    <w:lsdException w:name="Table Grid" w:semiHidden="0" w:uiPriority="0" w:unhideWhenUsed="0" w:qFormat="1"/>
-    <w:lsdException w:name="Table Theme" w:semiHidden="0" w:uiPriority="0" w:unhideWhenUsed="0"/>
-    <w:lsdException w:name="Light Shading" w:semiHidden="0" w:uiPriority="60" w:unhideWhenUsed="0"/>
-    <w:lsdException w:name="Light List" w:semiHidden="0" w:uiPriority="61" w:unhideWhenUsed="0"/>
-    <w:lsdException w:name="Light Grid" w:semiHidden="0" w:uiPriority="62" w:unhideWhenUsed="0"/>
-    <w:lsdException w:name="Medium Shading 1" w:semiHidden="0" w:uiPriority="63" w:unhideWhenUsed="0"/>
-    <w:lsdException w:name="Medium Shading 2" w:semiHidden="0" w:uiPriority="64" w:unhideWhenUsed="0"/>
-    <w:lsdException w:name="Medium List 1" w:semiHidden="0" w:uiPriority="65" w:unhideWhenUsed="0"/>
-    <w:lsdException w:name="Medium List 2" w:semiHidden="0" w:uiPriority="66" w:unhideWhenUsed="0"/>
-    <w:lsdException w:name="Medium Grid 1" w:semiHidden="0" w:uiPriority="67" w:unhideWhenUsed="0"/>
-    <w:lsdException w:name="Medium Grid 2" w:semiHidden="0" w:uiPriority="68" w:unhideWhenUsed="0"/>
-    <w:lsdException w:name="Medium Grid 3" w:semiHidden="0" w:uiPriority="69" w:unhideWhenUsed="0"/>
-    <w:lsdException w:name="Dark List" w:semiHidden="0" w:uiPriority="70" w:unhideWhenUsed="0"/>
-    <w:lsdException w:name="Colorful Shading" w:semiHidden="0" w:uiPriority="71" w:unhideWhenUsed="0"/>
-    <w:lsdException w:name="Colorful List" w:semiHidden="0" w:uiPriority="72" w:unhideWhenUsed="0"/>
-    <w:lsdException w:name="Colorful Grid" w:semiHidden="0" w:uiPriority="73" w:unhideWhenUsed="0"/>
-    <w:lsdException w:name="Light Shading Accent 1" w:semiHidden="0" w:uiPriority="60" w:unhideWhenUsed="0"/>
-    <w:lsdException w:name="Light List Accent 1" w:semiHidden="0" w:uiPriority="61" w:unhideWhenUsed="0"/>
-    <w:lsdException w:name="Light Grid Accent 1" w:semiHidden="0" w:uiPriority="62" w:unhideWhenUsed="0"/>
-    <w:lsdException w:name="Medium Shading 1 Accent 1" w:semiHidden="0" w:uiPriority="63" w:unhideWhenUsed="0"/>
-    <w:lsdException w:name="Medium Shading 2 Accent 1" w:semiHidden="0" w:uiPriority="64" w:unhideWhenUsed="0"/>
-    <w:lsdException w:name="Medium List 1 Accent 1" w:semiHidden="0" w:uiPriority="65" w:unhideWhenUsed="0"/>
-    <w:lsdException w:name="Medium List 2 Accent 1" w:semiHidden="0" w:uiPriority="66" w:unhideWhenUsed="0"/>
-    <w:lsdException w:name="Medium Grid 1 Accent 1" w:semiHidden="0" w:uiPriority="67" w:unhideWhenUsed="0"/>
-    <w:lsdException w:name="Medium Grid 2 Accent 1" w:semiHidden="0" w:uiPriority="68" w:unhideWhenUsed="0"/>
-    <w:lsdException w:name="Medium Grid 3 Accent 1" w:semiHidden="0" w:uiPriority="69" w:unhideWhenUsed="0"/>
-    <w:lsdException w:name="Dark List Accent 1" w:semiHidden="0" w:uiPriority="70" w:unhideWhenUsed="0"/>
-    <w:lsdException w:name="Colorful Shading Accent 1" w:semiHidden="0" w:uiPriority="71" w:unhideWhenUsed="0"/>
-    <w:lsdException w:name="Colorful List Accent 1" w:semiHidden="0" w:uiPriority="72" w:unhideWhenUsed="0"/>
-    <w:lsdException w:name="Colorful Grid Accent 1" w:semiHidden="0" w:uiPriority="73" w:unhideWhenUsed="0"/>
-    <w:lsdException w:name="Light Shading Accent 2" w:semiHidden="0" w:uiPriority="60" w:unhideWhenUsed="0"/>
-    <w:lsdException w:name="Light List Accent 2" w:semiHidden="0" w:uiPriority="61" w:unhideWhenUsed="0"/>
-    <w:lsdException w:name="Light Grid Accent 2" w:semiHidden="0" w:uiPriority="62" w:unhideWhenUsed="0"/>
-    <w:lsdException w:name="Medium Shading 1 Accent 2" w:semiHidden="0" w:uiPriority="63" w:unhideWhenUsed="0"/>
-    <w:lsdException w:name="Medium Shading 2 Accent 2" w:semiHidden="0" w:uiPriority="64" w:unhideWhenUsed="0"/>
-    <w:lsdException w:name="Medium List 1 Accent 2" w:semiHidden="0" w:uiPriority="65" w:unhideWhenUsed="0"/>
-    <w:lsdException w:name="Medium List 2 Accent 2" w:semiHidden="0" w:uiPriority="66" w:unhideWhenUsed="0"/>
-    <w:lsdException w:name="Medium Grid 1 Accent 2" w:semiHidden="0" w:uiPriority="67" w:unhideWhenUsed="0"/>
-    <w:lsdException w:name="Medium Grid 2 Accent 2" w:semiHidden="0" w:uiPriority="68" w:unhideWhenUsed="0"/>
-    <w:lsdException w:name="Medium Grid 3 Accent 2" w:semiHidden="0" w:uiPriority="69" w:unhideWhenUsed="0"/>
-    <w:lsdException w:name="Dark List Accent 2" w:semiHidden="0" w:uiPriority="70" w:unhideWhenUsed="0"/>
-    <w:lsdException w:name="Colorful Shading Accent 2" w:semiHidden="0" w:uiPriority="71" w:unhideWhenUsed="0"/>
-    <w:lsdException w:name="Colorful List Accent 2" w:semiHidden="0" w:uiPriority="72" w:unhideWhenUsed="0"/>
-    <w:lsdException w:name="Colorful Grid Accent 2" w:semiHidden="0" w:uiPriority="73" w:unhideWhenUsed="0"/>
-    <w:lsdException w:name="Light Shading Accent 3" w:semiHidden="0" w:uiPriority="60" w:unhideWhenUsed="0"/>
-    <w:lsdException w:name="Light List Accent 3" w:semiHidden="0" w:uiPriority="61" w:unhideWhenUsed="0"/>
-    <w:lsdException w:name="Light Grid Accent 3" w:semiHidden="0" w:uiPriority="62" w:unhideWhenUsed="0"/>
-    <w:lsdException w:name="Medium Shading 1 Accent 3" w:semiHidden="0" w:uiPriority="63" w:unhideWhenUsed="0"/>
-    <w:lsdException w:name="Medium Shading 2 Accent 3" w:semiHidden="0" w:uiPriority="64" w:unhideWhenUsed="0"/>
-    <w:lsdException w:name="Medium List 1 Accent 3" w:semiHidden="0" w:uiPriority="65" w:unhideWhenUsed="0"/>
-    <w:lsdException w:name="Medium List 2 Accent 3" w:semiHidden="0" w:uiPriority="66" w:unhideWhenUsed="0"/>
-    <w:lsdException w:name="Medium Grid 1 Accent 3" w:semiHidden="0" w:uiPriority="67" w:unhideWhenUsed="0"/>
-    <w:lsdException w:name="Medium Grid 2 Accent 3" w:semiHidden="0" w:uiPriority="68" w:unhideWhenUsed="0"/>
-    <w:lsdException w:name="Medium Grid 3 Accent 3" w:semiHidden="0" w:uiPriority="69" w:unhideWhenUsed="0"/>
-    <w:lsdException w:name="Dark List Accent 3" w:semiHidden="0" w:uiPriority="70" w:unhideWhenUsed="0"/>
-    <w:lsdException w:name="Colorful Shading Accent 3" w:semiHidden="0" w:uiPriority="71" w:unhideWhenUsed="0"/>
-    <w:lsdException w:name="Colorful List Accent 3" w:semiHidden="0" w:uiPriority="72" w:unhideWhenUsed="0"/>
-    <w:lsdException w:name="Colorful Grid Accent 3" w:semiHidden="0" w:uiPriority="73" w:unhideWhenUsed="0"/>
-    <w:lsdException w:name="Light Shading Accent 4" w:semiHidden="0" w:uiPriority="60" w:unhideWhenUsed="0"/>
-    <w:lsdException w:name="Light List Accent 4" w:semiHidden="0" w:uiPriority="61" w:unhideWhenUsed="0"/>
-    <w:lsdException w:name="Light Grid Accent 4" w:semiHidden="0" w:uiPriority="62" w:unhideWhenUsed="0"/>
-    <w:lsdException w:name="Medium Shading 1 Accent 4" w:semiHidden="0" w:uiPriority="63" w:unhideWhenUsed="0"/>
-    <w:lsdException w:name="Medium Shading 2 Accent 4" w:semiHidden="0" w:uiPriority="64" w:unhideWhenUsed="0"/>
-    <w:lsdException w:name="Medium List 1 Accent 4" w:semiHidden="0" w:uiPriority="65" w:unhideWhenUsed="0"/>
-    <w:lsdException w:name="Medium List 2 Accent 4" w:semiHidden="0" w:uiPriority="66" w:unhideWhenUsed="0"/>
-    <w:lsdException w:name="Medium Grid 1 Accent 4" w:semiHidden="0" w:uiPriority="67" w:unhideWhenUsed="0"/>
-    <w:lsdException w:name="Medium Grid 2 Accent 4" w:semiHidden="0" w:uiPriority="68" w:unhideWhenUsed="0"/>
-    <w:lsdException w:name="Medium Grid 3 Accent 4" w:semiHidden="0" w:uiPriority="69" w:unhideWhenUsed="0"/>
-    <w:lsdException w:name="Dark List Accent 4" w:semiHidden="0" w:uiPriority="70" w:unhideWhenUsed="0"/>
-    <w:lsdException w:name="Colorful Shading Accent 4" w:semiHidden="0" w:uiPriority="71" w:unhideWhenUsed="0"/>
-    <w:lsdException w:name="Colorful List Accent 4" w:semiHidden="0" w:uiPriority="72" w:unhideWhenUsed="0"/>
-    <w:lsdException w:name="Colorful Grid Accent 4" w:semiHidden="0" w:uiPriority="73" w:unhideWhenUsed="0"/>
-    <w:lsdException w:name="Light Shading Accent 5" w:semiHidden="0" w:uiPriority="60" w:unhideWhenUsed="0"/>
-    <w:lsdException w:name="Light List Accent 5" w:semiHidden="0" w:uiPriority="61" w:unhideWhenUsed="0"/>
-    <w:lsdException w:name="Light Grid Accent 5" w:semiHidden="0" w:uiPriority="62" w:unhideWhenUsed="0"/>
-    <w:lsdException w:name="Medium Shading 1 Accent 5" w:semiHidden="0" w:uiPriority="63" w:unhideWhenUsed="0"/>
-    <w:lsdException w:name="Medium Shading 2 Accent 5" w:semiHidden="0" w:uiPriority="64" w:unhideWhenUsed="0"/>
-    <w:lsdException w:name="Medium List 1 Accent 5" w:semiHidden="0" w:uiPriority="65" w:unhideWhenUsed="0"/>
-    <w:lsdException w:name="Medium List 2 Accent 5" w:semiHidden="0" w:uiPriority="66" w:unhideWhenUsed="0"/>
-    <w:lsdException w:name="Medium Grid 1 Accent 5" w:semiHidden="0" w:uiPriority="67" w:unhideWhenUsed="0"/>
-    <w:lsdException w:name="Medium Grid 2 Accent 5" w:semiHidden="0" w:uiPriority="68" w:unhideWhenUsed="0"/>
-    <w:lsdException w:name="Medium Grid 3 Accent 5" w:semiHidden="0" w:uiPriority="69" w:unhideWhenUsed="0"/>
-    <w:lsdException w:name="Dark List Accent 5" w:semiHidden="0" w:uiPriority="70" w:unhideWhenUsed="0"/>
-    <w:lsdException w:name="Colorful Shading Accent 5" w:semiHidden="0" w:uiPriority="71" w:unhideWhenUsed="0"/>
-    <w:lsdException w:name="Colorful List Accent 5" w:semiHidden="0" w:uiPriority="72" w:unhideWhenUsed="0"/>
-    <w:lsdException w:name="Colorful Grid Accent 5" w:semiHidden="0" w:uiPriority="73" w:unhideWhenUsed="0"/>
-    <w:lsdException w:name="Light Shading Accent 6" w:semiHidden="0" w:uiPriority="60" w:unhideWhenUsed="0"/>
-    <w:lsdException w:name="Light List Accent 6" w:semiHidden="0" w:uiPriority="61" w:unhideWhenUsed="0"/>
-    <w:lsdException w:name="Light Grid Accent 6" w:semiHidden="0" w:uiPriority="62" w:unhideWhenUsed="0"/>
-    <w:lsdException w:name="Medium Shading 1 Accent 6" w:semiHidden="0" w:uiPriority="63" w:unhideWhenUsed="0"/>
-    <w:lsdException w:name="Medium Shading 2 Accent 6" w:semiHidden="0" w:uiPriority="64" w:unhideWhenUsed="0"/>
-    <w:lsdException w:name="Medium List 1 Accent 6" w:semiHidden="0" w:uiPriority="65" w:unhideWhenUsed="0"/>
-    <w:lsdException w:name="Medium List 2 Accent 6" w:semiHidden="0" w:uiPriority="66" w:unhideWhenUsed="0"/>
-    <w:lsdException w:name="Medium Grid 1 Accent 6" w:semiHidden="0" w:uiPriority="67" w:unhideWhenUsed="0"/>
-    <w:lsdException w:name="Medium Grid 2 Accent 6" w:semiHidden="0" w:uiPriority="68" w:unhideWhenUsed="0"/>
-    <w:lsdException w:name="Medium Grid 3 Accent 6" w:semiHidden="0" w:uiPriority="69" w:unhideWhenUsed="0"/>
-    <w:lsdException w:name="Dark List Accent 6" w:semiHidden="0" w:uiPriority="70" w:unhideWhenUsed="0"/>
-    <w:lsdException w:name="Colorful Shading Accent 6" w:semiHidden="0" w:uiPriority="71" w:unhideWhenUsed="0"/>
-    <w:lsdException w:name="Colorful List Accent 6" w:semiHidden="0" w:uiPriority="72" w:unhideWhenUsed="0"/>
-    <w:lsdException w:name="Colorful Grid Accent 6" w:semiHidden="0" w:uiPriority="73" w:unhideWhenUsed="0"/>
+  <w:latentStyles w:count="260" w:defQFormat="0" w:defUnhideWhenUsed="1" w:defSemiHidden="1" w:defUIPriority="99" w:defLockedState="0">
+    <w:lsdException w:qFormat="1" w:unhideWhenUsed="0" w:uiPriority="0" w:semiHidden="0" w:name="Normal"/>
+    <w:lsdException w:qFormat="1" w:unhideWhenUsed="0" w:uiPriority="0" w:semiHidden="0" w:name="heading 1"/>
+    <w:lsdException w:qFormat="1" w:uiPriority="0" w:semiHidden="0" w:name="heading 2"/>
+    <w:lsdException w:qFormat="1" w:uiPriority="0" w:name="heading 3"/>
+    <w:lsdException w:qFormat="1" w:uiPriority="0" w:semiHidden="0" w:name="heading 4"/>
+    <w:lsdException w:qFormat="1" w:uiPriority="0" w:name="heading 5"/>
+    <w:lsdException w:qFormat="1" w:uiPriority="0" w:name="heading 6"/>
+    <w:lsdException w:qFormat="1" w:uiPriority="0" w:name="heading 7"/>
+    <w:lsdException w:qFormat="1" w:uiPriority="0" w:name="heading 8"/>
+    <w:lsdException w:qFormat="1" w:uiPriority="0" w:name="heading 9"/>
+    <w:lsdException w:unhideWhenUsed="0" w:uiPriority="0" w:semiHidden="0" w:name="index 1"/>
+    <w:lsdException w:unhideWhenUsed="0" w:uiPriority="0" w:semiHidden="0" w:name="index 2"/>
+    <w:lsdException w:unhideWhenUsed="0" w:uiPriority="0" w:semiHidden="0" w:name="index 3"/>
+    <w:lsdException w:unhideWhenUsed="0" w:uiPriority="0" w:semiHidden="0" w:name="index 4"/>
+    <w:lsdException w:unhideWhenUsed="0" w:uiPriority="0" w:semiHidden="0" w:name="index 5"/>
+    <w:lsdException w:unhideWhenUsed="0" w:uiPriority="0" w:semiHidden="0" w:name="index 6"/>
+    <w:lsdException w:unhideWhenUsed="0" w:uiPriority="0" w:semiHidden="0" w:name="index 7"/>
+    <w:lsdException w:unhideWhenUsed="0" w:uiPriority="0" w:semiHidden="0" w:name="index 8"/>
+    <w:lsdException w:unhideWhenUsed="0" w:uiPriority="0" w:semiHidden="0" w:name="index 9"/>
+    <w:lsdException w:qFormat="1" w:unhideWhenUsed="0" w:uiPriority="0" w:semiHidden="0" w:name="toc 1"/>
+    <w:lsdException w:qFormat="1" w:unhideWhenUsed="0" w:uiPriority="0" w:semiHidden="0" w:name="toc 2"/>
+    <w:lsdException w:qFormat="1" w:unhideWhenUsed="0" w:uiPriority="0" w:semiHidden="0" w:name="toc 3"/>
+    <w:lsdException w:unhideWhenUsed="0" w:uiPriority="0" w:semiHidden="0" w:name="toc 4"/>
+    <w:lsdException w:unhideWhenUsed="0" w:uiPriority="0" w:semiHidden="0" w:name="toc 5"/>
+    <w:lsdException w:unhideWhenUsed="0" w:uiPriority="0" w:semiHidden="0" w:name="toc 6"/>
+    <w:lsdException w:unhideWhenUsed="0" w:uiPriority="0" w:semiHidden="0" w:name="toc 7"/>
+    <w:lsdException w:unhideWhenUsed="0" w:uiPriority="0" w:semiHidden="0" w:name="toc 8"/>
+    <w:lsdException w:unhideWhenUsed="0" w:uiPriority="0" w:semiHidden="0" w:name="toc 9"/>
+    <w:lsdException w:unhideWhenUsed="0" w:uiPriority="0" w:semiHidden="0" w:name="Normal Indent"/>
+    <w:lsdException w:unhideWhenUsed="0" w:uiPriority="0" w:semiHidden="0" w:name="footnote text"/>
+    <w:lsdException w:qFormat="1" w:unhideWhenUsed="0" w:uiPriority="0" w:semiHidden="0" w:name="annotation text"/>
+    <w:lsdException w:qFormat="1" w:unhideWhenUsed="0" w:uiPriority="0" w:semiHidden="0" w:name="header"/>
+    <w:lsdException w:qFormat="1" w:unhideWhenUsed="0" w:uiPriority="0" w:semiHidden="0" w:name="footer"/>
+    <w:lsdException w:unhideWhenUsed="0" w:uiPriority="0" w:semiHidden="0" w:name="index heading"/>
+    <w:lsdException w:qFormat="1" w:uiPriority="0" w:name="caption"/>
+    <w:lsdException w:unhideWhenUsed="0" w:uiPriority="0" w:semiHidden="0" w:name="table of figures"/>
+    <w:lsdException w:unhideWhenUsed="0" w:uiPriority="0" w:semiHidden="0" w:name="envelope address"/>
+    <w:lsdException w:unhideWhenUsed="0" w:uiPriority="0" w:semiHidden="0" w:name="envelope return"/>
+    <w:lsdException w:unhideWhenUsed="0" w:uiPriority="0" w:semiHidden="0" w:name="footnote reference"/>
+    <w:lsdException w:unhideWhenUsed="0" w:uiPriority="0" w:semiHidden="0" w:name="annotation reference"/>
+    <w:lsdException w:unhideWhenUsed="0" w:uiPriority="0" w:semiHidden="0" w:name="line number"/>
+    <w:lsdException w:unhideWhenUsed="0" w:uiPriority="0" w:semiHidden="0" w:name="page number"/>
+    <w:lsdException w:unhideWhenUsed="0" w:uiPriority="0" w:semiHidden="0" w:name="endnote reference"/>
+    <w:lsdException w:unhideWhenUsed="0" w:uiPriority="0" w:semiHidden="0" w:name="endnote text"/>
+    <w:lsdException w:unhideWhenUsed="0" w:uiPriority="0" w:semiHidden="0" w:name="table of authorities"/>
+    <w:lsdException w:unhideWhenUsed="0" w:uiPriority="0" w:semiHidden="0" w:name="macro"/>
+    <w:lsdException w:unhideWhenUsed="0" w:uiPriority="0" w:semiHidden="0" w:name="toa heading"/>
+    <w:lsdException w:unhideWhenUsed="0" w:uiPriority="0" w:semiHidden="0" w:name="List"/>
+    <w:lsdException w:unhideWhenUsed="0" w:uiPriority="0" w:semiHidden="0" w:name="List Bullet"/>
+    <w:lsdException w:unhideWhenUsed="0" w:uiPriority="0" w:semiHidden="0" w:name="List Number"/>
+    <w:lsdException w:unhideWhenUsed="0" w:uiPriority="0" w:semiHidden="0" w:name="List 2"/>
+    <w:lsdException w:unhideWhenUsed="0" w:uiPriority="0" w:semiHidden="0" w:name="List 3"/>
+    <w:lsdException w:unhideWhenUsed="0" w:uiPriority="0" w:semiHidden="0" w:name="List 4"/>
+    <w:lsdException w:unhideWhenUsed="0" w:uiPriority="0" w:semiHidden="0" w:name="List 5"/>
+    <w:lsdException w:unhideWhenUsed="0" w:uiPriority="0" w:semiHidden="0" w:name="List Bullet 2"/>
+    <w:lsdException w:unhideWhenUsed="0" w:uiPriority="0" w:semiHidden="0" w:name="List Bullet 3"/>
+    <w:lsdException w:unhideWhenUsed="0" w:uiPriority="0" w:semiHidden="0" w:name="List Bullet 4"/>
+    <w:lsdException w:unhideWhenUsed="0" w:uiPriority="0" w:semiHidden="0" w:name="List Bullet 5"/>
+    <w:lsdException w:unhideWhenUsed="0" w:uiPriority="0" w:semiHidden="0" w:name="List Number 2"/>
+    <w:lsdException w:unhideWhenUsed="0" w:uiPriority="0" w:semiHidden="0" w:name="List Number 3"/>
+    <w:lsdException w:unhideWhenUsed="0" w:uiPriority="0" w:semiHidden="0" w:name="List Number 4"/>
+    <w:lsdException w:unhideWhenUsed="0" w:uiPriority="0" w:semiHidden="0" w:name="List Number 5"/>
+    <w:lsdException w:qFormat="1" w:unhideWhenUsed="0" w:uiPriority="0" w:semiHidden="0" w:name="Title"/>
+    <w:lsdException w:unhideWhenUsed="0" w:uiPriority="0" w:semiHidden="0" w:name="Closing"/>
+    <w:lsdException w:unhideWhenUsed="0" w:uiPriority="0" w:semiHidden="0" w:name="Signature"/>
+    <w:lsdException w:qFormat="1" w:unhideWhenUsed="0" w:uiPriority="0" w:name="Default Paragraph Font"/>
+    <w:lsdException w:qFormat="1" w:unhideWhenUsed="0" w:uiPriority="0" w:name="Body Text"/>
+    <w:lsdException w:unhideWhenUsed="0" w:uiPriority="0" w:semiHidden="0" w:name="Body Text Indent"/>
+    <w:lsdException w:unhideWhenUsed="0" w:uiPriority="0" w:semiHidden="0" w:name="List Continue"/>
+    <w:lsdException w:unhideWhenUsed="0" w:uiPriority="0" w:semiHidden="0" w:name="List Continue 2"/>
+    <w:lsdException w:unhideWhenUsed="0" w:uiPriority="0" w:semiHidden="0" w:name="List Continue 3"/>
+    <w:lsdException w:unhideWhenUsed="0" w:uiPriority="0" w:semiHidden="0" w:name="List Continue 4"/>
+    <w:lsdException w:unhideWhenUsed="0" w:uiPriority="0" w:semiHidden="0" w:name="List Continue 5"/>
+    <w:lsdException w:unhideWhenUsed="0" w:uiPriority="0" w:semiHidden="0" w:name="Message Header"/>
+    <w:lsdException w:qFormat="1" w:unhideWhenUsed="0" w:uiPriority="0" w:semiHidden="0" w:name="Subtitle"/>
+    <w:lsdException w:unhideWhenUsed="0" w:uiPriority="0" w:semiHidden="0" w:name="Salutation"/>
+    <w:lsdException w:unhideWhenUsed="0" w:uiPriority="0" w:semiHidden="0" w:name="Date"/>
+    <w:lsdException w:unhideWhenUsed="0" w:uiPriority="0" w:semiHidden="0" w:name="Body Text First Indent"/>
+    <w:lsdException w:unhideWhenUsed="0" w:uiPriority="0" w:semiHidden="0" w:name="Body Text First Indent 2"/>
+    <w:lsdException w:uiPriority="99" w:name="Note Heading"/>
+    <w:lsdException w:unhideWhenUsed="0" w:uiPriority="0" w:semiHidden="0" w:name="Body Text 2"/>
+    <w:lsdException w:unhideWhenUsed="0" w:uiPriority="0" w:semiHidden="0" w:name="Body Text 3"/>
+    <w:lsdException w:unhideWhenUsed="0" w:uiPriority="0" w:semiHidden="0" w:name="Body Text Indent 2"/>
+    <w:lsdException w:unhideWhenUsed="0" w:uiPriority="0" w:semiHidden="0" w:name="Body Text Indent 3"/>
+    <w:lsdException w:unhideWhenUsed="0" w:uiPriority="0" w:semiHidden="0" w:name="Block Text"/>
+    <w:lsdException w:unhideWhenUsed="0" w:uiPriority="0" w:semiHidden="0" w:name="Hyperlink"/>
+    <w:lsdException w:unhideWhenUsed="0" w:uiPriority="0" w:semiHidden="0" w:name="FollowedHyperlink"/>
+    <w:lsdException w:qFormat="1" w:unhideWhenUsed="0" w:uiPriority="0" w:semiHidden="0" w:name="Strong"/>
+    <w:lsdException w:qFormat="1" w:unhideWhenUsed="0" w:uiPriority="0" w:semiHidden="0" w:name="Emphasis"/>
+    <w:lsdException w:unhideWhenUsed="0" w:uiPriority="0" w:semiHidden="0" w:name="Document Map"/>
+    <w:lsdException w:unhideWhenUsed="0" w:uiPriority="0" w:semiHidden="0" w:name="Plain Text"/>
+    <w:lsdException w:unhideWhenUsed="0" w:uiPriority="0" w:semiHidden="0" w:name="E-mail Signature"/>
+    <w:lsdException w:qFormat="1" w:unhideWhenUsed="0" w:uiPriority="0" w:semiHidden="0" w:name="Normal (Web)"/>
+    <w:lsdException w:unhideWhenUsed="0" w:uiPriority="0" w:semiHidden="0" w:name="HTML Acronym"/>
+    <w:lsdException w:unhideWhenUsed="0" w:uiPriority="0" w:semiHidden="0" w:name="HTML Address"/>
+    <w:lsdException w:unhideWhenUsed="0" w:uiPriority="0" w:semiHidden="0" w:name="HTML Cite"/>
+    <w:lsdException w:unhideWhenUsed="0" w:uiPriority="0" w:semiHidden="0" w:name="HTML Code"/>
+    <w:lsdException w:unhideWhenUsed="0" w:uiPriority="0" w:semiHidden="0" w:name="HTML Definition"/>
+    <w:lsdException w:unhideWhenUsed="0" w:uiPriority="0" w:semiHidden="0" w:name="HTML Keyboard"/>
+    <w:lsdException w:unhideWhenUsed="0" w:uiPriority="0" w:semiHidden="0" w:name="HTML Preformatted"/>
+    <w:lsdException w:unhideWhenUsed="0" w:uiPriority="0" w:semiHidden="0" w:name="HTML Sample"/>
+    <w:lsdException w:unhideWhenUsed="0" w:uiPriority="0" w:semiHidden="0" w:name="HTML Typewriter"/>
+    <w:lsdException w:unhideWhenUsed="0" w:uiPriority="0" w:semiHidden="0" w:name="HTML Variable"/>
+    <w:lsdException w:qFormat="1" w:unhideWhenUsed="0" w:uiPriority="0" w:name="Normal Table"/>
+    <w:lsdException w:unhideWhenUsed="0" w:uiPriority="0" w:semiHidden="0" w:name="annotation subject"/>
+    <w:lsdException w:unhideWhenUsed="0" w:uiPriority="0" w:semiHidden="0" w:name="Table Simple 1"/>
+    <w:lsdException w:unhideWhenUsed="0" w:uiPriority="0" w:semiHidden="0" w:name="Table Simple 2"/>
+    <w:lsdException w:unhideWhenUsed="0" w:uiPriority="0" w:semiHidden="0" w:name="Table Simple 3"/>
+    <w:lsdException w:unhideWhenUsed="0" w:uiPriority="0" w:semiHidden="0" w:name="Table Classic 1"/>
+    <w:lsdException w:unhideWhenUsed="0" w:uiPriority="0" w:semiHidden="0" w:name="Table Classic 2"/>
+    <w:lsdException w:unhideWhenUsed="0" w:uiPriority="0" w:semiHidden="0" w:name="Table Classic 3"/>
+    <w:lsdException w:unhideWhenUsed="0" w:uiPriority="0" w:semiHidden="0" w:name="Table Classic 4"/>
+    <w:lsdException w:unhideWhenUsed="0" w:uiPriority="0" w:semiHidden="0" w:name="Table Colorful 1"/>
+    <w:lsdException w:unhideWhenUsed="0" w:uiPriority="0" w:semiHidden="0" w:name="Table Colorful 2"/>
+    <w:lsdException w:unhideWhenUsed="0" w:uiPriority="0" w:semiHidden="0" w:name="Table Colorful 3"/>
+    <w:lsdException w:unhideWhenUsed="0" w:uiPriority="0" w:semiHidden="0" w:name="Table Columns 1"/>
+    <w:lsdException w:unhideWhenUsed="0" w:uiPriority="0" w:semiHidden="0" w:name="Table Columns 2"/>
+    <w:lsdException w:unhideWhenUsed="0" w:uiPriority="0" w:semiHidden="0" w:name="Table Columns 3"/>
+    <w:lsdException w:unhideWhenUsed="0" w:uiPriority="0" w:semiHidden="0" w:name="Table Columns 4"/>
+    <w:lsdException w:unhideWhenUsed="0" w:uiPriority="0" w:semiHidden="0" w:name="Table Columns 5"/>
+    <w:lsdException w:unhideWhenUsed="0" w:uiPriority="0" w:semiHidden="0" w:name="Table Grid 1"/>
+    <w:lsdException w:unhideWhenUsed="0" w:uiPriority="0" w:semiHidden="0" w:name="Table Grid 2"/>
+    <w:lsdException w:unhideWhenUsed="0" w:uiPriority="0" w:semiHidden="0" w:name="Table Grid 3"/>
+    <w:lsdException w:unhideWhenUsed="0" w:uiPriority="0" w:semiHidden="0" w:name="Table Grid 4"/>
+    <w:lsdException w:unhideWhenUsed="0" w:uiPriority="0" w:semiHidden="0" w:name="Table Grid 5"/>
+    <w:lsdException w:unhideWhenUsed="0" w:uiPriority="0" w:semiHidden="0" w:name="Table Grid 6"/>
+    <w:lsdException w:unhideWhenUsed="0" w:uiPriority="0" w:semiHidden="0" w:name="Table Grid 7"/>
+    <w:lsdException w:unhideWhenUsed="0" w:uiPriority="0" w:semiHidden="0" w:name="Table Grid 8"/>
+    <w:lsdException w:unhideWhenUsed="0" w:uiPriority="0" w:semiHidden="0" w:name="Table List 1"/>
+    <w:lsdException w:unhideWhenUsed="0" w:uiPriority="0" w:semiHidden="0" w:name="Table List 2"/>
+    <w:lsdException w:unhideWhenUsed="0" w:uiPriority="0" w:semiHidden="0" w:name="Table List 3"/>
+    <w:lsdException w:unhideWhenUsed="0" w:uiPriority="0" w:semiHidden="0" w:name="Table List 4"/>
+    <w:lsdException w:unhideWhenUsed="0" w:uiPriority="0" w:semiHidden="0" w:name="Table List 5"/>
+    <w:lsdException w:unhideWhenUsed="0" w:uiPriority="0" w:semiHidden="0" w:name="Table List 6"/>
+    <w:lsdException w:unhideWhenUsed="0" w:uiPriority="0" w:semiHidden="0" w:name="Table List 7"/>
+    <w:lsdException w:unhideWhenUsed="0" w:uiPriority="0" w:semiHidden="0" w:name="Table List 8"/>
+    <w:lsdException w:unhideWhenUsed="0" w:uiPriority="0" w:semiHidden="0" w:name="Table 3D effects 1"/>
+    <w:lsdException w:unhideWhenUsed="0" w:uiPriority="0" w:semiHidden="0" w:name="Table 3D effects 2"/>
+    <w:lsdException w:unhideWhenUsed="0" w:uiPriority="0" w:semiHidden="0" w:name="Table 3D effects 3"/>
+    <w:lsdException w:unhideWhenUsed="0" w:uiPriority="0" w:semiHidden="0" w:name="Table Contemporary"/>
+    <w:lsdException w:unhideWhenUsed="0" w:uiPriority="0" w:semiHidden="0" w:name="Table Elegant"/>
+    <w:lsdException w:unhideWhenUsed="0" w:uiPriority="0" w:semiHidden="0" w:name="Table Professional"/>
+    <w:lsdException w:unhideWhenUsed="0" w:uiPriority="0" w:semiHidden="0" w:name="Table Subtle 1"/>
+    <w:lsdException w:unhideWhenUsed="0" w:uiPriority="0" w:semiHidden="0" w:name="Table Subtle 2"/>
+    <w:lsdException w:unhideWhenUsed="0" w:uiPriority="0" w:semiHidden="0" w:name="Table Web 1"/>
+    <w:lsdException w:unhideWhenUsed="0" w:uiPriority="0" w:semiHidden="0" w:name="Table Web 2"/>
+    <w:lsdException w:unhideWhenUsed="0" w:uiPriority="0" w:semiHidden="0" w:name="Table Web 3"/>
+    <w:lsdException w:unhideWhenUsed="0" w:uiPriority="0" w:semiHidden="0" w:name="Balloon Text"/>
+    <w:lsdException w:qFormat="1" w:unhideWhenUsed="0" w:uiPriority="0" w:semiHidden="0" w:name="Table Grid"/>
+    <w:lsdException w:unhideWhenUsed="0" w:uiPriority="0" w:semiHidden="0" w:name="Table Theme"/>
+    <w:lsdException w:unhideWhenUsed="0" w:uiPriority="60" w:semiHidden="0" w:name="Light Shading"/>
+    <w:lsdException w:unhideWhenUsed="0" w:uiPriority="61" w:semiHidden="0" w:name="Light List"/>
+    <w:lsdException w:unhideWhenUsed="0" w:uiPriority="62" w:semiHidden="0" w:name="Light Grid"/>
+    <w:lsdException w:unhideWhenUsed="0" w:uiPriority="63" w:semiHidden="0" w:name="Medium Shading 1"/>
+    <w:lsdException w:unhideWhenUsed="0" w:uiPriority="64" w:semiHidden="0" w:name="Medium Shading 2"/>
+    <w:lsdException w:unhideWhenUsed="0" w:uiPriority="65" w:semiHidden="0" w:name="Medium List 1"/>
+    <w:lsdException w:unhideWhenUsed="0" w:uiPriority="66" w:semiHidden="0" w:name="Medium List 2"/>
+    <w:lsdException w:unhideWhenUsed="0" w:uiPriority="67" w:semiHidden="0" w:name="Medium Grid 1"/>
+    <w:lsdException w:unhideWhenUsed="0" w:uiPriority="68" w:semiHidden="0" w:name="Medium Grid 2"/>
+    <w:lsdException w:unhideWhenUsed="0" w:uiPriority="69" w:semiHidden="0" w:name="Medium Grid 3"/>
+    <w:lsdException w:unhideWhenUsed="0" w:uiPriority="70" w:semiHidden="0" w:name="Dark List"/>
+    <w:lsdException w:unhideWhenUsed="0" w:uiPriority="71" w:semiHidden="0" w:name="Colorful Shading"/>
+    <w:lsdException w:unhideWhenUsed="0" w:uiPriority="72" w:semiHidden="0" w:name="Colorful List"/>
+    <w:lsdException w:unhideWhenUsed="0" w:uiPriority="73" w:semiHidden="0" w:name="Colorful Grid"/>
+    <w:lsdException w:unhideWhenUsed="0" w:uiPriority="60" w:semiHidden="0" w:name="Light Shading Accent 1"/>
+    <w:lsdException w:unhideWhenUsed="0" w:uiPriority="61" w:semiHidden="0" w:name="Light List Accent 1"/>
+    <w:lsdException w:unhideWhenUsed="0" w:uiPriority="62" w:semiHidden="0" w:name="Light Grid Accent 1"/>
+    <w:lsdException w:unhideWhenUsed="0" w:uiPriority="63" w:semiHidden="0" w:name="Medium Shading 1 Accent 1"/>
+    <w:lsdException w:unhideWhenUsed="0" w:uiPriority="64" w:semiHidden="0" w:name="Medium Shading 2 Accent 1"/>
+    <w:lsdException w:unhideWhenUsed="0" w:uiPriority="65" w:semiHidden="0" w:name="Medium List 1 Accent 1"/>
+    <w:lsdException w:unhideWhenUsed="0" w:uiPriority="66" w:semiHidden="0" w:name="Medium List 2 Accent 1"/>
+    <w:lsdException w:unhideWhenUsed="0" w:uiPriority="67" w:semiHidden="0" w:name="Medium Grid 1 Accent 1"/>
+    <w:lsdException w:unhideWhenUsed="0" w:uiPriority="68" w:semiHidden="0" w:name="Medium Grid 2 Accent 1"/>
+    <w:lsdException w:unhideWhenUsed="0" w:uiPriority="69" w:semiHidden="0" w:name="Medium Grid 3 Accent 1"/>
+    <w:lsdException w:unhideWhenUsed="0" w:uiPriority="70" w:semiHidden="0" w:name="Dark List Accent 1"/>
+    <w:lsdException w:unhideWhenUsed="0" w:uiPriority="71" w:semiHidden="0" w:name="Colorful Shading Accent 1"/>
+    <w:lsdException w:unhideWhenUsed="0" w:uiPriority="72" w:semiHidden="0" w:name="Colorful List Accent 1"/>
+    <w:lsdException w:unhideWhenUsed="0" w:uiPriority="73" w:semiHidden="0" w:name="Colorful Grid Accent 1"/>
+    <w:lsdException w:unhideWhenUsed="0" w:uiPriority="60" w:semiHidden="0" w:name="Light Shading Accent 2"/>
+    <w:lsdException w:unhideWhenUsed="0" w:uiPriority="61" w:semiHidden="0" w:name="Light List Accent 2"/>
+    <w:lsdException w:unhideWhenUsed="0" w:uiPriority="62" w:semiHidden="0" w:name="Light Grid Accent 2"/>
+    <w:lsdException w:unhideWhenUsed="0" w:uiPriority="63" w:semiHidden="0" w:name="Medium Shading 1 Accent 2"/>
+    <w:lsdException w:unhideWhenUsed="0" w:uiPriority="64" w:semiHidden="0" w:name="Medium Shading 2 Accent 2"/>
+    <w:lsdException w:unhideWhenUsed="0" w:uiPriority="65" w:semiHidden="0" w:name="Medium List 1 Accent 2"/>
+    <w:lsdException w:unhideWhenUsed="0" w:uiPriority="66" w:semiHidden="0" w:name="Medium List 2 Accent 2"/>
+    <w:lsdException w:unhideWhenUsed="0" w:uiPriority="67" w:semiHidden="0" w:name="Medium Grid 1 Accent 2"/>
+    <w:lsdException w:unhideWhenUsed="0" w:uiPriority="68" w:semiHidden="0" w:name="Medium Grid 2 Accent 2"/>
+    <w:lsdException w:unhideWhenUsed="0" w:uiPriority="69" w:semiHidden="0" w:name="Medium Grid 3 Accent 2"/>
+    <w:lsdException w:unhideWhenUsed="0" w:uiPriority="70" w:semiHidden="0" w:name="Dark List Accent 2"/>
+    <w:lsdException w:unhideWhenUsed="0" w:uiPriority="71" w:semiHidden="0" w:name="Colorful Shading Accent 2"/>
+    <w:lsdException w:unhideWhenUsed="0" w:uiPriority="72" w:semiHidden="0" w:name="Colorful List Accent 2"/>
+    <w:lsdException w:unhideWhenUsed="0" w:uiPriority="73" w:semiHidden="0" w:name="Colorful Grid Accent 2"/>
+    <w:lsdException w:unhideWhenUsed="0" w:uiPriority="60" w:semiHidden="0" w:name="Light Shading Accent 3"/>
+    <w:lsdException w:unhideWhenUsed="0" w:uiPriority="61" w:semiHidden="0" w:name="Light List Accent 3"/>
+    <w:lsdException w:unhideWhenUsed="0" w:uiPriority="62" w:semiHidden="0" w:name="Light Grid Accent 3"/>
+    <w:lsdException w:unhideWhenUsed="0" w:uiPriority="63" w:semiHidden="0" w:name="Medium Shading 1 Accent 3"/>
+    <w:lsdException w:unhideWhenUsed="0" w:uiPriority="64" w:semiHidden="0" w:name="Medium Shading 2 Accent 3"/>
+    <w:lsdException w:unhideWhenUsed="0" w:uiPriority="65" w:semiHidden="0" w:name="Medium List 1 Accent 3"/>
+    <w:lsdException w:unhideWhenUsed="0" w:uiPriority="66" w:semiHidden="0" w:name="Medium List 2 Accent 3"/>
+    <w:lsdException w:unhideWhenUsed="0" w:uiPriority="67" w:semiHidden="0" w:name="Medium Grid 1 Accent 3"/>
+    <w:lsdException w:unhideWhenUsed="0" w:uiPriority="68" w:semiHidden="0" w:name="Medium Grid 2 Accent 3"/>
+    <w:lsdException w:unhideWhenUsed="0" w:uiPriority="69" w:semiHidden="0" w:name="Medium Grid 3 Accent 3"/>
+    <w:lsdException w:unhideWhenUsed="0" w:uiPriority="70" w:semiHidden="0" w:name="Dark List Accent 3"/>
+    <w:lsdException w:unhideWhenUsed="0" w:uiPriority="71" w:semiHidden="0" w:name="Colorful Shading Accent 3"/>
+    <w:lsdException w:unhideWhenUsed="0" w:uiPriority="72" w:semiHidden="0" w:name="Colorful List Accent 3"/>
+    <w:lsdException w:unhideWhenUsed="0" w:uiPriority="73" w:semiHidden="0" w:name="Colorful Grid Accent 3"/>
+    <w:lsdException w:unhideWhenUsed="0" w:uiPriority="60" w:semiHidden="0" w:name="Light Shading Accent 4"/>
+    <w:lsdException w:unhideWhenUsed="0" w:uiPriority="61" w:semiHidden="0" w:name="Light List Accent 4"/>
+    <w:lsdException w:unhideWhenUsed="0" w:uiPriority="62" w:semiHidden="0" w:name="Light Grid Accent 4"/>
+    <w:lsdException w:unhideWhenUsed="0" w:uiPriority="63" w:semiHidden="0" w:name="Medium Shading 1 Accent 4"/>
+    <w:lsdException w:unhideWhenUsed="0" w:uiPriority="64" w:semiHidden="0" w:name="Medium Shading 2 Accent 4"/>
+    <w:lsdException w:unhideWhenUsed="0" w:uiPriority="65" w:semiHidden="0" w:name="Medium List 1 Accent 4"/>
+    <w:lsdException w:unhideWhenUsed="0" w:uiPriority="66" w:semiHidden="0" w:name="Medium List 2 Accent 4"/>
+    <w:lsdException w:unhideWhenUsed="0" w:uiPriority="67" w:semiHidden="0" w:name="Medium Grid 1 Accent 4"/>
+    <w:lsdException w:unhideWhenUsed="0" w:uiPriority="68" w:semiHidden="0" w:name="Medium Grid 2 Accent 4"/>
+    <w:lsdException w:unhideWhenUsed="0" w:uiPriority="69" w:semiHidden="0" w:name="Medium Grid 3 Accent 4"/>
+    <w:lsdException w:unhideWhenUsed="0" w:uiPriority="70" w:semiHidden="0" w:name="Dark List Accent 4"/>
+    <w:lsdException w:unhideWhenUsed="0" w:uiPriority="71" w:semiHidden="0" w:name="Colorful Shading Accent 4"/>
+    <w:lsdException w:unhideWhenUsed="0" w:uiPriority="72" w:semiHidden="0" w:name="Colorful List Accent 4"/>
+    <w:lsdException w:unhideWhenUsed="0" w:uiPriority="73" w:semiHidden="0" w:name="Colorful Grid Accent 4"/>
+    <w:lsdException w:unhideWhenUsed="0" w:uiPriority="60" w:semiHidden="0" w:name="Light Shading Accent 5"/>
+    <w:lsdException w:unhideWhenUsed="0" w:uiPriority="61" w:semiHidden="0" w:name="Light List Accent 5"/>
+    <w:lsdException w:unhideWhenUsed="0" w:uiPriority="62" w:semiHidden="0" w:name="Light Grid Accent 5"/>
+    <w:lsdException w:unhideWhenUsed="0" w:uiPriority="63" w:semiHidden="0" w:name="Medium Shading 1 Accent 5"/>
+    <w:lsdException w:unhideWhenUsed="0" w:uiPriority="64" w:semiHidden="0" w:name="Medium Shading 2 Accent 5"/>
+    <w:lsdException w:unhideWhenUsed="0" w:uiPriority="65" w:semiHidden="0" w:name="Medium List 1 Accent 5"/>
+    <w:lsdException w:unhideWhenUsed="0" w:uiPriority="66" w:semiHidden="0" w:name="Medium List 2 Accent 5"/>
+    <w:lsdException w:unhideWhenUsed="0" w:uiPriority="67" w:semiHidden="0" w:name="Medium Grid 1 Accent 5"/>
+    <w:lsdException w:unhideWhenUsed="0" w:uiPriority="68" w:semiHidden="0" w:name="Medium Grid 2 Accent 5"/>
+    <w:lsdException w:unhideWhenUsed="0" w:uiPriority="69" w:semiHidden="0" w:name="Medium Grid 3 Accent 5"/>
+    <w:lsdException w:unhideWhenUsed="0" w:uiPriority="70" w:semiHidden="0" w:name="Dark List Accent 5"/>
+    <w:lsdException w:unhideWhenUsed="0" w:uiPriority="71" w:semiHidden="0" w:name="Colorful Shading Accent 5"/>
+    <w:lsdException w:unhideWhenUsed="0" w:uiPriority="72" w:semiHidden="0" w:name="Colorful List Accent 5"/>
+    <w:lsdException w:unhideWhenUsed="0" w:uiPriority="73" w:semiHidden="0" w:name="Colorful Grid Accent 5"/>
+    <w:lsdException w:unhideWhenUsed="0" w:uiPriority="60" w:semiHidden="0" w:name="Light Shading Accent 6"/>
+    <w:lsdException w:unhideWhenUsed="0" w:uiPriority="61" w:semiHidden="0" w:name="Light List Accent 6"/>
+    <w:lsdException w:unhideWhenUsed="0" w:uiPriority="62" w:semiHidden="0" w:name="Light Grid Accent 6"/>
+    <w:lsdException w:unhideWhenUsed="0" w:uiPriority="63" w:semiHidden="0" w:name="Medium Shading 1 Accent 6"/>
+    <w:lsdException w:unhideWhenUsed="0" w:uiPriority="64" w:semiHidden="0" w:name="Medium Shading 2 Accent 6"/>
+    <w:lsdException w:unhideWhenUsed="0" w:uiPriority="65" w:semiHidden="0" w:name="Medium List 1 Accent 6"/>
+    <w:lsdException w:unhideWhenUsed="0" w:uiPriority="66" w:semiHidden="0" w:name="Medium List 2 Accent 6"/>
+    <w:lsdException w:unhideWhenUsed="0" w:uiPriority="67" w:semiHidden="0" w:name="Medium Grid 1 Accent 6"/>
+    <w:lsdException w:unhideWhenUsed="0" w:uiPriority="68" w:semiHidden="0" w:name="Medium Grid 2 Accent 6"/>
+    <w:lsdException w:unhideWhenUsed="0" w:uiPriority="69" w:semiHidden="0" w:name="Medium Grid 3 Accent 6"/>
+    <w:lsdException w:unhideWhenUsed="0" w:uiPriority="70" w:semiHidden="0" w:name="Dark List Accent 6"/>
+    <w:lsdException w:unhideWhenUsed="0" w:uiPriority="71" w:semiHidden="0" w:name="Colorful Shading Accent 6"/>
+    <w:lsdException w:unhideWhenUsed="0" w:uiPriority="72" w:semiHidden="0" w:name="Colorful List Accent 6"/>
+    <w:lsdException w:unhideWhenUsed="0" w:uiPriority="73" w:semiHidden="0" w:name="Colorful Grid Accent 6"/>
   </w:latentStyles>
-  <w:style w:type="paragraph" w:default="1" w:styleId="Normal">
+  <w:style w:type="paragraph" w:default="1" w:styleId="1">
     <w:name w:val="Normal"/>
     <w:qFormat/>
+    <w:uiPriority w:val="0"/>
     <w:pPr>
       <w:kinsoku w:val="0"/>
       <w:autoSpaceDE w:val="0"/>
@@ -7091,7 +7185,7 @@
       <w:textAlignment w:val="baseline"/>
     </w:pPr>
     <w:rPr>
-      <w:rFonts w:ascii="Arial" w:eastAsia="宋体" w:hAnsi="Arial" w:cs="Arial"/>
+      <w:rFonts w:ascii="Arial" w:hAnsi="Arial" w:eastAsia="宋体" w:cs="Arial"/>
       <w:snapToGrid w:val="0"/>
       <w:color w:val="000000"/>
       <w:kern w:val="0"/>
@@ -7100,11 +7194,12 @@
       <w:lang w:val="en-US" w:eastAsia="en-US" w:bidi="ar-SA"/>
     </w:rPr>
   </w:style>
-  <w:style w:type="paragraph" w:styleId="Heading1">
+  <w:style w:type="paragraph" w:styleId="2">
     <w:name w:val="heading 1"/>
-    <w:basedOn w:val="Normal"/>
-    <w:next w:val="Normal"/>
+    <w:basedOn w:val="1"/>
+    <w:next w:val="1"/>
     <w:qFormat/>
+    <w:uiPriority w:val="0"/>
     <w:pPr>
       <w:keepNext/>
       <w:keepLines/>
@@ -7122,12 +7217,13 @@
       <w:sz w:val="44"/>
     </w:rPr>
   </w:style>
-  <w:style w:type="paragraph" w:styleId="Heading2">
+  <w:style w:type="paragraph" w:styleId="3">
     <w:name w:val="heading 2"/>
-    <w:basedOn w:val="Normal"/>
-    <w:next w:val="Normal"/>
+    <w:basedOn w:val="1"/>
+    <w:next w:val="1"/>
     <w:unhideWhenUsed/>
     <w:qFormat/>
+    <w:uiPriority w:val="0"/>
     <w:pPr>
       <w:keepNext/>
       <w:keepLines/>
@@ -7140,18 +7236,19 @@
       <w:outlineLvl w:val="1"/>
     </w:pPr>
     <w:rPr>
-      <w:rFonts w:ascii="Arial" w:eastAsia="黑体" w:hAnsi="Arial"/>
+      <w:rFonts w:ascii="Arial" w:hAnsi="Arial" w:eastAsia="黑体"/>
       <w:b/>
       <w:sz w:val="32"/>
     </w:rPr>
   </w:style>
-  <w:style w:type="paragraph" w:styleId="Heading3">
+  <w:style w:type="paragraph" w:styleId="4">
     <w:name w:val="heading 3"/>
-    <w:basedOn w:val="Normal"/>
-    <w:next w:val="Normal"/>
+    <w:basedOn w:val="1"/>
+    <w:next w:val="1"/>
     <w:semiHidden/>
     <w:unhideWhenUsed/>
     <w:qFormat/>
+    <w:uiPriority w:val="0"/>
     <w:pPr>
       <w:keepNext/>
       <w:keepLines/>
@@ -7168,12 +7265,13 @@
       <w:sz w:val="32"/>
     </w:rPr>
   </w:style>
-  <w:style w:type="paragraph" w:styleId="Heading4">
+  <w:style w:type="paragraph" w:styleId="5">
     <w:name w:val="heading 4"/>
-    <w:basedOn w:val="Normal"/>
-    <w:next w:val="Normal"/>
+    <w:basedOn w:val="1"/>
+    <w:next w:val="1"/>
     <w:unhideWhenUsed/>
     <w:qFormat/>
+    <w:uiPriority w:val="0"/>
     <w:pPr>
       <w:keepNext/>
       <w:keepLines/>
@@ -7186,18 +7284,19 @@
       <w:outlineLvl w:val="3"/>
     </w:pPr>
     <w:rPr>
-      <w:rFonts w:ascii="Arial" w:eastAsia="黑体" w:hAnsi="Arial"/>
+      <w:rFonts w:ascii="Arial" w:hAnsi="Arial" w:eastAsia="黑体"/>
       <w:b/>
       <w:sz w:val="28"/>
     </w:rPr>
   </w:style>
-  <w:style w:type="paragraph" w:styleId="Heading5">
+  <w:style w:type="paragraph" w:styleId="6">
     <w:name w:val="heading 5"/>
-    <w:basedOn w:val="Normal"/>
-    <w:next w:val="Normal"/>
+    <w:basedOn w:val="1"/>
+    <w:next w:val="1"/>
     <w:semiHidden/>
     <w:unhideWhenUsed/>
     <w:qFormat/>
+    <w:uiPriority w:val="0"/>
     <w:pPr>
       <w:keepNext/>
       <w:keepLines/>
@@ -7214,13 +7313,14 @@
       <w:sz w:val="28"/>
     </w:rPr>
   </w:style>
-  <w:style w:type="paragraph" w:styleId="Heading6">
+  <w:style w:type="paragraph" w:styleId="7">
     <w:name w:val="heading 6"/>
-    <w:basedOn w:val="Normal"/>
-    <w:next w:val="Normal"/>
+    <w:basedOn w:val="1"/>
+    <w:next w:val="1"/>
     <w:semiHidden/>
     <w:unhideWhenUsed/>
     <w:qFormat/>
+    <w:uiPriority w:val="0"/>
     <w:pPr>
       <w:keepNext/>
       <w:keepLines/>
@@ -7233,18 +7333,19 @@
       <w:outlineLvl w:val="5"/>
     </w:pPr>
     <w:rPr>
-      <w:rFonts w:ascii="Arial" w:eastAsia="黑体" w:hAnsi="Arial"/>
+      <w:rFonts w:ascii="Arial" w:hAnsi="Arial" w:eastAsia="黑体"/>
       <w:b/>
       <w:sz w:val="24"/>
     </w:rPr>
   </w:style>
-  <w:style w:type="paragraph" w:styleId="Heading7">
+  <w:style w:type="paragraph" w:styleId="8">
     <w:name w:val="heading 7"/>
-    <w:basedOn w:val="Normal"/>
-    <w:next w:val="Normal"/>
+    <w:basedOn w:val="1"/>
+    <w:next w:val="1"/>
     <w:semiHidden/>
     <w:unhideWhenUsed/>
     <w:qFormat/>
+    <w:uiPriority w:val="0"/>
     <w:pPr>
       <w:keepNext/>
       <w:keepLines/>
@@ -7261,13 +7362,14 @@
       <w:sz w:val="24"/>
     </w:rPr>
   </w:style>
-  <w:style w:type="paragraph" w:styleId="Heading8">
+  <w:style w:type="paragraph" w:styleId="9">
     <w:name w:val="heading 8"/>
-    <w:basedOn w:val="Normal"/>
-    <w:next w:val="Normal"/>
+    <w:basedOn w:val="1"/>
+    <w:next w:val="1"/>
     <w:semiHidden/>
     <w:unhideWhenUsed/>
     <w:qFormat/>
+    <w:uiPriority w:val="0"/>
     <w:pPr>
       <w:keepNext/>
       <w:keepLines/>
@@ -7280,17 +7382,18 @@
       <w:outlineLvl w:val="7"/>
     </w:pPr>
     <w:rPr>
-      <w:rFonts w:ascii="Arial" w:eastAsia="黑体" w:hAnsi="Arial"/>
+      <w:rFonts w:ascii="Arial" w:hAnsi="Arial" w:eastAsia="黑体"/>
       <w:sz w:val="24"/>
     </w:rPr>
   </w:style>
-  <w:style w:type="paragraph" w:styleId="Heading9">
+  <w:style w:type="paragraph" w:styleId="10">
     <w:name w:val="heading 9"/>
-    <w:basedOn w:val="Normal"/>
-    <w:next w:val="Normal"/>
+    <w:basedOn w:val="1"/>
+    <w:next w:val="1"/>
     <w:semiHidden/>
     <w:unhideWhenUsed/>
     <w:qFormat/>
+    <w:uiPriority w:val="0"/>
     <w:pPr>
       <w:keepNext/>
       <w:keepLines/>
@@ -7303,19 +7406,21 @@
       <w:outlineLvl w:val="8"/>
     </w:pPr>
     <w:rPr>
-      <w:rFonts w:ascii="Arial" w:eastAsia="黑体" w:hAnsi="Arial"/>
+      <w:rFonts w:ascii="Arial" w:hAnsi="Arial" w:eastAsia="黑体"/>
       <w:sz w:val="21"/>
     </w:rPr>
   </w:style>
-  <w:style w:type="character" w:default="1" w:styleId="DefaultParagraphFont">
+  <w:style w:type="character" w:default="1" w:styleId="22">
     <w:name w:val="Default Paragraph Font"/>
     <w:semiHidden/>
     <w:qFormat/>
+    <w:uiPriority w:val="0"/>
   </w:style>
-  <w:style w:type="table" w:default="1" w:styleId="TableNormal">
+  <w:style w:type="table" w:default="1" w:styleId="20">
     <w:name w:val="Normal Table"/>
     <w:semiHidden/>
     <w:qFormat/>
+    <w:uiPriority w:val="0"/>
     <w:tblPr>
       <w:tblCellMar>
         <w:top w:w="0" w:type="dxa"/>
@@ -7325,39 +7430,43 @@
       </w:tblCellMar>
     </w:tblPr>
   </w:style>
-  <w:style w:type="paragraph" w:styleId="CommentText">
+  <w:style w:type="paragraph" w:styleId="11">
     <w:name w:val="annotation text"/>
-    <w:basedOn w:val="Normal"/>
+    <w:basedOn w:val="1"/>
     <w:qFormat/>
+    <w:uiPriority w:val="0"/>
     <w:pPr>
       <w:jc w:val="left"/>
     </w:pPr>
   </w:style>
-  <w:style w:type="paragraph" w:styleId="BodyText">
+  <w:style w:type="paragraph" w:styleId="12">
     <w:name w:val="Body Text"/>
-    <w:basedOn w:val="Normal"/>
+    <w:basedOn w:val="1"/>
     <w:semiHidden/>
     <w:qFormat/>
+    <w:uiPriority w:val="0"/>
     <w:rPr>
-      <w:rFonts w:ascii="Arial" w:eastAsia="Arial" w:hAnsi="Arial" w:cs="Arial"/>
+      <w:rFonts w:ascii="Arial" w:hAnsi="Arial" w:eastAsia="Arial" w:cs="Arial"/>
       <w:sz w:val="21"/>
       <w:szCs w:val="21"/>
       <w:lang w:val="en-US" w:eastAsia="en-US" w:bidi="ar-SA"/>
     </w:rPr>
   </w:style>
-  <w:style w:type="paragraph" w:styleId="TOC3">
+  <w:style w:type="paragraph" w:styleId="13">
     <w:name w:val="toc 3"/>
-    <w:basedOn w:val="Normal"/>
-    <w:next w:val="Normal"/>
+    <w:basedOn w:val="1"/>
+    <w:next w:val="1"/>
     <w:qFormat/>
+    <w:uiPriority w:val="0"/>
     <w:pPr>
       <w:ind w:left="840" w:leftChars="400"/>
     </w:pPr>
   </w:style>
-  <w:style w:type="paragraph" w:styleId="Footer">
+  <w:style w:type="paragraph" w:styleId="14">
     <w:name w:val="footer"/>
-    <w:basedOn w:val="Normal"/>
+    <w:basedOn w:val="1"/>
     <w:qFormat/>
+    <w:uiPriority w:val="0"/>
     <w:pPr>
       <w:tabs>
         <w:tab w:val="center" w:pos="4153"/>
@@ -7370,16 +7479,17 @@
       <w:sz w:val="18"/>
     </w:rPr>
   </w:style>
-  <w:style w:type="paragraph" w:styleId="Header">
+  <w:style w:type="paragraph" w:styleId="15">
     <w:name w:val="header"/>
-    <w:basedOn w:val="Normal"/>
+    <w:basedOn w:val="1"/>
     <w:qFormat/>
+    <w:uiPriority w:val="0"/>
     <w:pPr>
       <w:pBdr>
-        <w:top w:val="nil"/>
-        <w:left w:val="nil"/>
-        <w:bottom w:val="nil"/>
-        <w:right w:val="nil"/>
+        <w:top w:val="none" w:color="auto" w:sz="0" w:space="0"/>
+        <w:left w:val="none" w:color="auto" w:sz="0" w:space="0"/>
+        <w:bottom w:val="none" w:color="auto" w:sz="0" w:space="0"/>
+        <w:right w:val="none" w:color="auto" w:sz="0" w:space="0"/>
       </w:pBdr>
       <w:tabs>
         <w:tab w:val="center" w:pos="4153"/>
@@ -7394,37 +7504,41 @@
       <w:sz w:val="18"/>
     </w:rPr>
   </w:style>
-  <w:style w:type="paragraph" w:styleId="TOC1">
+  <w:style w:type="paragraph" w:styleId="16">
     <w:name w:val="toc 1"/>
-    <w:basedOn w:val="Normal"/>
-    <w:next w:val="Normal"/>
+    <w:basedOn w:val="1"/>
+    <w:next w:val="1"/>
     <w:qFormat/>
+    <w:uiPriority w:val="0"/>
     <w:rPr>
-      <w:rFonts w:ascii="Arial" w:eastAsia="Microsoft JhengHei" w:hAnsi="Arial"/>
+      <w:rFonts w:ascii="Arial" w:hAnsi="Arial" w:eastAsia="Microsoft JhengHei"/>
       <w:sz w:val="24"/>
     </w:rPr>
   </w:style>
-  <w:style w:type="paragraph" w:styleId="TOC2">
+  <w:style w:type="paragraph" w:styleId="17">
     <w:name w:val="toc 2"/>
-    <w:basedOn w:val="Normal"/>
-    <w:next w:val="Normal"/>
+    <w:basedOn w:val="1"/>
+    <w:next w:val="1"/>
     <w:qFormat/>
+    <w:uiPriority w:val="0"/>
     <w:pPr>
       <w:ind w:left="420" w:leftChars="200"/>
     </w:pPr>
   </w:style>
-  <w:style w:type="paragraph" w:styleId="NormalWeb">
+  <w:style w:type="paragraph" w:styleId="18">
     <w:name w:val="Normal (Web)"/>
-    <w:basedOn w:val="Normal"/>
+    <w:basedOn w:val="1"/>
     <w:qFormat/>
+    <w:uiPriority w:val="0"/>
     <w:rPr>
       <w:sz w:val="24"/>
     </w:rPr>
   </w:style>
-  <w:style w:type="paragraph" w:styleId="Title">
+  <w:style w:type="paragraph" w:styleId="19">
     <w:name w:val="Title"/>
-    <w:basedOn w:val="Normal"/>
+    <w:basedOn w:val="1"/>
     <w:qFormat/>
+    <w:uiPriority w:val="0"/>
     <w:pPr>
       <w:spacing w:before="240" w:beforeLines="0" w:beforeAutospacing="0" w:after="60" w:afterLines="0" w:afterAutospacing="0"/>
       <w:jc w:val="center"/>
@@ -7436,68 +7550,73 @@
       <w:sz w:val="32"/>
     </w:rPr>
   </w:style>
-  <w:style w:type="table" w:styleId="TableGrid">
+  <w:style w:type="table" w:styleId="21">
     <w:name w:val="Table Grid"/>
-    <w:basedOn w:val="TableNormal"/>
+    <w:basedOn w:val="20"/>
     <w:qFormat/>
+    <w:uiPriority w:val="0"/>
     <w:pPr>
       <w:widowControl w:val="0"/>
       <w:jc w:val="both"/>
     </w:pPr>
     <w:tblPr>
       <w:tblBorders>
-        <w:top w:val="single" w:sz="4" w:space="0" w:color="auto"/>
-        <w:left w:val="single" w:sz="4" w:space="0" w:color="auto"/>
-        <w:bottom w:val="single" w:sz="4" w:space="0" w:color="auto"/>
-        <w:right w:val="single" w:sz="4" w:space="0" w:color="auto"/>
-        <w:insideH w:val="single" w:sz="4" w:space="0" w:color="auto"/>
-        <w:insideV w:val="single" w:sz="4" w:space="0" w:color="auto"/>
+        <w:top w:val="single" w:color="auto" w:sz="4" w:space="0"/>
+        <w:left w:val="single" w:color="auto" w:sz="4" w:space="0"/>
+        <w:bottom w:val="single" w:color="auto" w:sz="4" w:space="0"/>
+        <w:right w:val="single" w:color="auto" w:sz="4" w:space="0"/>
+        <w:insideH w:val="single" w:color="auto" w:sz="4" w:space="0"/>
+        <w:insideV w:val="single" w:color="auto" w:sz="4" w:space="0"/>
       </w:tblBorders>
     </w:tblPr>
   </w:style>
-  <w:style w:type="character" w:styleId="Strong">
+  <w:style w:type="character" w:styleId="23">
     <w:name w:val="Strong"/>
-    <w:basedOn w:val="DefaultParagraphFont"/>
+    <w:basedOn w:val="22"/>
     <w:qFormat/>
+    <w:uiPriority w:val="0"/>
     <w:rPr>
       <w:b/>
     </w:rPr>
   </w:style>
-  <w:style w:type="paragraph" w:customStyle="1" w:styleId="a">
+  <w:style w:type="paragraph" w:customStyle="1" w:styleId="24">
     <w:name w:val="柴_公司名"/>
-    <w:basedOn w:val="Title"/>
+    <w:basedOn w:val="19"/>
     <w:qFormat/>
+    <w:uiPriority w:val="0"/>
     <w:pPr>
       <w:spacing w:after="600" w:afterLines="600"/>
     </w:pPr>
     <w:rPr>
-      <w:rFonts w:ascii="宋体" w:eastAsia="宋体" w:hAnsi="宋体" w:cs="宋体" w:hint="eastAsia"/>
+      <w:rFonts w:hint="eastAsia" w:ascii="宋体" w:hAnsi="宋体" w:eastAsia="宋体" w:cs="宋体"/>
       <w:bCs/>
       <w:spacing w:val="-6"/>
       <w:sz w:val="52"/>
       <w:szCs w:val="52"/>
     </w:rPr>
   </w:style>
-  <w:style w:type="paragraph" w:customStyle="1" w:styleId="a0">
+  <w:style w:type="paragraph" w:customStyle="1" w:styleId="25">
     <w:name w:val="柴_文档名"/>
-    <w:basedOn w:val="Title"/>
+    <w:basedOn w:val="19"/>
     <w:qFormat/>
+    <w:uiPriority w:val="0"/>
     <w:pPr>
       <w:spacing w:after="900" w:afterLines="900"/>
     </w:pPr>
     <w:rPr>
-      <w:rFonts w:ascii="黑体" w:eastAsia="黑体" w:hAnsi="黑体" w:cs="黑体"/>
+      <w:rFonts w:ascii="黑体" w:hAnsi="黑体" w:eastAsia="黑体" w:cs="黑体"/>
       <w:bCs/>
       <w:spacing w:val="-7"/>
       <w:sz w:val="52"/>
       <w:szCs w:val="52"/>
     </w:rPr>
   </w:style>
-  <w:style w:type="table" w:customStyle="1" w:styleId="TableNormal0">
+  <w:style w:type="table" w:customStyle="1" w:styleId="26">
     <w:name w:val="Table Normal_0"/>
     <w:semiHidden/>
     <w:unhideWhenUsed/>
     <w:qFormat/>
+    <w:uiPriority w:val="0"/>
     <w:tblPr>
       <w:tblCellMar>
         <w:top w:w="0" w:type="dxa"/>
@@ -7507,81 +7626,87 @@
       </w:tblCellMar>
     </w:tblPr>
   </w:style>
-  <w:style w:type="paragraph" w:customStyle="1" w:styleId="TableText">
+  <w:style w:type="paragraph" w:customStyle="1" w:styleId="27">
     <w:name w:val="Table Text"/>
-    <w:basedOn w:val="Normal"/>
+    <w:basedOn w:val="1"/>
     <w:semiHidden/>
     <w:qFormat/>
+    <w:uiPriority w:val="0"/>
     <w:rPr>
-      <w:rFonts w:ascii="宋体" w:eastAsia="宋体" w:hAnsi="宋体" w:cs="宋体"/>
+      <w:rFonts w:ascii="宋体" w:hAnsi="宋体" w:eastAsia="宋体" w:cs="宋体"/>
       <w:sz w:val="21"/>
       <w:szCs w:val="21"/>
       <w:lang w:val="en-US" w:eastAsia="en-US" w:bidi="ar-SA"/>
     </w:rPr>
   </w:style>
-  <w:style w:type="paragraph" w:customStyle="1" w:styleId="1">
+  <w:style w:type="paragraph" w:customStyle="1" w:styleId="28">
     <w:name w:val="柴_标题1"/>
-    <w:basedOn w:val="Heading1"/>
-    <w:next w:val="a1"/>
-    <w:link w:val="1Char"/>
+    <w:basedOn w:val="2"/>
+    <w:next w:val="29"/>
+    <w:link w:val="38"/>
     <w:qFormat/>
+    <w:uiPriority w:val="0"/>
     <w:pPr>
       <w:spacing w:before="100" w:after="90" w:line="360" w:lineRule="auto"/>
     </w:pPr>
     <w:rPr>
-      <w:rFonts w:ascii="Arial" w:eastAsia="宋体" w:hAnsi="Arial"/>
+      <w:rFonts w:ascii="Arial" w:hAnsi="Arial" w:eastAsia="宋体"/>
       <w:sz w:val="32"/>
     </w:rPr>
   </w:style>
-  <w:style w:type="paragraph" w:customStyle="1" w:styleId="a1">
+  <w:style w:type="paragraph" w:customStyle="1" w:styleId="29">
     <w:name w:val="柴_正文"/>
-    <w:basedOn w:val="BodyText"/>
-    <w:link w:val="Char"/>
+    <w:basedOn w:val="12"/>
+    <w:link w:val="41"/>
     <w:qFormat/>
+    <w:uiPriority w:val="0"/>
     <w:pPr>
       <w:spacing w:line="360" w:lineRule="auto"/>
       <w:ind w:firstLine="470" w:firstLineChars="200"/>
     </w:pPr>
     <w:rPr>
-      <w:rFonts w:ascii="Arial" w:eastAsia="宋体" w:hAnsi="Arial"/>
+      <w:rFonts w:ascii="Arial" w:hAnsi="Arial" w:eastAsia="宋体"/>
       <w:sz w:val="24"/>
       <w:lang w:eastAsia="zh-CN"/>
     </w:rPr>
   </w:style>
-  <w:style w:type="paragraph" w:customStyle="1" w:styleId="2">
+  <w:style w:type="paragraph" w:customStyle="1" w:styleId="30">
     <w:name w:val="柴_标题2"/>
-    <w:basedOn w:val="Heading2"/>
-    <w:next w:val="a1"/>
+    <w:basedOn w:val="3"/>
+    <w:next w:val="29"/>
     <w:qFormat/>
+    <w:uiPriority w:val="0"/>
     <w:pPr>
       <w:spacing w:line="360" w:lineRule="auto"/>
     </w:pPr>
     <w:rPr>
-      <w:rFonts w:ascii="Arial" w:eastAsia="宋体" w:hAnsi="Arial"/>
+      <w:rFonts w:ascii="Arial" w:hAnsi="Arial" w:eastAsia="宋体"/>
       <w:sz w:val="28"/>
     </w:rPr>
   </w:style>
-  <w:style w:type="paragraph" w:customStyle="1" w:styleId="3">
+  <w:style w:type="paragraph" w:customStyle="1" w:styleId="31">
     <w:name w:val="柴_标题3"/>
-    <w:basedOn w:val="Heading3"/>
-    <w:next w:val="a1"/>
+    <w:basedOn w:val="4"/>
+    <w:next w:val="29"/>
     <w:qFormat/>
+    <w:uiPriority w:val="0"/>
     <w:pPr>
       <w:spacing w:line="360" w:lineRule="auto"/>
       <w:ind w:left="0" w:firstLine="472" w:firstLineChars="200"/>
     </w:pPr>
     <w:rPr>
-      <w:rFonts w:ascii="宋体" w:eastAsia="宋体" w:hAnsi="宋体" w:cs="宋体"/>
+      <w:rFonts w:ascii="宋体" w:hAnsi="宋体" w:eastAsia="宋体" w:cs="宋体"/>
       <w:spacing w:val="-2"/>
       <w:sz w:val="24"/>
       <w:szCs w:val="24"/>
     </w:rPr>
   </w:style>
-  <w:style w:type="paragraph" w:customStyle="1" w:styleId="a2">
+  <w:style w:type="paragraph" w:customStyle="1" w:styleId="32">
     <w:name w:val="柴_目录"/>
-    <w:basedOn w:val="Normal"/>
-    <w:next w:val="BodyText"/>
+    <w:basedOn w:val="1"/>
+    <w:next w:val="12"/>
     <w:qFormat/>
+    <w:uiPriority w:val="0"/>
     <w:pPr>
       <w:tabs>
         <w:tab w:val="right" w:leader="dot" w:pos="8442"/>
@@ -7589,59 +7714,64 @@
       <w:ind w:left="0" w:leftChars="0"/>
     </w:pPr>
     <w:rPr>
-      <w:rFonts w:ascii="Arial" w:eastAsia="Microsoft JhengHei" w:hAnsi="Arial"/>
+      <w:rFonts w:ascii="Arial" w:hAnsi="Arial" w:eastAsia="Microsoft JhengHei"/>
       <w:sz w:val="24"/>
     </w:rPr>
   </w:style>
-  <w:style w:type="paragraph" w:customStyle="1" w:styleId="WPSOffice1">
+  <w:style w:type="paragraph" w:customStyle="1" w:styleId="33">
     <w:name w:val="WPSOffice手动目录 1"/>
     <w:qFormat/>
+    <w:uiPriority w:val="0"/>
     <w:pPr>
       <w:ind w:leftChars="0"/>
     </w:pPr>
     <w:rPr>
-      <w:rFonts w:ascii="Times New Roman" w:eastAsia="宋体" w:hAnsi="Times New Roman" w:cs="Times New Roman"/>
+      <w:rFonts w:ascii="Times New Roman" w:hAnsi="Times New Roman" w:eastAsia="宋体" w:cs="Times New Roman"/>
       <w:sz w:val="20"/>
       <w:szCs w:val="20"/>
     </w:rPr>
   </w:style>
-  <w:style w:type="paragraph" w:customStyle="1" w:styleId="WPSOffice2">
+  <w:style w:type="paragraph" w:customStyle="1" w:styleId="34">
     <w:name w:val="WPSOffice手动目录 2"/>
     <w:qFormat/>
+    <w:uiPriority w:val="0"/>
     <w:pPr>
       <w:ind w:leftChars="200"/>
     </w:pPr>
     <w:rPr>
-      <w:rFonts w:ascii="Times New Roman" w:eastAsia="宋体" w:hAnsi="Times New Roman" w:cs="Times New Roman"/>
+      <w:rFonts w:ascii="Times New Roman" w:hAnsi="Times New Roman" w:eastAsia="宋体" w:cs="Times New Roman"/>
       <w:sz w:val="20"/>
       <w:szCs w:val="20"/>
     </w:rPr>
   </w:style>
-  <w:style w:type="paragraph" w:customStyle="1" w:styleId="WPSOffice3">
+  <w:style w:type="paragraph" w:customStyle="1" w:styleId="35">
     <w:name w:val="WPSOffice手动目录 3"/>
     <w:qFormat/>
+    <w:uiPriority w:val="0"/>
     <w:pPr>
       <w:ind w:leftChars="400"/>
     </w:pPr>
     <w:rPr>
-      <w:rFonts w:ascii="Times New Roman" w:eastAsia="宋体" w:hAnsi="Times New Roman" w:cs="Times New Roman"/>
+      <w:rFonts w:ascii="Times New Roman" w:hAnsi="Times New Roman" w:eastAsia="宋体" w:cs="Times New Roman"/>
       <w:sz w:val="20"/>
       <w:szCs w:val="20"/>
     </w:rPr>
   </w:style>
-  <w:style w:type="paragraph" w:customStyle="1" w:styleId="Compact">
+  <w:style w:type="paragraph" w:customStyle="1" w:styleId="36">
     <w:name w:val="Compact"/>
-    <w:basedOn w:val="BodyText"/>
+    <w:basedOn w:val="12"/>
     <w:qFormat/>
+    <w:uiPriority w:val="0"/>
     <w:pPr>
       <w:spacing w:before="36" w:after="36"/>
     </w:pPr>
   </w:style>
-  <w:style w:type="table" w:customStyle="1" w:styleId="Table">
+  <w:style w:type="table" w:customStyle="1" w:styleId="37">
     <w:name w:val="Table"/>
     <w:semiHidden/>
     <w:unhideWhenUsed/>
     <w:qFormat/>
+    <w:uiPriority w:val="0"/>
     <w:tblPr>
       <w:tblCellMar>
         <w:top w:w="0" w:type="dxa"/>
@@ -7653,25 +7783,27 @@
     <w:tblStylePr w:type="firstRow">
       <w:tcPr>
         <w:tcBorders>
-          <w:bottom w:val="single" w:sz="0" w:space="0" w:color="auto"/>
+          <w:bottom w:val="single" w:color="auto" w:sz="0" w:space="0"/>
         </w:tcBorders>
         <w:vAlign w:val="bottom"/>
       </w:tcPr>
     </w:tblStylePr>
   </w:style>
-  <w:style w:type="character" w:customStyle="1" w:styleId="1Char">
+  <w:style w:type="character" w:customStyle="1" w:styleId="38">
     <w:name w:val="柴_标题1 Char"/>
-    <w:link w:val="1"/>
+    <w:link w:val="28"/>
     <w:qFormat/>
+    <w:uiPriority w:val="0"/>
     <w:rPr>
-      <w:rFonts w:ascii="Arial" w:eastAsia="宋体" w:hAnsi="Arial"/>
+      <w:rFonts w:ascii="Arial" w:hAnsi="Arial" w:eastAsia="宋体"/>
       <w:sz w:val="32"/>
     </w:rPr>
   </w:style>
-  <w:style w:type="paragraph" w:customStyle="1" w:styleId="a3">
+  <w:style w:type="paragraph" w:customStyle="1" w:styleId="39">
     <w:name w:val="柴_正文_无缩进"/>
-    <w:basedOn w:val="Normal"/>
+    <w:basedOn w:val="1"/>
     <w:qFormat/>
+    <w:uiPriority w:val="0"/>
     <w:pPr>
       <w:ind w:firstLine="0" w:firstLineChars="0"/>
     </w:pPr>
@@ -7681,29 +7813,31 @@
       <w:lang w:eastAsia="zh-CN"/>
     </w:rPr>
   </w:style>
-  <w:style w:type="paragraph" w:customStyle="1" w:styleId="4">
+  <w:style w:type="paragraph" w:customStyle="1" w:styleId="40">
     <w:name w:val="柴_标题4"/>
-    <w:basedOn w:val="Heading4"/>
-    <w:next w:val="Normal"/>
+    <w:basedOn w:val="5"/>
+    <w:next w:val="1"/>
     <w:qFormat/>
+    <w:uiPriority w:val="0"/>
     <w:pPr>
       <w:widowControl w:val="0"/>
       <w:spacing w:before="160" w:line="360" w:lineRule="auto"/>
-      <w:ind w:left="981" w:hanging="862" w:leftChars="300"/>
+      <w:ind w:left="981" w:leftChars="300" w:hanging="862"/>
     </w:pPr>
     <w:rPr>
-      <w:rFonts w:ascii="Calibri" w:eastAsia="宋体" w:hAnsi="Calibri" w:cs="宋体" w:hint="eastAsia"/>
+      <w:rFonts w:hint="eastAsia" w:ascii="Calibri" w:hAnsi="Calibri" w:eastAsia="宋体" w:cs="宋体"/>
       <w:sz w:val="24"/>
       <w:szCs w:val="24"/>
       <w:lang w:eastAsia="zh-CN" w:bidi="zh-CN"/>
     </w:rPr>
   </w:style>
-  <w:style w:type="character" w:customStyle="1" w:styleId="Char">
+  <w:style w:type="character" w:customStyle="1" w:styleId="41">
     <w:name w:val="柴_正文 Char"/>
-    <w:link w:val="a1"/>
+    <w:link w:val="29"/>
     <w:qFormat/>
+    <w:uiPriority w:val="0"/>
     <w:rPr>
-      <w:rFonts w:ascii="Arial" w:eastAsia="宋体" w:hAnsi="Arial"/>
+      <w:rFonts w:ascii="Arial" w:hAnsi="Arial" w:eastAsia="宋体"/>
       <w:sz w:val="24"/>
       <w:lang w:eastAsia="zh-CN"/>
     </w:rPr>
